--- a/dossier-deets-apprentissage/word/06_Notice_evaluation_des_competences.docx
+++ b/dossier-deets-apprentissage/word/06_Notice_evaluation_des_competences.docx
@@ -8,27 +8,38 @@
       </w:pPr>
       <w:r>
         <w:rPr>
-          <w:rFonts w:ascii="Arial" w:cs="Arial" w:eastAsia="Arial" w:hAnsi="Arial"/>
+          <w:rFonts w:ascii="Montserrat" w:cs="Montserrat" w:eastAsia="Montserrat" w:hAnsi="Montserrat"/>
           <w:b/>
           <w:bCs/>
-          <w:color w:val="1F3A5F"/>
-          <w:sz w:val="36"/>
-          <w:szCs w:val="36"/>
-        </w:rPr>
-        <w:t xml:space="preserve">YEBA FORMATIONS</w:t>
+          <w:color w:val="1B3A6B"/>
+          <w:sz w:val="40"/>
+          <w:szCs w:val="40"/>
+        </w:rPr>
+        <w:t xml:space="preserve">YEBA</w:t>
+      </w:r>
+      <w:r>
+        <w:rPr>
+          <w:rFonts w:ascii="Montserrat" w:cs="Montserrat" w:eastAsia="Montserrat" w:hAnsi="Montserrat"/>
+          <w:b/>
+          <w:bCs/>
+          <w:color w:val="C9AB4C"/>
+          <w:sz w:val="40"/>
+          <w:szCs w:val="40"/>
+        </w:rPr>
+        <w:t xml:space="preserve">  FORMATIONS</w:t>
       </w:r>
     </w:p>
     <w:p>
       <w:pPr>
         <w:pBdr>
-          <w:bottom w:val="single" w:color="C8691C" w:sz="12" w:space="6"/>
+          <w:bottom w:val="single" w:color="C9AB4C" w:sz="12" w:space="6"/>
         </w:pBdr>
         <w:spacing w:after="240"/>
       </w:pPr>
       <w:r>
         <w:rPr>
-          <w:rFonts w:ascii="Arial" w:cs="Arial" w:eastAsia="Arial" w:hAnsi="Arial"/>
-          <w:color w:val="595959"/>
+          <w:rFonts w:ascii="Inter" w:cs="Inter" w:eastAsia="Inter" w:hAnsi="Inter"/>
+          <w:color w:val="4D4D4D"/>
           <w:sz w:val="20"/>
           <w:szCs w:val="20"/>
         </w:rPr>
@@ -41,10 +52,10 @@
       </w:pPr>
       <w:r>
         <w:rPr>
-          <w:rFonts w:ascii="Arial" w:cs="Arial" w:eastAsia="Arial" w:hAnsi="Arial"/>
+          <w:rFonts w:ascii="Montserrat" w:cs="Montserrat" w:eastAsia="Montserrat" w:hAnsi="Montserrat"/>
           <w:b/>
           <w:bCs/>
-          <w:color w:val="C8691C"/>
+          <w:color w:val="4D4D4D"/>
           <w:sz w:val="24"/>
           <w:szCs w:val="24"/>
         </w:rPr>
@@ -57,10 +68,10 @@
       </w:pPr>
       <w:r>
         <w:rPr>
-          <w:rFonts w:ascii="Arial" w:cs="Arial" w:eastAsia="Arial" w:hAnsi="Arial"/>
+          <w:rFonts w:ascii="Montserrat" w:cs="Montserrat" w:eastAsia="Montserrat" w:hAnsi="Montserrat"/>
           <w:b/>
           <w:bCs/>
-          <w:color w:val="1F3A5F"/>
+          <w:color w:val="1B3A6B"/>
           <w:sz w:val="32"/>
           <w:szCs w:val="32"/>
         </w:rPr>
@@ -91,21 +102,21 @@
         <w:tc>
           <w:tcPr>
             <w:tcW w:type="dxa" w:w="2600"/>
-            <w:shd w:fill="1F3A5F" w:color="auto" w:val="clear"/>
-            <w:tcMar>
-              <w:top w:type="dxa" w:w="60"/>
-              <w:left w:type="dxa" w:w="90"/>
-              <w:bottom w:type="dxa" w:w="60"/>
-              <w:right w:type="dxa" w:w="90"/>
-            </w:tcMar>
-          </w:tcPr>
-          <w:p>
-            <w:pPr>
-              <w:spacing w:after="40"/>
-            </w:pPr>
-            <w:r>
-              <w:rPr>
-                <w:rFonts w:ascii="Arial" w:cs="Arial" w:eastAsia="Arial" w:hAnsi="Arial"/>
+            <w:shd w:fill="1B3A6B" w:color="auto" w:val="clear"/>
+            <w:tcMar>
+              <w:top w:type="dxa" w:w="60"/>
+              <w:left w:type="dxa" w:w="90"/>
+              <w:bottom w:type="dxa" w:w="60"/>
+              <w:right w:type="dxa" w:w="90"/>
+            </w:tcMar>
+          </w:tcPr>
+          <w:p>
+            <w:pPr>
+              <w:spacing w:after="40"/>
+            </w:pPr>
+            <w:r>
+              <w:rPr>
+                <w:rFonts w:ascii="Inter" w:cs="Inter" w:eastAsia="Inter" w:hAnsi="Inter"/>
                 <w:b/>
                 <w:bCs/>
                 <w:color w:val="FFFFFF"/>
@@ -117,21 +128,21 @@
         <w:tc>
           <w:tcPr>
             <w:tcW w:type="dxa" w:w="7038"/>
-            <w:shd w:fill="1F3A5F" w:color="auto" w:val="clear"/>
-            <w:tcMar>
-              <w:top w:type="dxa" w:w="60"/>
-              <w:left w:type="dxa" w:w="90"/>
-              <w:bottom w:type="dxa" w:w="60"/>
-              <w:right w:type="dxa" w:w="90"/>
-            </w:tcMar>
-          </w:tcPr>
-          <w:p>
-            <w:pPr>
-              <w:spacing w:after="40"/>
-            </w:pPr>
-            <w:r>
-              <w:rPr>
-                <w:rFonts w:ascii="Arial" w:cs="Arial" w:eastAsia="Arial" w:hAnsi="Arial"/>
+            <w:shd w:fill="1B3A6B" w:color="auto" w:val="clear"/>
+            <w:tcMar>
+              <w:top w:type="dxa" w:w="60"/>
+              <w:left w:type="dxa" w:w="90"/>
+              <w:bottom w:type="dxa" w:w="60"/>
+              <w:right w:type="dxa" w:w="90"/>
+            </w:tcMar>
+          </w:tcPr>
+          <w:p>
+            <w:pPr>
+              <w:spacing w:after="40"/>
+            </w:pPr>
+            <w:r>
+              <w:rPr>
+                <w:rFonts w:ascii="Inter" w:cs="Inter" w:eastAsia="Inter" w:hAnsi="Inter"/>
                 <w:b/>
                 <w:bCs/>
                 <w:color w:val="FFFFFF"/>
@@ -161,7 +172,7 @@
             </w:pPr>
             <w:r>
               <w:rPr>
-                <w:rFonts w:ascii="Arial" w:cs="Arial" w:eastAsia="Arial" w:hAnsi="Arial"/>
+                <w:rFonts w:ascii="Inter" w:cs="Inter" w:eastAsia="Inter" w:hAnsi="Inter"/>
               </w:rPr>
               <w:t xml:space="preserve">Destinataire</w:t>
             </w:r>
@@ -183,7 +194,7 @@
             </w:pPr>
             <w:r>
               <w:rPr>
-                <w:rFonts w:ascii="Arial" w:cs="Arial" w:eastAsia="Arial" w:hAnsi="Arial"/>
+                <w:rFonts w:ascii="Inter" w:cs="Inter" w:eastAsia="Inter" w:hAnsi="Inter"/>
               </w:rPr>
               <w:t xml:space="preserve">DEETS La Réunion — Service de contrôle de la formation professionnelle</w:t>
             </w:r>
@@ -197,21 +208,21 @@
         <w:tc>
           <w:tcPr>
             <w:tcW w:type="dxa" w:w="2600"/>
-            <w:shd w:fill="EAF0F6" w:color="auto" w:val="clear"/>
-            <w:tcMar>
-              <w:top w:type="dxa" w:w="60"/>
-              <w:left w:type="dxa" w:w="90"/>
-              <w:bottom w:type="dxa" w:w="60"/>
-              <w:right w:type="dxa" w:w="90"/>
-            </w:tcMar>
-          </w:tcPr>
-          <w:p>
-            <w:pPr>
-              <w:spacing w:after="40"/>
-            </w:pPr>
-            <w:r>
-              <w:rPr>
-                <w:rFonts w:ascii="Arial" w:cs="Arial" w:eastAsia="Arial" w:hAnsi="Arial"/>
+            <w:shd w:fill="EEF1F6" w:color="auto" w:val="clear"/>
+            <w:tcMar>
+              <w:top w:type="dxa" w:w="60"/>
+              <w:left w:type="dxa" w:w="90"/>
+              <w:bottom w:type="dxa" w:w="60"/>
+              <w:right w:type="dxa" w:w="90"/>
+            </w:tcMar>
+          </w:tcPr>
+          <w:p>
+            <w:pPr>
+              <w:spacing w:after="40"/>
+            </w:pPr>
+            <w:r>
+              <w:rPr>
+                <w:rFonts w:ascii="Inter" w:cs="Inter" w:eastAsia="Inter" w:hAnsi="Inter"/>
               </w:rPr>
               <w:t xml:space="preserve">Référence</w:t>
             </w:r>
@@ -220,21 +231,21 @@
         <w:tc>
           <w:tcPr>
             <w:tcW w:type="dxa" w:w="7038"/>
-            <w:shd w:fill="EAF0F6" w:color="auto" w:val="clear"/>
-            <w:tcMar>
-              <w:top w:type="dxa" w:w="60"/>
-              <w:left w:type="dxa" w:w="90"/>
-              <w:bottom w:type="dxa" w:w="60"/>
-              <w:right w:type="dxa" w:w="90"/>
-            </w:tcMar>
-          </w:tcPr>
-          <w:p>
-            <w:pPr>
-              <w:spacing w:after="40"/>
-            </w:pPr>
-            <w:r>
-              <w:rPr>
-                <w:rFonts w:ascii="Arial" w:cs="Arial" w:eastAsia="Arial" w:hAnsi="Arial"/>
+            <w:shd w:fill="EEF1F6" w:color="auto" w:val="clear"/>
+            <w:tcMar>
+              <w:top w:type="dxa" w:w="60"/>
+              <w:left w:type="dxa" w:w="90"/>
+              <w:bottom w:type="dxa" w:w="60"/>
+              <w:right w:type="dxa" w:w="90"/>
+            </w:tcMar>
+          </w:tcPr>
+          <w:p>
+            <w:pPr>
+              <w:spacing w:after="40"/>
+            </w:pPr>
+            <w:r>
+              <w:rPr>
+                <w:rFonts w:ascii="Inter" w:cs="Inter" w:eastAsia="Inter" w:hAnsi="Inter"/>
               </w:rPr>
               <w:t xml:space="preserve">Courriel de la DEETS du 20 octobre 2026 — instruction au titre de l’article L.6351-5 du Code du travail</w:t>
             </w:r>
@@ -261,7 +272,7 @@
             </w:pPr>
             <w:r>
               <w:rPr>
-                <w:rFonts w:ascii="Arial" w:cs="Arial" w:eastAsia="Arial" w:hAnsi="Arial"/>
+                <w:rFonts w:ascii="Inter" w:cs="Inter" w:eastAsia="Inter" w:hAnsi="Inter"/>
               </w:rPr>
               <w:t xml:space="preserve">Objet de la pièce</w:t>
             </w:r>
@@ -283,7 +294,7 @@
             </w:pPr>
             <w:r>
               <w:rPr>
-                <w:rFonts w:ascii="Arial" w:cs="Arial" w:eastAsia="Arial" w:hAnsi="Arial"/>
+                <w:rFonts w:ascii="Inter" w:cs="Inter" w:eastAsia="Inter" w:hAnsi="Inter"/>
               </w:rPr>
               <w:t xml:space="preserve">Organisation de l’évaluation des compétences (positionnement, évaluations formatives, contrôle continu, évaluations certificatives) et calendrier.</w:t>
             </w:r>
@@ -297,21 +308,21 @@
         <w:tc>
           <w:tcPr>
             <w:tcW w:type="dxa" w:w="2600"/>
-            <w:shd w:fill="EAF0F6" w:color="auto" w:val="clear"/>
-            <w:tcMar>
-              <w:top w:type="dxa" w:w="60"/>
-              <w:left w:type="dxa" w:w="90"/>
-              <w:bottom w:type="dxa" w:w="60"/>
-              <w:right w:type="dxa" w:w="90"/>
-            </w:tcMar>
-          </w:tcPr>
-          <w:p>
-            <w:pPr>
-              <w:spacing w:after="40"/>
-            </w:pPr>
-            <w:r>
-              <w:rPr>
-                <w:rFonts w:ascii="Arial" w:cs="Arial" w:eastAsia="Arial" w:hAnsi="Arial"/>
+            <w:shd w:fill="EEF1F6" w:color="auto" w:val="clear"/>
+            <w:tcMar>
+              <w:top w:type="dxa" w:w="60"/>
+              <w:left w:type="dxa" w:w="90"/>
+              <w:bottom w:type="dxa" w:w="60"/>
+              <w:right w:type="dxa" w:w="90"/>
+            </w:tcMar>
+          </w:tcPr>
+          <w:p>
+            <w:pPr>
+              <w:spacing w:after="40"/>
+            </w:pPr>
+            <w:r>
+              <w:rPr>
+                <w:rFonts w:ascii="Inter" w:cs="Inter" w:eastAsia="Inter" w:hAnsi="Inter"/>
               </w:rPr>
               <w:t xml:space="preserve">Organisme</w:t>
             </w:r>
@@ -320,23 +331,23 @@
         <w:tc>
           <w:tcPr>
             <w:tcW w:type="dxa" w:w="7038"/>
-            <w:shd w:fill="EAF0F6" w:color="auto" w:val="clear"/>
-            <w:tcMar>
-              <w:top w:type="dxa" w:w="60"/>
-              <w:left w:type="dxa" w:w="90"/>
-              <w:bottom w:type="dxa" w:w="60"/>
-              <w:right w:type="dxa" w:w="90"/>
-            </w:tcMar>
-          </w:tcPr>
-          <w:p>
-            <w:pPr>
-              <w:spacing w:after="40"/>
-            </w:pPr>
-            <w:r>
-              <w:rPr>
-                <w:rFonts w:ascii="Arial" w:cs="Arial" w:eastAsia="Arial" w:hAnsi="Arial"/>
-              </w:rPr>
-              <w:t xml:space="preserve">YEBA FORMATIONS — SIRET 814 622 262 00032 — NDA 04973676397</w:t>
+            <w:shd w:fill="EEF1F6" w:color="auto" w:val="clear"/>
+            <w:tcMar>
+              <w:top w:type="dxa" w:w="60"/>
+              <w:left w:type="dxa" w:w="90"/>
+              <w:bottom w:type="dxa" w:w="60"/>
+              <w:right w:type="dxa" w:w="90"/>
+            </w:tcMar>
+          </w:tcPr>
+          <w:p>
+            <w:pPr>
+              <w:spacing w:after="40"/>
+            </w:pPr>
+            <w:r>
+              <w:rPr>
+                <w:rFonts w:ascii="Inter" w:cs="Inter" w:eastAsia="Inter" w:hAnsi="Inter"/>
+              </w:rPr>
+              <w:t xml:space="preserve">YEBA FORMATIONS — SIRET 814 622 262 00032 — NDA 04973676397 — UAI 9742022E</w:t>
             </w:r>
           </w:p>
         </w:tc>
@@ -361,9 +372,9 @@
             </w:pPr>
             <w:r>
               <w:rPr>
-                <w:rFonts w:ascii="Arial" w:cs="Arial" w:eastAsia="Arial" w:hAnsi="Arial"/>
-              </w:rPr>
-              <w:t xml:space="preserve">Certification Qualiopi</w:t>
+                <w:rFonts w:ascii="Inter" w:cs="Inter" w:eastAsia="Inter" w:hAnsi="Inter"/>
+              </w:rPr>
+              <w:t xml:space="preserve">Lieu de formation</w:t>
             </w:r>
           </w:p>
         </w:tc>
@@ -383,19 +394,9 @@
             </w:pPr>
             <w:r>
               <w:rPr>
-                <w:rFonts w:ascii="Arial" w:cs="Arial" w:eastAsia="Arial" w:hAnsi="Arial"/>
-              </w:rPr>
-              <w:t xml:space="preserve">n° 25FOR02027.1 — </w:t>
-            </w:r>
-            <w:r>
-              <w:rPr>
-                <w:rFonts w:ascii="Arial" w:cs="Arial" w:eastAsia="Arial" w:hAnsi="Arial"/>
-                <w:b/>
-                <w:bCs/>
-                <w:highlight w:val="yellow"/>
-                <w:highlightCs w:val="yellow"/>
-              </w:rPr>
-              <w:t xml:space="preserve">[préciser si la catégorie « actions de formation par apprentissage » est déjà couverte ou en cours d’extension]</w:t>
+                <w:rFonts w:ascii="Inter" w:cs="Inter" w:eastAsia="Inter" w:hAnsi="Inter"/>
+              </w:rPr>
+              <w:t xml:space="preserve">7 rue Henri Cornu, Immeuble Rodrigue 2, Technopole Réunion / Technor, 97490 Sainte-Clotilde (Saint-Denis)</w:t>
             </w:r>
           </w:p>
         </w:tc>
@@ -407,46 +408,46 @@
         <w:tc>
           <w:tcPr>
             <w:tcW w:type="dxa" w:w="2600"/>
-            <w:shd w:fill="EAF0F6" w:color="auto" w:val="clear"/>
-            <w:tcMar>
-              <w:top w:type="dxa" w:w="60"/>
-              <w:left w:type="dxa" w:w="90"/>
-              <w:bottom w:type="dxa" w:w="60"/>
-              <w:right w:type="dxa" w:w="90"/>
-            </w:tcMar>
-          </w:tcPr>
-          <w:p>
-            <w:pPr>
-              <w:spacing w:after="40"/>
-            </w:pPr>
-            <w:r>
-              <w:rPr>
-                <w:rFonts w:ascii="Arial" w:cs="Arial" w:eastAsia="Arial" w:hAnsi="Arial"/>
-              </w:rPr>
-              <w:t xml:space="preserve">Responsable</w:t>
+            <w:shd w:fill="EEF1F6" w:color="auto" w:val="clear"/>
+            <w:tcMar>
+              <w:top w:type="dxa" w:w="60"/>
+              <w:left w:type="dxa" w:w="90"/>
+              <w:bottom w:type="dxa" w:w="60"/>
+              <w:right w:type="dxa" w:w="90"/>
+            </w:tcMar>
+          </w:tcPr>
+          <w:p>
+            <w:pPr>
+              <w:spacing w:after="40"/>
+            </w:pPr>
+            <w:r>
+              <w:rPr>
+                <w:rFonts w:ascii="Inter" w:cs="Inter" w:eastAsia="Inter" w:hAnsi="Inter"/>
+              </w:rPr>
+              <w:t xml:space="preserve">Certification Qualiopi</w:t>
             </w:r>
           </w:p>
         </w:tc>
         <w:tc>
           <w:tcPr>
             <w:tcW w:type="dxa" w:w="7038"/>
-            <w:shd w:fill="EAF0F6" w:color="auto" w:val="clear"/>
-            <w:tcMar>
-              <w:top w:type="dxa" w:w="60"/>
-              <w:left w:type="dxa" w:w="90"/>
-              <w:bottom w:type="dxa" w:w="60"/>
-              <w:right w:type="dxa" w:w="90"/>
-            </w:tcMar>
-          </w:tcPr>
-          <w:p>
-            <w:pPr>
-              <w:spacing w:after="40"/>
-            </w:pPr>
-            <w:r>
-              <w:rPr>
-                <w:rFonts w:ascii="Arial" w:cs="Arial" w:eastAsia="Arial" w:hAnsi="Arial"/>
-              </w:rPr>
-              <w:t xml:space="preserve">Aurélien LUMEKA, Directeur</w:t>
+            <w:shd w:fill="EEF1F6" w:color="auto" w:val="clear"/>
+            <w:tcMar>
+              <w:top w:type="dxa" w:w="60"/>
+              <w:left w:type="dxa" w:w="90"/>
+              <w:bottom w:type="dxa" w:w="60"/>
+              <w:right w:type="dxa" w:w="90"/>
+            </w:tcMar>
+          </w:tcPr>
+          <w:p>
+            <w:pPr>
+              <w:spacing w:after="40"/>
+            </w:pPr>
+            <w:r>
+              <w:rPr>
+                <w:rFonts w:ascii="Inter" w:cs="Inter" w:eastAsia="Inter" w:hAnsi="Inter"/>
+              </w:rPr>
+              <w:t xml:space="preserve">n° 25FOR02027.1 (actions de formation). Extension à la catégorie « actions de formation par apprentissage » engagée : l’audit d’extension sera réalisé dès l’entrée en formation du premier apprenti (courriel de l’organisme certificateur du 14/10/2026).</w:t>
             </w:r>
           </w:p>
         </w:tc>
@@ -471,7 +472,57 @@
             </w:pPr>
             <w:r>
               <w:rPr>
-                <w:rFonts w:ascii="Arial" w:cs="Arial" w:eastAsia="Arial" w:hAnsi="Arial"/>
+                <w:rFonts w:ascii="Inter" w:cs="Inter" w:eastAsia="Inter" w:hAnsi="Inter"/>
+              </w:rPr>
+              <w:t xml:space="preserve">Responsable</w:t>
+            </w:r>
+          </w:p>
+        </w:tc>
+        <w:tc>
+          <w:tcPr>
+            <w:tcW w:type="dxa" w:w="7038"/>
+            <w:tcMar>
+              <w:top w:type="dxa" w:w="60"/>
+              <w:left w:type="dxa" w:w="90"/>
+              <w:bottom w:type="dxa" w:w="60"/>
+              <w:right w:type="dxa" w:w="90"/>
+            </w:tcMar>
+          </w:tcPr>
+          <w:p>
+            <w:pPr>
+              <w:spacing w:after="40"/>
+            </w:pPr>
+            <w:r>
+              <w:rPr>
+                <w:rFonts w:ascii="Inter" w:cs="Inter" w:eastAsia="Inter" w:hAnsi="Inter"/>
+              </w:rPr>
+              <w:t xml:space="preserve">Aurélien LUMEKA, Directeur</w:t>
+            </w:r>
+          </w:p>
+        </w:tc>
+      </w:tr>
+      <w:tr>
+        <w:trPr>
+          <w:cantSplit/>
+        </w:trPr>
+        <w:tc>
+          <w:tcPr>
+            <w:tcW w:type="dxa" w:w="2600"/>
+            <w:shd w:fill="EEF1F6" w:color="auto" w:val="clear"/>
+            <w:tcMar>
+              <w:top w:type="dxa" w:w="60"/>
+              <w:left w:type="dxa" w:w="90"/>
+              <w:bottom w:type="dxa" w:w="60"/>
+              <w:right w:type="dxa" w:w="90"/>
+            </w:tcMar>
+          </w:tcPr>
+          <w:p>
+            <w:pPr>
+              <w:spacing w:after="40"/>
+            </w:pPr>
+            <w:r>
+              <w:rPr>
+                <w:rFonts w:ascii="Inter" w:cs="Inter" w:eastAsia="Inter" w:hAnsi="Inter"/>
               </w:rPr>
               <w:t xml:space="preserve">Version</w:t>
             </w:r>
@@ -480,22 +531,23 @@
         <w:tc>
           <w:tcPr>
             <w:tcW w:type="dxa" w:w="7038"/>
-            <w:tcMar>
-              <w:top w:type="dxa" w:w="60"/>
-              <w:left w:type="dxa" w:w="90"/>
-              <w:bottom w:type="dxa" w:w="60"/>
-              <w:right w:type="dxa" w:w="90"/>
-            </w:tcMar>
-          </w:tcPr>
-          <w:p>
-            <w:pPr>
-              <w:spacing w:after="40"/>
-            </w:pPr>
-            <w:r>
-              <w:rPr>
-                <w:rFonts w:ascii="Arial" w:cs="Arial" w:eastAsia="Arial" w:hAnsi="Arial"/>
-              </w:rPr>
-              <w:t xml:space="preserve">Version 1 du 28/10/2026</w:t>
+            <w:shd w:fill="EEF1F6" w:color="auto" w:val="clear"/>
+            <w:tcMar>
+              <w:top w:type="dxa" w:w="60"/>
+              <w:left w:type="dxa" w:w="90"/>
+              <w:bottom w:type="dxa" w:w="60"/>
+              <w:right w:type="dxa" w:w="90"/>
+            </w:tcMar>
+          </w:tcPr>
+          <w:p>
+            <w:pPr>
+              <w:spacing w:after="40"/>
+            </w:pPr>
+            <w:r>
+              <w:rPr>
+                <w:rFonts w:ascii="Inter" w:cs="Inter" w:eastAsia="Inter" w:hAnsi="Inter"/>
+              </w:rPr>
+              <w:t xml:space="preserve">Version 2 du 28/10/2026</w:t>
             </w:r>
           </w:p>
         </w:tc>
@@ -514,7 +566,7 @@
       </w:pPr>
       <w:r>
         <w:rPr>
-          <w:rFonts w:ascii="Arial" w:cs="Arial" w:eastAsia="Arial" w:hAnsi="Arial"/>
+          <w:rFonts w:ascii="Montserrat" w:cs="Montserrat" w:eastAsia="Montserrat" w:hAnsi="Montserrat"/>
         </w:rPr>
         <w:t xml:space="preserve">1. Principes</w:t>
       </w:r>
@@ -526,13 +578,13 @@
       </w:pPr>
       <w:r>
         <w:rPr>
-          <w:rFonts w:ascii="Arial" w:cs="Arial" w:eastAsia="Arial" w:hAnsi="Arial"/>
+          <w:rFonts w:ascii="Inter" w:cs="Inter" w:eastAsia="Inter" w:hAnsi="Inter"/>
         </w:rPr>
         <w:t xml:space="preserve">L’article L.6231-2 du Code du travail confie au CFA l’évaluation des compétences acquises par les apprentis, y compris sous forme de contrôle continu, </w:t>
       </w:r>
       <w:r>
         <w:rPr>
-          <w:rFonts w:ascii="Arial" w:cs="Arial" w:eastAsia="Arial" w:hAnsi="Arial"/>
+          <w:rFonts w:ascii="Inter" w:cs="Inter" w:eastAsia="Inter" w:hAnsi="Inter"/>
           <w:b/>
           <w:bCs/>
         </w:rPr>
@@ -540,7 +592,7 @@
       </w:r>
       <w:r>
         <w:rPr>
-          <w:rFonts w:ascii="Arial" w:cs="Arial" w:eastAsia="Arial" w:hAnsi="Arial"/>
+          <w:rFonts w:ascii="Inter" w:cs="Inter" w:eastAsia="Inter" w:hAnsi="Inter"/>
         </w:rPr>
         <w:t xml:space="preserve">. YEBA FORMATIONS organise donc ses évaluations à partir du référentiel de chaque certification préparée (référentiel d’activités, de compétences et d’évaluation enregistré au RNCP).</w:t>
       </w:r>
@@ -556,7 +608,7 @@
       </w:pPr>
       <w:r>
         <w:rPr>
-          <w:rFonts w:ascii="Arial" w:cs="Arial" w:eastAsia="Arial" w:hAnsi="Arial"/>
+          <w:rFonts w:ascii="Inter" w:cs="Inter" w:eastAsia="Inter" w:hAnsi="Inter"/>
           <w:b/>
           <w:bCs/>
         </w:rPr>
@@ -564,7 +616,7 @@
       </w:r>
       <w:r>
         <w:rPr>
-          <w:rFonts w:ascii="Arial" w:cs="Arial" w:eastAsia="Arial" w:hAnsi="Arial"/>
+          <w:rFonts w:ascii="Inter" w:cs="Inter" w:eastAsia="Inter" w:hAnsi="Inter"/>
         </w:rPr>
         <w:t xml:space="preserve"> : la majorité des évaluations est formative et donne lieu à un retour individuel.</w:t>
       </w:r>
@@ -580,7 +632,7 @@
       </w:pPr>
       <w:r>
         <w:rPr>
-          <w:rFonts w:ascii="Arial" w:cs="Arial" w:eastAsia="Arial" w:hAnsi="Arial"/>
+          <w:rFonts w:ascii="Inter" w:cs="Inter" w:eastAsia="Inter" w:hAnsi="Inter"/>
           <w:b/>
           <w:bCs/>
         </w:rPr>
@@ -588,7 +640,7 @@
       </w:r>
       <w:r>
         <w:rPr>
-          <w:rFonts w:ascii="Arial" w:cs="Arial" w:eastAsia="Arial" w:hAnsi="Arial"/>
+          <w:rFonts w:ascii="Inter" w:cs="Inter" w:eastAsia="Inter" w:hAnsi="Inter"/>
         </w:rPr>
         <w:t xml:space="preserve"> : les compétences sont observées au CFA (mises en situation) et en entreprise (avec le maître d’apprentissage).</w:t>
       </w:r>
@@ -604,7 +656,7 @@
       </w:pPr>
       <w:r>
         <w:rPr>
-          <w:rFonts w:ascii="Arial" w:cs="Arial" w:eastAsia="Arial" w:hAnsi="Arial"/>
+          <w:rFonts w:ascii="Inter" w:cs="Inter" w:eastAsia="Inter" w:hAnsi="Inter"/>
           <w:b/>
           <w:bCs/>
         </w:rPr>
@@ -612,7 +664,7 @@
       </w:r>
       <w:r>
         <w:rPr>
-          <w:rFonts w:ascii="Arial" w:cs="Arial" w:eastAsia="Arial" w:hAnsi="Arial"/>
+          <w:rFonts w:ascii="Inter" w:cs="Inter" w:eastAsia="Inter" w:hAnsi="Inter"/>
         </w:rPr>
         <w:t xml:space="preserve"> : grilles critériées communes, critères connus à l’avance, adaptations pour les apprentis en situation de handicap (pièce n° 10).</w:t>
       </w:r>
@@ -625,7 +677,7 @@
       </w:pPr>
       <w:r>
         <w:rPr>
-          <w:rFonts w:ascii="Arial" w:cs="Arial" w:eastAsia="Arial" w:hAnsi="Arial"/>
+          <w:rFonts w:ascii="Montserrat" w:cs="Montserrat" w:eastAsia="Montserrat" w:hAnsi="Montserrat"/>
         </w:rPr>
         <w:t xml:space="preserve">2. Les quatre temps de l’évaluation</w:t>
       </w:r>
@@ -656,21 +708,21 @@
         <w:tc>
           <w:tcPr>
             <w:tcW w:type="dxa" w:w="2100"/>
-            <w:shd w:fill="1F3A5F" w:color="auto" w:val="clear"/>
-            <w:tcMar>
-              <w:top w:type="dxa" w:w="60"/>
-              <w:left w:type="dxa" w:w="90"/>
-              <w:bottom w:type="dxa" w:w="60"/>
-              <w:right w:type="dxa" w:w="90"/>
-            </w:tcMar>
-          </w:tcPr>
-          <w:p>
-            <w:pPr>
-              <w:spacing w:after="40"/>
-            </w:pPr>
-            <w:r>
-              <w:rPr>
-                <w:rFonts w:ascii="Arial" w:cs="Arial" w:eastAsia="Arial" w:hAnsi="Arial"/>
+            <w:shd w:fill="1B3A6B" w:color="auto" w:val="clear"/>
+            <w:tcMar>
+              <w:top w:type="dxa" w:w="60"/>
+              <w:left w:type="dxa" w:w="90"/>
+              <w:bottom w:type="dxa" w:w="60"/>
+              <w:right w:type="dxa" w:w="90"/>
+            </w:tcMar>
+          </w:tcPr>
+          <w:p>
+            <w:pPr>
+              <w:spacing w:after="40"/>
+            </w:pPr>
+            <w:r>
+              <w:rPr>
+                <w:rFonts w:ascii="Inter" w:cs="Inter" w:eastAsia="Inter" w:hAnsi="Inter"/>
                 <w:b/>
                 <w:bCs/>
                 <w:color w:val="FFFFFF"/>
@@ -682,21 +734,21 @@
         <w:tc>
           <w:tcPr>
             <w:tcW w:type="dxa" w:w="2700"/>
-            <w:shd w:fill="1F3A5F" w:color="auto" w:val="clear"/>
-            <w:tcMar>
-              <w:top w:type="dxa" w:w="60"/>
-              <w:left w:type="dxa" w:w="90"/>
-              <w:bottom w:type="dxa" w:w="60"/>
-              <w:right w:type="dxa" w:w="90"/>
-            </w:tcMar>
-          </w:tcPr>
-          <w:p>
-            <w:pPr>
-              <w:spacing w:after="40"/>
-            </w:pPr>
-            <w:r>
-              <w:rPr>
-                <w:rFonts w:ascii="Arial" w:cs="Arial" w:eastAsia="Arial" w:hAnsi="Arial"/>
+            <w:shd w:fill="1B3A6B" w:color="auto" w:val="clear"/>
+            <w:tcMar>
+              <w:top w:type="dxa" w:w="60"/>
+              <w:left w:type="dxa" w:w="90"/>
+              <w:bottom w:type="dxa" w:w="60"/>
+              <w:right w:type="dxa" w:w="90"/>
+            </w:tcMar>
+          </w:tcPr>
+          <w:p>
+            <w:pPr>
+              <w:spacing w:after="40"/>
+            </w:pPr>
+            <w:r>
+              <w:rPr>
+                <w:rFonts w:ascii="Inter" w:cs="Inter" w:eastAsia="Inter" w:hAnsi="Inter"/>
                 <w:b/>
                 <w:bCs/>
                 <w:color w:val="FFFFFF"/>
@@ -708,21 +760,21 @@
         <w:tc>
           <w:tcPr>
             <w:tcW w:type="dxa" w:w="3100"/>
-            <w:shd w:fill="1F3A5F" w:color="auto" w:val="clear"/>
-            <w:tcMar>
-              <w:top w:type="dxa" w:w="60"/>
-              <w:left w:type="dxa" w:w="90"/>
-              <w:bottom w:type="dxa" w:w="60"/>
-              <w:right w:type="dxa" w:w="90"/>
-            </w:tcMar>
-          </w:tcPr>
-          <w:p>
-            <w:pPr>
-              <w:spacing w:after="40"/>
-            </w:pPr>
-            <w:r>
-              <w:rPr>
-                <w:rFonts w:ascii="Arial" w:cs="Arial" w:eastAsia="Arial" w:hAnsi="Arial"/>
+            <w:shd w:fill="1B3A6B" w:color="auto" w:val="clear"/>
+            <w:tcMar>
+              <w:top w:type="dxa" w:w="60"/>
+              <w:left w:type="dxa" w:w="90"/>
+              <w:bottom w:type="dxa" w:w="60"/>
+              <w:right w:type="dxa" w:w="90"/>
+            </w:tcMar>
+          </w:tcPr>
+          <w:p>
+            <w:pPr>
+              <w:spacing w:after="40"/>
+            </w:pPr>
+            <w:r>
+              <w:rPr>
+                <w:rFonts w:ascii="Inter" w:cs="Inter" w:eastAsia="Inter" w:hAnsi="Inter"/>
                 <w:b/>
                 <w:bCs/>
                 <w:color w:val="FFFFFF"/>
@@ -734,21 +786,21 @@
         <w:tc>
           <w:tcPr>
             <w:tcW w:type="dxa" w:w="1738"/>
-            <w:shd w:fill="1F3A5F" w:color="auto" w:val="clear"/>
-            <w:tcMar>
-              <w:top w:type="dxa" w:w="60"/>
-              <w:left w:type="dxa" w:w="90"/>
-              <w:bottom w:type="dxa" w:w="60"/>
-              <w:right w:type="dxa" w:w="90"/>
-            </w:tcMar>
-          </w:tcPr>
-          <w:p>
-            <w:pPr>
-              <w:spacing w:after="40"/>
-            </w:pPr>
-            <w:r>
-              <w:rPr>
-                <w:rFonts w:ascii="Arial" w:cs="Arial" w:eastAsia="Arial" w:hAnsi="Arial"/>
+            <w:shd w:fill="1B3A6B" w:color="auto" w:val="clear"/>
+            <w:tcMar>
+              <w:top w:type="dxa" w:w="60"/>
+              <w:left w:type="dxa" w:w="90"/>
+              <w:bottom w:type="dxa" w:w="60"/>
+              <w:right w:type="dxa" w:w="90"/>
+            </w:tcMar>
+          </w:tcPr>
+          <w:p>
+            <w:pPr>
+              <w:spacing w:after="40"/>
+            </w:pPr>
+            <w:r>
+              <w:rPr>
+                <w:rFonts w:ascii="Inter" w:cs="Inter" w:eastAsia="Inter" w:hAnsi="Inter"/>
                 <w:b/>
                 <w:bCs/>
                 <w:color w:val="FFFFFF"/>
@@ -778,7 +830,7 @@
             </w:pPr>
             <w:r>
               <w:rPr>
-                <w:rFonts w:ascii="Arial" w:cs="Arial" w:eastAsia="Arial" w:hAnsi="Arial"/>
+                <w:rFonts w:ascii="Inter" w:cs="Inter" w:eastAsia="Inter" w:hAnsi="Inter"/>
               </w:rPr>
               <w:t xml:space="preserve">1. Positionnement initial</w:t>
             </w:r>
@@ -800,7 +852,7 @@
             </w:pPr>
             <w:r>
               <w:rPr>
-                <w:rFonts w:ascii="Arial" w:cs="Arial" w:eastAsia="Arial" w:hAnsi="Arial"/>
+                <w:rFonts w:ascii="Inter" w:cs="Inter" w:eastAsia="Inter" w:hAnsi="Inter"/>
               </w:rPr>
               <w:t xml:space="preserve">Mesurer les acquis à l’entrée, adapter le parcours et la durée si besoin</w:t>
             </w:r>
@@ -822,7 +874,7 @@
             </w:pPr>
             <w:r>
               <w:rPr>
-                <w:rFonts w:ascii="Arial" w:cs="Arial" w:eastAsia="Arial" w:hAnsi="Arial"/>
+                <w:rFonts w:ascii="Inter" w:cs="Inter" w:eastAsia="Inter" w:hAnsi="Inter"/>
               </w:rPr>
               <w:t xml:space="preserve">Entretien, test de positionnement, questionnaire de besoins</w:t>
             </w:r>
@@ -844,7 +896,7 @@
             </w:pPr>
             <w:r>
               <w:rPr>
-                <w:rFonts w:ascii="Arial" w:cs="Arial" w:eastAsia="Arial" w:hAnsi="Arial"/>
+                <w:rFonts w:ascii="Inter" w:cs="Inter" w:eastAsia="Inter" w:hAnsi="Inter"/>
               </w:rPr>
               <w:t xml:space="preserve">À l’entrée en formation</w:t>
             </w:r>
@@ -858,21 +910,21 @@
         <w:tc>
           <w:tcPr>
             <w:tcW w:type="dxa" w:w="2100"/>
-            <w:shd w:fill="EAF0F6" w:color="auto" w:val="clear"/>
-            <w:tcMar>
-              <w:top w:type="dxa" w:w="60"/>
-              <w:left w:type="dxa" w:w="90"/>
-              <w:bottom w:type="dxa" w:w="60"/>
-              <w:right w:type="dxa" w:w="90"/>
-            </w:tcMar>
-          </w:tcPr>
-          <w:p>
-            <w:pPr>
-              <w:spacing w:after="40"/>
-            </w:pPr>
-            <w:r>
-              <w:rPr>
-                <w:rFonts w:ascii="Arial" w:cs="Arial" w:eastAsia="Arial" w:hAnsi="Arial"/>
+            <w:shd w:fill="EEF1F6" w:color="auto" w:val="clear"/>
+            <w:tcMar>
+              <w:top w:type="dxa" w:w="60"/>
+              <w:left w:type="dxa" w:w="90"/>
+              <w:bottom w:type="dxa" w:w="60"/>
+              <w:right w:type="dxa" w:w="90"/>
+            </w:tcMar>
+          </w:tcPr>
+          <w:p>
+            <w:pPr>
+              <w:spacing w:after="40"/>
+            </w:pPr>
+            <w:r>
+              <w:rPr>
+                <w:rFonts w:ascii="Inter" w:cs="Inter" w:eastAsia="Inter" w:hAnsi="Inter"/>
               </w:rPr>
               <w:t xml:space="preserve">2. Évaluations formatives</w:t>
             </w:r>
@@ -881,21 +933,21 @@
         <w:tc>
           <w:tcPr>
             <w:tcW w:type="dxa" w:w="2700"/>
-            <w:shd w:fill="EAF0F6" w:color="auto" w:val="clear"/>
-            <w:tcMar>
-              <w:top w:type="dxa" w:w="60"/>
-              <w:left w:type="dxa" w:w="90"/>
-              <w:bottom w:type="dxa" w:w="60"/>
-              <w:right w:type="dxa" w:w="90"/>
-            </w:tcMar>
-          </w:tcPr>
-          <w:p>
-            <w:pPr>
-              <w:spacing w:after="40"/>
-            </w:pPr>
-            <w:r>
-              <w:rPr>
-                <w:rFonts w:ascii="Arial" w:cs="Arial" w:eastAsia="Arial" w:hAnsi="Arial"/>
+            <w:shd w:fill="EEF1F6" w:color="auto" w:val="clear"/>
+            <w:tcMar>
+              <w:top w:type="dxa" w:w="60"/>
+              <w:left w:type="dxa" w:w="90"/>
+              <w:bottom w:type="dxa" w:w="60"/>
+              <w:right w:type="dxa" w:w="90"/>
+            </w:tcMar>
+          </w:tcPr>
+          <w:p>
+            <w:pPr>
+              <w:spacing w:after="40"/>
+            </w:pPr>
+            <w:r>
+              <w:rPr>
+                <w:rFonts w:ascii="Inter" w:cs="Inter" w:eastAsia="Inter" w:hAnsi="Inter"/>
               </w:rPr>
               <w:t xml:space="preserve">Vérifier l’acquisition de chaque module et ajuster</w:t>
             </w:r>
@@ -904,21 +956,21 @@
         <w:tc>
           <w:tcPr>
             <w:tcW w:type="dxa" w:w="3100"/>
-            <w:shd w:fill="EAF0F6" w:color="auto" w:val="clear"/>
-            <w:tcMar>
-              <w:top w:type="dxa" w:w="60"/>
-              <w:left w:type="dxa" w:w="90"/>
-              <w:bottom w:type="dxa" w:w="60"/>
-              <w:right w:type="dxa" w:w="90"/>
-            </w:tcMar>
-          </w:tcPr>
-          <w:p>
-            <w:pPr>
-              <w:spacing w:after="40"/>
-            </w:pPr>
-            <w:r>
-              <w:rPr>
-                <w:rFonts w:ascii="Arial" w:cs="Arial" w:eastAsia="Arial" w:hAnsi="Arial"/>
+            <w:shd w:fill="EEF1F6" w:color="auto" w:val="clear"/>
+            <w:tcMar>
+              <w:top w:type="dxa" w:w="60"/>
+              <w:left w:type="dxa" w:w="90"/>
+              <w:bottom w:type="dxa" w:w="60"/>
+              <w:right w:type="dxa" w:w="90"/>
+            </w:tcMar>
+          </w:tcPr>
+          <w:p>
+            <w:pPr>
+              <w:spacing w:after="40"/>
+            </w:pPr>
+            <w:r>
+              <w:rPr>
+                <w:rFonts w:ascii="Inter" w:cs="Inter" w:eastAsia="Inter" w:hAnsi="Inter"/>
               </w:rPr>
               <w:t xml:space="preserve">Quiz courts, études de cas, jeux de rôle filmés (vente, négociation, management), auto-évaluation</w:t>
             </w:r>
@@ -927,21 +979,21 @@
         <w:tc>
           <w:tcPr>
             <w:tcW w:type="dxa" w:w="1738"/>
-            <w:shd w:fill="EAF0F6" w:color="auto" w:val="clear"/>
-            <w:tcMar>
-              <w:top w:type="dxa" w:w="60"/>
-              <w:left w:type="dxa" w:w="90"/>
-              <w:bottom w:type="dxa" w:w="60"/>
-              <w:right w:type="dxa" w:w="90"/>
-            </w:tcMar>
-          </w:tcPr>
-          <w:p>
-            <w:pPr>
-              <w:spacing w:after="40"/>
-            </w:pPr>
-            <w:r>
-              <w:rPr>
-                <w:rFonts w:ascii="Arial" w:cs="Arial" w:eastAsia="Arial" w:hAnsi="Arial"/>
+            <w:shd w:fill="EEF1F6" w:color="auto" w:val="clear"/>
+            <w:tcMar>
+              <w:top w:type="dxa" w:w="60"/>
+              <w:left w:type="dxa" w:w="90"/>
+              <w:bottom w:type="dxa" w:w="60"/>
+              <w:right w:type="dxa" w:w="90"/>
+            </w:tcMar>
+          </w:tcPr>
+          <w:p>
+            <w:pPr>
+              <w:spacing w:after="40"/>
+            </w:pPr>
+            <w:r>
+              <w:rPr>
+                <w:rFonts w:ascii="Inter" w:cs="Inter" w:eastAsia="Inter" w:hAnsi="Inter"/>
               </w:rPr>
               <w:t xml:space="preserve">À la fin de chaque séquence de formation au CFA</w:t>
             </w:r>
@@ -968,7 +1020,7 @@
             </w:pPr>
             <w:r>
               <w:rPr>
-                <w:rFonts w:ascii="Arial" w:cs="Arial" w:eastAsia="Arial" w:hAnsi="Arial"/>
+                <w:rFonts w:ascii="Inter" w:cs="Inter" w:eastAsia="Inter" w:hAnsi="Inter"/>
               </w:rPr>
               <w:t xml:space="preserve">3. Évaluations en entreprise</w:t>
             </w:r>
@@ -990,7 +1042,7 @@
             </w:pPr>
             <w:r>
               <w:rPr>
-                <w:rFonts w:ascii="Arial" w:cs="Arial" w:eastAsia="Arial" w:hAnsi="Arial"/>
+                <w:rFonts w:ascii="Inter" w:cs="Inter" w:eastAsia="Inter" w:hAnsi="Inter"/>
               </w:rPr>
               <w:t xml:space="preserve">Vérifier le transfert en situation de travail</w:t>
             </w:r>
@@ -1012,7 +1064,7 @@
             </w:pPr>
             <w:r>
               <w:rPr>
-                <w:rFonts w:ascii="Arial" w:cs="Arial" w:eastAsia="Arial" w:hAnsi="Arial"/>
+                <w:rFonts w:ascii="Inter" w:cs="Inter" w:eastAsia="Inter" w:hAnsi="Inter"/>
               </w:rPr>
               <w:t xml:space="preserve">Grille de compétences du livret d’apprentissage, complétée par le maître d’apprentissage</w:t>
             </w:r>
@@ -1034,7 +1086,7 @@
             </w:pPr>
             <w:r>
               <w:rPr>
-                <w:rFonts w:ascii="Arial" w:cs="Arial" w:eastAsia="Arial" w:hAnsi="Arial"/>
+                <w:rFonts w:ascii="Inter" w:cs="Inter" w:eastAsia="Inter" w:hAnsi="Inter"/>
               </w:rPr>
               <w:t xml:space="preserve">À chaque visite et au moins une fois par trimestre</w:t>
             </w:r>
@@ -1048,21 +1100,21 @@
         <w:tc>
           <w:tcPr>
             <w:tcW w:type="dxa" w:w="2100"/>
-            <w:shd w:fill="EAF0F6" w:color="auto" w:val="clear"/>
-            <w:tcMar>
-              <w:top w:type="dxa" w:w="60"/>
-              <w:left w:type="dxa" w:w="90"/>
-              <w:bottom w:type="dxa" w:w="60"/>
-              <w:right w:type="dxa" w:w="90"/>
-            </w:tcMar>
-          </w:tcPr>
-          <w:p>
-            <w:pPr>
-              <w:spacing w:after="40"/>
-            </w:pPr>
-            <w:r>
-              <w:rPr>
-                <w:rFonts w:ascii="Arial" w:cs="Arial" w:eastAsia="Arial" w:hAnsi="Arial"/>
+            <w:shd w:fill="EEF1F6" w:color="auto" w:val="clear"/>
+            <w:tcMar>
+              <w:top w:type="dxa" w:w="60"/>
+              <w:left w:type="dxa" w:w="90"/>
+              <w:bottom w:type="dxa" w:w="60"/>
+              <w:right w:type="dxa" w:w="90"/>
+            </w:tcMar>
+          </w:tcPr>
+          <w:p>
+            <w:pPr>
+              <w:spacing w:after="40"/>
+            </w:pPr>
+            <w:r>
+              <w:rPr>
+                <w:rFonts w:ascii="Inter" w:cs="Inter" w:eastAsia="Inter" w:hAnsi="Inter"/>
               </w:rPr>
               <w:t xml:space="preserve">4. Évaluations certificatives</w:t>
             </w:r>
@@ -1071,21 +1123,21 @@
         <w:tc>
           <w:tcPr>
             <w:tcW w:type="dxa" w:w="2700"/>
-            <w:shd w:fill="EAF0F6" w:color="auto" w:val="clear"/>
-            <w:tcMar>
-              <w:top w:type="dxa" w:w="60"/>
-              <w:left w:type="dxa" w:w="90"/>
-              <w:bottom w:type="dxa" w:w="60"/>
-              <w:right w:type="dxa" w:w="90"/>
-            </w:tcMar>
-          </w:tcPr>
-          <w:p>
-            <w:pPr>
-              <w:spacing w:after="40"/>
-            </w:pPr>
-            <w:r>
-              <w:rPr>
-                <w:rFonts w:ascii="Arial" w:cs="Arial" w:eastAsia="Arial" w:hAnsi="Arial"/>
+            <w:shd w:fill="EEF1F6" w:color="auto" w:val="clear"/>
+            <w:tcMar>
+              <w:top w:type="dxa" w:w="60"/>
+              <w:left w:type="dxa" w:w="90"/>
+              <w:bottom w:type="dxa" w:w="60"/>
+              <w:right w:type="dxa" w:w="90"/>
+            </w:tcMar>
+          </w:tcPr>
+          <w:p>
+            <w:pPr>
+              <w:spacing w:after="40"/>
+            </w:pPr>
+            <w:r>
+              <w:rPr>
+                <w:rFonts w:ascii="Inter" w:cs="Inter" w:eastAsia="Inter" w:hAnsi="Inter"/>
               </w:rPr>
               <w:t xml:space="preserve">Préparer et passer les épreuves de la certification</w:t>
             </w:r>
@@ -1094,21 +1146,21 @@
         <w:tc>
           <w:tcPr>
             <w:tcW w:type="dxa" w:w="3100"/>
-            <w:shd w:fill="EAF0F6" w:color="auto" w:val="clear"/>
-            <w:tcMar>
-              <w:top w:type="dxa" w:w="60"/>
-              <w:left w:type="dxa" w:w="90"/>
-              <w:bottom w:type="dxa" w:w="60"/>
-              <w:right w:type="dxa" w:w="90"/>
-            </w:tcMar>
-          </w:tcPr>
-          <w:p>
-            <w:pPr>
-              <w:spacing w:after="40"/>
-            </w:pPr>
-            <w:r>
-              <w:rPr>
-                <w:rFonts w:ascii="Arial" w:cs="Arial" w:eastAsia="Arial" w:hAnsi="Arial"/>
+            <w:shd w:fill="EEF1F6" w:color="auto" w:val="clear"/>
+            <w:tcMar>
+              <w:top w:type="dxa" w:w="60"/>
+              <w:left w:type="dxa" w:w="90"/>
+              <w:bottom w:type="dxa" w:w="60"/>
+              <w:right w:type="dxa" w:w="90"/>
+            </w:tcMar>
+          </w:tcPr>
+          <w:p>
+            <w:pPr>
+              <w:spacing w:after="40"/>
+            </w:pPr>
+            <w:r>
+              <w:rPr>
+                <w:rFonts w:ascii="Inter" w:cs="Inter" w:eastAsia="Inter" w:hAnsi="Inter"/>
               </w:rPr>
               <w:t xml:space="preserve">Selon le règlement du certificateur : évaluations en cours de formation, dossier professionnel, mise en situation professionnelle, entretien avec le jury, épreuves ponctuelles</w:t>
             </w:r>
@@ -1117,21 +1169,21 @@
         <w:tc>
           <w:tcPr>
             <w:tcW w:type="dxa" w:w="1738"/>
-            <w:shd w:fill="EAF0F6" w:color="auto" w:val="clear"/>
-            <w:tcMar>
-              <w:top w:type="dxa" w:w="60"/>
-              <w:left w:type="dxa" w:w="90"/>
-              <w:bottom w:type="dxa" w:w="60"/>
-              <w:right w:type="dxa" w:w="90"/>
-            </w:tcMar>
-          </w:tcPr>
-          <w:p>
-            <w:pPr>
-              <w:spacing w:after="40"/>
-            </w:pPr>
-            <w:r>
-              <w:rPr>
-                <w:rFonts w:ascii="Arial" w:cs="Arial" w:eastAsia="Arial" w:hAnsi="Arial"/>
+            <w:shd w:fill="EEF1F6" w:color="auto" w:val="clear"/>
+            <w:tcMar>
+              <w:top w:type="dxa" w:w="60"/>
+              <w:left w:type="dxa" w:w="90"/>
+              <w:bottom w:type="dxa" w:w="60"/>
+              <w:right w:type="dxa" w:w="90"/>
+            </w:tcMar>
+          </w:tcPr>
+          <w:p>
+            <w:pPr>
+              <w:spacing w:after="40"/>
+            </w:pPr>
+            <w:r>
+              <w:rPr>
+                <w:rFonts w:ascii="Inter" w:cs="Inter" w:eastAsia="Inter" w:hAnsi="Inter"/>
               </w:rPr>
               <w:t xml:space="preserve">Selon le calendrier du certificateur ; examen blanc 1 à 2 mois avant</w:t>
             </w:r>
@@ -1152,7 +1204,7 @@
       </w:pPr>
       <w:r>
         <w:rPr>
-          <w:rFonts w:ascii="Arial" w:cs="Arial" w:eastAsia="Arial" w:hAnsi="Arial"/>
+          <w:rFonts w:ascii="Montserrat" w:cs="Montserrat" w:eastAsia="Montserrat" w:hAnsi="Montserrat"/>
         </w:rPr>
         <w:t xml:space="preserve">3. Calendrier type (contrat de 12 mois)</w:t>
       </w:r>
@@ -1182,21 +1234,21 @@
         <w:tc>
           <w:tcPr>
             <w:tcW w:type="dxa" w:w="2000"/>
-            <w:shd w:fill="1F3A5F" w:color="auto" w:val="clear"/>
-            <w:tcMar>
-              <w:top w:type="dxa" w:w="60"/>
-              <w:left w:type="dxa" w:w="90"/>
-              <w:bottom w:type="dxa" w:w="60"/>
-              <w:right w:type="dxa" w:w="90"/>
-            </w:tcMar>
-          </w:tcPr>
-          <w:p>
-            <w:pPr>
-              <w:spacing w:after="40"/>
-            </w:pPr>
-            <w:r>
-              <w:rPr>
-                <w:rFonts w:ascii="Arial" w:cs="Arial" w:eastAsia="Arial" w:hAnsi="Arial"/>
+            <w:shd w:fill="1B3A6B" w:color="auto" w:val="clear"/>
+            <w:tcMar>
+              <w:top w:type="dxa" w:w="60"/>
+              <w:left w:type="dxa" w:w="90"/>
+              <w:bottom w:type="dxa" w:w="60"/>
+              <w:right w:type="dxa" w:w="90"/>
+            </w:tcMar>
+          </w:tcPr>
+          <w:p>
+            <w:pPr>
+              <w:spacing w:after="40"/>
+            </w:pPr>
+            <w:r>
+              <w:rPr>
+                <w:rFonts w:ascii="Inter" w:cs="Inter" w:eastAsia="Inter" w:hAnsi="Inter"/>
                 <w:b/>
                 <w:bCs/>
                 <w:color w:val="FFFFFF"/>
@@ -1208,21 +1260,21 @@
         <w:tc>
           <w:tcPr>
             <w:tcW w:type="dxa" w:w="4800"/>
-            <w:shd w:fill="1F3A5F" w:color="auto" w:val="clear"/>
-            <w:tcMar>
-              <w:top w:type="dxa" w:w="60"/>
-              <w:left w:type="dxa" w:w="90"/>
-              <w:bottom w:type="dxa" w:w="60"/>
-              <w:right w:type="dxa" w:w="90"/>
-            </w:tcMar>
-          </w:tcPr>
-          <w:p>
-            <w:pPr>
-              <w:spacing w:after="40"/>
-            </w:pPr>
-            <w:r>
-              <w:rPr>
-                <w:rFonts w:ascii="Arial" w:cs="Arial" w:eastAsia="Arial" w:hAnsi="Arial"/>
+            <w:shd w:fill="1B3A6B" w:color="auto" w:val="clear"/>
+            <w:tcMar>
+              <w:top w:type="dxa" w:w="60"/>
+              <w:left w:type="dxa" w:w="90"/>
+              <w:bottom w:type="dxa" w:w="60"/>
+              <w:right w:type="dxa" w:w="90"/>
+            </w:tcMar>
+          </w:tcPr>
+          <w:p>
+            <w:pPr>
+              <w:spacing w:after="40"/>
+            </w:pPr>
+            <w:r>
+              <w:rPr>
+                <w:rFonts w:ascii="Inter" w:cs="Inter" w:eastAsia="Inter" w:hAnsi="Inter"/>
                 <w:b/>
                 <w:bCs/>
                 <w:color w:val="FFFFFF"/>
@@ -1234,21 +1286,21 @@
         <w:tc>
           <w:tcPr>
             <w:tcW w:type="dxa" w:w="2838"/>
-            <w:shd w:fill="1F3A5F" w:color="auto" w:val="clear"/>
-            <w:tcMar>
-              <w:top w:type="dxa" w:w="60"/>
-              <w:left w:type="dxa" w:w="90"/>
-              <w:bottom w:type="dxa" w:w="60"/>
-              <w:right w:type="dxa" w:w="90"/>
-            </w:tcMar>
-          </w:tcPr>
-          <w:p>
-            <w:pPr>
-              <w:spacing w:after="40"/>
-            </w:pPr>
-            <w:r>
-              <w:rPr>
-                <w:rFonts w:ascii="Arial" w:cs="Arial" w:eastAsia="Arial" w:hAnsi="Arial"/>
+            <w:shd w:fill="1B3A6B" w:color="auto" w:val="clear"/>
+            <w:tcMar>
+              <w:top w:type="dxa" w:w="60"/>
+              <w:left w:type="dxa" w:w="90"/>
+              <w:bottom w:type="dxa" w:w="60"/>
+              <w:right w:type="dxa" w:w="90"/>
+            </w:tcMar>
+          </w:tcPr>
+          <w:p>
+            <w:pPr>
+              <w:spacing w:after="40"/>
+            </w:pPr>
+            <w:r>
+              <w:rPr>
+                <w:rFonts w:ascii="Inter" w:cs="Inter" w:eastAsia="Inter" w:hAnsi="Inter"/>
                 <w:b/>
                 <w:bCs/>
                 <w:color w:val="FFFFFF"/>
@@ -1278,7 +1330,7 @@
             </w:pPr>
             <w:r>
               <w:rPr>
-                <w:rFonts w:ascii="Arial" w:cs="Arial" w:eastAsia="Arial" w:hAnsi="Arial"/>
+                <w:rFonts w:ascii="Inter" w:cs="Inter" w:eastAsia="Inter" w:hAnsi="Inter"/>
               </w:rPr>
               <w:t xml:space="preserve">Mois 1</w:t>
             </w:r>
@@ -1300,7 +1352,7 @@
             </w:pPr>
             <w:r>
               <w:rPr>
-                <w:rFonts w:ascii="Arial" w:cs="Arial" w:eastAsia="Arial" w:hAnsi="Arial"/>
+                <w:rFonts w:ascii="Inter" w:cs="Inter" w:eastAsia="Inter" w:hAnsi="Inter"/>
               </w:rPr>
               <w:t xml:space="preserve">Positionnement ; entretien de fin de période des 45 jours</w:t>
             </w:r>
@@ -1322,7 +1374,7 @@
             </w:pPr>
             <w:r>
               <w:rPr>
-                <w:rFonts w:ascii="Arial" w:cs="Arial" w:eastAsia="Arial" w:hAnsi="Arial"/>
+                <w:rFonts w:ascii="Inter" w:cs="Inter" w:eastAsia="Inter" w:hAnsi="Inter"/>
               </w:rPr>
               <w:t xml:space="preserve">Formateur référent, apprenti, maître d’apprentissage</w:t>
             </w:r>
@@ -1336,21 +1388,21 @@
         <w:tc>
           <w:tcPr>
             <w:tcW w:type="dxa" w:w="2000"/>
-            <w:shd w:fill="EAF0F6" w:color="auto" w:val="clear"/>
-            <w:tcMar>
-              <w:top w:type="dxa" w:w="60"/>
-              <w:left w:type="dxa" w:w="90"/>
-              <w:bottom w:type="dxa" w:w="60"/>
-              <w:right w:type="dxa" w:w="90"/>
-            </w:tcMar>
-          </w:tcPr>
-          <w:p>
-            <w:pPr>
-              <w:spacing w:after="40"/>
-            </w:pPr>
-            <w:r>
-              <w:rPr>
-                <w:rFonts w:ascii="Arial" w:cs="Arial" w:eastAsia="Arial" w:hAnsi="Arial"/>
+            <w:shd w:fill="EEF1F6" w:color="auto" w:val="clear"/>
+            <w:tcMar>
+              <w:top w:type="dxa" w:w="60"/>
+              <w:left w:type="dxa" w:w="90"/>
+              <w:bottom w:type="dxa" w:w="60"/>
+              <w:right w:type="dxa" w:w="90"/>
+            </w:tcMar>
+          </w:tcPr>
+          <w:p>
+            <w:pPr>
+              <w:spacing w:after="40"/>
+            </w:pPr>
+            <w:r>
+              <w:rPr>
+                <w:rFonts w:ascii="Inter" w:cs="Inter" w:eastAsia="Inter" w:hAnsi="Inter"/>
               </w:rPr>
               <w:t xml:space="preserve">Mois 2 à 11</w:t>
             </w:r>
@@ -1359,21 +1411,21 @@
         <w:tc>
           <w:tcPr>
             <w:tcW w:type="dxa" w:w="4800"/>
-            <w:shd w:fill="EAF0F6" w:color="auto" w:val="clear"/>
-            <w:tcMar>
-              <w:top w:type="dxa" w:w="60"/>
-              <w:left w:type="dxa" w:w="90"/>
-              <w:bottom w:type="dxa" w:w="60"/>
-              <w:right w:type="dxa" w:w="90"/>
-            </w:tcMar>
-          </w:tcPr>
-          <w:p>
-            <w:pPr>
-              <w:spacing w:after="40"/>
-            </w:pPr>
-            <w:r>
-              <w:rPr>
-                <w:rFonts w:ascii="Arial" w:cs="Arial" w:eastAsia="Arial" w:hAnsi="Arial"/>
+            <w:shd w:fill="EEF1F6" w:color="auto" w:val="clear"/>
+            <w:tcMar>
+              <w:top w:type="dxa" w:w="60"/>
+              <w:left w:type="dxa" w:w="90"/>
+              <w:bottom w:type="dxa" w:w="60"/>
+              <w:right w:type="dxa" w:w="90"/>
+            </w:tcMar>
+          </w:tcPr>
+          <w:p>
+            <w:pPr>
+              <w:spacing w:after="40"/>
+            </w:pPr>
+            <w:r>
+              <w:rPr>
+                <w:rFonts w:ascii="Inter" w:cs="Inter" w:eastAsia="Inter" w:hAnsi="Inter"/>
               </w:rPr>
               <w:t xml:space="preserve">Évaluations formatives à chaque séquence au CFA</w:t>
             </w:r>
@@ -1382,21 +1434,21 @@
         <w:tc>
           <w:tcPr>
             <w:tcW w:type="dxa" w:w="2838"/>
-            <w:shd w:fill="EAF0F6" w:color="auto" w:val="clear"/>
-            <w:tcMar>
-              <w:top w:type="dxa" w:w="60"/>
-              <w:left w:type="dxa" w:w="90"/>
-              <w:bottom w:type="dxa" w:w="60"/>
-              <w:right w:type="dxa" w:w="90"/>
-            </w:tcMar>
-          </w:tcPr>
-          <w:p>
-            <w:pPr>
-              <w:spacing w:after="40"/>
-            </w:pPr>
-            <w:r>
-              <w:rPr>
-                <w:rFonts w:ascii="Arial" w:cs="Arial" w:eastAsia="Arial" w:hAnsi="Arial"/>
+            <w:shd w:fill="EEF1F6" w:color="auto" w:val="clear"/>
+            <w:tcMar>
+              <w:top w:type="dxa" w:w="60"/>
+              <w:left w:type="dxa" w:w="90"/>
+              <w:bottom w:type="dxa" w:w="60"/>
+              <w:right w:type="dxa" w:w="90"/>
+            </w:tcMar>
+          </w:tcPr>
+          <w:p>
+            <w:pPr>
+              <w:spacing w:after="40"/>
+            </w:pPr>
+            <w:r>
+              <w:rPr>
+                <w:rFonts w:ascii="Inter" w:cs="Inter" w:eastAsia="Inter" w:hAnsi="Inter"/>
               </w:rPr>
               <w:t xml:space="preserve">Formateurs</w:t>
             </w:r>
@@ -1423,7 +1475,7 @@
             </w:pPr>
             <w:r>
               <w:rPr>
-                <w:rFonts w:ascii="Arial" w:cs="Arial" w:eastAsia="Arial" w:hAnsi="Arial"/>
+                <w:rFonts w:ascii="Inter" w:cs="Inter" w:eastAsia="Inter" w:hAnsi="Inter"/>
               </w:rPr>
               <w:t xml:space="preserve">Mois 3, 6, 9</w:t>
             </w:r>
@@ -1445,7 +1497,7 @@
             </w:pPr>
             <w:r>
               <w:rPr>
-                <w:rFonts w:ascii="Arial" w:cs="Arial" w:eastAsia="Arial" w:hAnsi="Arial"/>
+                <w:rFonts w:ascii="Inter" w:cs="Inter" w:eastAsia="Inter" w:hAnsi="Inter"/>
               </w:rPr>
               <w:t xml:space="preserve">Bilan trimestriel des compétences (CFA + entreprise) et relevé de progression</w:t>
             </w:r>
@@ -1467,7 +1519,7 @@
             </w:pPr>
             <w:r>
               <w:rPr>
-                <w:rFonts w:ascii="Arial" w:cs="Arial" w:eastAsia="Arial" w:hAnsi="Arial"/>
+                <w:rFonts w:ascii="Inter" w:cs="Inter" w:eastAsia="Inter" w:hAnsi="Inter"/>
               </w:rPr>
               <w:t xml:space="preserve">Formateur référent, maître d’apprentissage</w:t>
             </w:r>
@@ -1481,21 +1533,21 @@
         <w:tc>
           <w:tcPr>
             <w:tcW w:type="dxa" w:w="2000"/>
-            <w:shd w:fill="EAF0F6" w:color="auto" w:val="clear"/>
-            <w:tcMar>
-              <w:top w:type="dxa" w:w="60"/>
-              <w:left w:type="dxa" w:w="90"/>
-              <w:bottom w:type="dxa" w:w="60"/>
-              <w:right w:type="dxa" w:w="90"/>
-            </w:tcMar>
-          </w:tcPr>
-          <w:p>
-            <w:pPr>
-              <w:spacing w:after="40"/>
-            </w:pPr>
-            <w:r>
-              <w:rPr>
-                <w:rFonts w:ascii="Arial" w:cs="Arial" w:eastAsia="Arial" w:hAnsi="Arial"/>
+            <w:shd w:fill="EEF1F6" w:color="auto" w:val="clear"/>
+            <w:tcMar>
+              <w:top w:type="dxa" w:w="60"/>
+              <w:left w:type="dxa" w:w="90"/>
+              <w:bottom w:type="dxa" w:w="60"/>
+              <w:right w:type="dxa" w:w="90"/>
+            </w:tcMar>
+          </w:tcPr>
+          <w:p>
+            <w:pPr>
+              <w:spacing w:after="40"/>
+            </w:pPr>
+            <w:r>
+              <w:rPr>
+                <w:rFonts w:ascii="Inter" w:cs="Inter" w:eastAsia="Inter" w:hAnsi="Inter"/>
               </w:rPr>
               <w:t xml:space="preserve">Mois 6</w:t>
             </w:r>
@@ -1504,21 +1556,21 @@
         <w:tc>
           <w:tcPr>
             <w:tcW w:type="dxa" w:w="4800"/>
-            <w:shd w:fill="EAF0F6" w:color="auto" w:val="clear"/>
-            <w:tcMar>
-              <w:top w:type="dxa" w:w="60"/>
-              <w:left w:type="dxa" w:w="90"/>
-              <w:bottom w:type="dxa" w:w="60"/>
-              <w:right w:type="dxa" w:w="90"/>
-            </w:tcMar>
-          </w:tcPr>
-          <w:p>
-            <w:pPr>
-              <w:spacing w:after="40"/>
-            </w:pPr>
-            <w:r>
-              <w:rPr>
-                <w:rFonts w:ascii="Arial" w:cs="Arial" w:eastAsia="Arial" w:hAnsi="Arial"/>
+            <w:shd w:fill="EEF1F6" w:color="auto" w:val="clear"/>
+            <w:tcMar>
+              <w:top w:type="dxa" w:w="60"/>
+              <w:left w:type="dxa" w:w="90"/>
+              <w:bottom w:type="dxa" w:w="60"/>
+              <w:right w:type="dxa" w:w="90"/>
+            </w:tcMar>
+          </w:tcPr>
+          <w:p>
+            <w:pPr>
+              <w:spacing w:after="40"/>
+            </w:pPr>
+            <w:r>
+              <w:rPr>
+                <w:rFonts w:ascii="Inter" w:cs="Inter" w:eastAsia="Inter" w:hAnsi="Inter"/>
               </w:rPr>
               <w:t xml:space="preserve">Bilan intermédiaire partagé avec l’employeur</w:t>
             </w:r>
@@ -1527,21 +1579,21 @@
         <w:tc>
           <w:tcPr>
             <w:tcW w:type="dxa" w:w="2838"/>
-            <w:shd w:fill="EAF0F6" w:color="auto" w:val="clear"/>
-            <w:tcMar>
-              <w:top w:type="dxa" w:w="60"/>
-              <w:left w:type="dxa" w:w="90"/>
-              <w:bottom w:type="dxa" w:w="60"/>
-              <w:right w:type="dxa" w:w="90"/>
-            </w:tcMar>
-          </w:tcPr>
-          <w:p>
-            <w:pPr>
-              <w:spacing w:after="40"/>
-            </w:pPr>
-            <w:r>
-              <w:rPr>
-                <w:rFonts w:ascii="Arial" w:cs="Arial" w:eastAsia="Arial" w:hAnsi="Arial"/>
+            <w:shd w:fill="EEF1F6" w:color="auto" w:val="clear"/>
+            <w:tcMar>
+              <w:top w:type="dxa" w:w="60"/>
+              <w:left w:type="dxa" w:w="90"/>
+              <w:bottom w:type="dxa" w:w="60"/>
+              <w:right w:type="dxa" w:w="90"/>
+            </w:tcMar>
+          </w:tcPr>
+          <w:p>
+            <w:pPr>
+              <w:spacing w:after="40"/>
+            </w:pPr>
+            <w:r>
+              <w:rPr>
+                <w:rFonts w:ascii="Inter" w:cs="Inter" w:eastAsia="Inter" w:hAnsi="Inter"/>
               </w:rPr>
               <w:t xml:space="preserve">Formateur référent, apprenti, employeur</w:t>
             </w:r>
@@ -1568,7 +1620,7 @@
             </w:pPr>
             <w:r>
               <w:rPr>
-                <w:rFonts w:ascii="Arial" w:cs="Arial" w:eastAsia="Arial" w:hAnsi="Arial"/>
+                <w:rFonts w:ascii="Inter" w:cs="Inter" w:eastAsia="Inter" w:hAnsi="Inter"/>
               </w:rPr>
               <w:t xml:space="preserve">Mois 10</w:t>
             </w:r>
@@ -1590,7 +1642,7 @@
             </w:pPr>
             <w:r>
               <w:rPr>
-                <w:rFonts w:ascii="Arial" w:cs="Arial" w:eastAsia="Arial" w:hAnsi="Arial"/>
+                <w:rFonts w:ascii="Inter" w:cs="Inter" w:eastAsia="Inter" w:hAnsi="Inter"/>
               </w:rPr>
               <w:t xml:space="preserve">Examen blanc dans les conditions de l’épreuve</w:t>
             </w:r>
@@ -1612,7 +1664,7 @@
             </w:pPr>
             <w:r>
               <w:rPr>
-                <w:rFonts w:ascii="Arial" w:cs="Arial" w:eastAsia="Arial" w:hAnsi="Arial"/>
+                <w:rFonts w:ascii="Inter" w:cs="Inter" w:eastAsia="Inter" w:hAnsi="Inter"/>
               </w:rPr>
               <w:t xml:space="preserve">Formateurs, professionnel extérieur si possible</w:t>
             </w:r>
@@ -1626,21 +1678,21 @@
         <w:tc>
           <w:tcPr>
             <w:tcW w:type="dxa" w:w="2000"/>
-            <w:shd w:fill="EAF0F6" w:color="auto" w:val="clear"/>
-            <w:tcMar>
-              <w:top w:type="dxa" w:w="60"/>
-              <w:left w:type="dxa" w:w="90"/>
-              <w:bottom w:type="dxa" w:w="60"/>
-              <w:right w:type="dxa" w:w="90"/>
-            </w:tcMar>
-          </w:tcPr>
-          <w:p>
-            <w:pPr>
-              <w:spacing w:after="40"/>
-            </w:pPr>
-            <w:r>
-              <w:rPr>
-                <w:rFonts w:ascii="Arial" w:cs="Arial" w:eastAsia="Arial" w:hAnsi="Arial"/>
+            <w:shd w:fill="EEF1F6" w:color="auto" w:val="clear"/>
+            <w:tcMar>
+              <w:top w:type="dxa" w:w="60"/>
+              <w:left w:type="dxa" w:w="90"/>
+              <w:bottom w:type="dxa" w:w="60"/>
+              <w:right w:type="dxa" w:w="90"/>
+            </w:tcMar>
+          </w:tcPr>
+          <w:p>
+            <w:pPr>
+              <w:spacing w:after="40"/>
+            </w:pPr>
+            <w:r>
+              <w:rPr>
+                <w:rFonts w:ascii="Inter" w:cs="Inter" w:eastAsia="Inter" w:hAnsi="Inter"/>
               </w:rPr>
               <w:t xml:space="preserve">Mois 11 à 12</w:t>
             </w:r>
@@ -1649,21 +1701,21 @@
         <w:tc>
           <w:tcPr>
             <w:tcW w:type="dxa" w:w="4800"/>
-            <w:shd w:fill="EAF0F6" w:color="auto" w:val="clear"/>
-            <w:tcMar>
-              <w:top w:type="dxa" w:w="60"/>
-              <w:left w:type="dxa" w:w="90"/>
-              <w:bottom w:type="dxa" w:w="60"/>
-              <w:right w:type="dxa" w:w="90"/>
-            </w:tcMar>
-          </w:tcPr>
-          <w:p>
-            <w:pPr>
-              <w:spacing w:after="40"/>
-            </w:pPr>
-            <w:r>
-              <w:rPr>
-                <w:rFonts w:ascii="Arial" w:cs="Arial" w:eastAsia="Arial" w:hAnsi="Arial"/>
+            <w:shd w:fill="EEF1F6" w:color="auto" w:val="clear"/>
+            <w:tcMar>
+              <w:top w:type="dxa" w:w="60"/>
+              <w:left w:type="dxa" w:w="90"/>
+              <w:bottom w:type="dxa" w:w="60"/>
+              <w:right w:type="dxa" w:w="90"/>
+            </w:tcMar>
+          </w:tcPr>
+          <w:p>
+            <w:pPr>
+              <w:spacing w:after="40"/>
+            </w:pPr>
+            <w:r>
+              <w:rPr>
+                <w:rFonts w:ascii="Inter" w:cs="Inter" w:eastAsia="Inter" w:hAnsi="Inter"/>
               </w:rPr>
               <w:t xml:space="preserve">Épreuves de certification</w:t>
             </w:r>
@@ -1672,21 +1724,21 @@
         <w:tc>
           <w:tcPr>
             <w:tcW w:type="dxa" w:w="2838"/>
-            <w:shd w:fill="EAF0F6" w:color="auto" w:val="clear"/>
-            <w:tcMar>
-              <w:top w:type="dxa" w:w="60"/>
-              <w:left w:type="dxa" w:w="90"/>
-              <w:bottom w:type="dxa" w:w="60"/>
-              <w:right w:type="dxa" w:w="90"/>
-            </w:tcMar>
-          </w:tcPr>
-          <w:p>
-            <w:pPr>
-              <w:spacing w:after="40"/>
-            </w:pPr>
-            <w:r>
-              <w:rPr>
-                <w:rFonts w:ascii="Arial" w:cs="Arial" w:eastAsia="Arial" w:hAnsi="Arial"/>
+            <w:shd w:fill="EEF1F6" w:color="auto" w:val="clear"/>
+            <w:tcMar>
+              <w:top w:type="dxa" w:w="60"/>
+              <w:left w:type="dxa" w:w="90"/>
+              <w:bottom w:type="dxa" w:w="60"/>
+              <w:right w:type="dxa" w:w="90"/>
+            </w:tcMar>
+          </w:tcPr>
+          <w:p>
+            <w:pPr>
+              <w:spacing w:after="40"/>
+            </w:pPr>
+            <w:r>
+              <w:rPr>
+                <w:rFonts w:ascii="Inter" w:cs="Inter" w:eastAsia="Inter" w:hAnsi="Inter"/>
               </w:rPr>
               <w:t xml:space="preserve">Jury désigné selon les règles du certificateur</w:t>
             </w:r>
@@ -1707,7 +1759,7 @@
       </w:pPr>
       <w:r>
         <w:rPr>
-          <w:rFonts w:ascii="Arial" w:cs="Arial" w:eastAsia="Arial" w:hAnsi="Arial"/>
+          <w:rFonts w:ascii="Montserrat" w:cs="Montserrat" w:eastAsia="Montserrat" w:hAnsi="Montserrat"/>
         </w:rPr>
         <w:t xml:space="preserve">4. Communication des résultats</w:t>
       </w:r>
@@ -1723,7 +1775,7 @@
       </w:pPr>
       <w:r>
         <w:rPr>
-          <w:rFonts w:ascii="Arial" w:cs="Arial" w:eastAsia="Arial" w:hAnsi="Arial"/>
+          <w:rFonts w:ascii="Inter" w:cs="Inter" w:eastAsia="Inter" w:hAnsi="Inter"/>
         </w:rPr>
         <w:t xml:space="preserve">Retour individuel écrit après chaque évaluation formative significative.</w:t>
       </w:r>
@@ -1739,7 +1791,7 @@
       </w:pPr>
       <w:r>
         <w:rPr>
-          <w:rFonts w:ascii="Arial" w:cs="Arial" w:eastAsia="Arial" w:hAnsi="Arial"/>
+          <w:rFonts w:ascii="Inter" w:cs="Inter" w:eastAsia="Inter" w:hAnsi="Inter"/>
         </w:rPr>
         <w:t xml:space="preserve">Relevé de progression trimestriel transmis à l’apprenti et à l’employeur (et aux représentants légaux pour les mineurs).</w:t>
       </w:r>
@@ -1755,7 +1807,7 @@
       </w:pPr>
       <w:r>
         <w:rPr>
-          <w:rFonts w:ascii="Arial" w:cs="Arial" w:eastAsia="Arial" w:hAnsi="Arial"/>
+          <w:rFonts w:ascii="Inter" w:cs="Inter" w:eastAsia="Inter" w:hAnsi="Inter"/>
         </w:rPr>
         <w:t xml:space="preserve">Plan de remédiation individuel en cas de résultats insuffisants : soutien, exercices complémentaires, entretien avec le maître d’apprentissage.</w:t>
       </w:r>
@@ -1768,151 +1820,414 @@
       </w:pPr>
       <w:r>
         <w:rPr>
-          <w:rFonts w:ascii="Arial" w:cs="Arial" w:eastAsia="Arial" w:hAnsi="Arial"/>
+          <w:rFonts w:ascii="Montserrat" w:cs="Montserrat" w:eastAsia="Montserrat" w:hAnsi="Montserrat"/>
         </w:rPr>
         <w:t xml:space="preserve">5. Organisation de la certification</w:t>
       </w:r>
     </w:p>
+    <w:tbl>
+      <w:tblPr>
+        <w:tblW w:type="dxa" w:w="9638"/>
+        <w:tblBorders>
+          <w:top w:val="single" w:color="A6A6A6" w:sz="4"/>
+          <w:left w:val="single" w:color="A6A6A6" w:sz="4"/>
+          <w:bottom w:val="single" w:color="A6A6A6" w:sz="4"/>
+          <w:right w:val="single" w:color="A6A6A6" w:sz="4"/>
+          <w:insideH w:val="single" w:color="A6A6A6" w:sz="4"/>
+          <w:insideV w:val="single" w:color="A6A6A6" w:sz="4"/>
+        </w:tblBorders>
+        <w:tblLayout w:type="fixed"/>
+      </w:tblPr>
+      <w:tblGrid>
+        <w:gridCol w:w="3200"/>
+        <w:gridCol w:w="2000"/>
+        <w:gridCol w:w="4438"/>
+      </w:tblGrid>
+      <w:tr>
+        <w:trPr>
+          <w:tblHeader/>
+        </w:trPr>
+        <w:tc>
+          <w:tcPr>
+            <w:tcW w:type="dxa" w:w="3200"/>
+            <w:shd w:fill="1B3A6B" w:color="auto" w:val="clear"/>
+            <w:tcMar>
+              <w:top w:type="dxa" w:w="60"/>
+              <w:left w:type="dxa" w:w="90"/>
+              <w:bottom w:type="dxa" w:w="60"/>
+              <w:right w:type="dxa" w:w="90"/>
+            </w:tcMar>
+          </w:tcPr>
+          <w:p>
+            <w:pPr>
+              <w:spacing w:after="40"/>
+            </w:pPr>
+            <w:r>
+              <w:rPr>
+                <w:rFonts w:ascii="Inter" w:cs="Inter" w:eastAsia="Inter" w:hAnsi="Inter"/>
+                <w:b/>
+                <w:bCs/>
+                <w:color w:val="FFFFFF"/>
+              </w:rPr>
+              <w:t xml:space="preserve">Certification</w:t>
+            </w:r>
+          </w:p>
+        </w:tc>
+        <w:tc>
+          <w:tcPr>
+            <w:tcW w:type="dxa" w:w="2000"/>
+            <w:shd w:fill="1B3A6B" w:color="auto" w:val="clear"/>
+            <w:tcMar>
+              <w:top w:type="dxa" w:w="60"/>
+              <w:left w:type="dxa" w:w="90"/>
+              <w:bottom w:type="dxa" w:w="60"/>
+              <w:right w:type="dxa" w:w="90"/>
+            </w:tcMar>
+          </w:tcPr>
+          <w:p>
+            <w:pPr>
+              <w:spacing w:after="40"/>
+            </w:pPr>
+            <w:r>
+              <w:rPr>
+                <w:rFonts w:ascii="Inter" w:cs="Inter" w:eastAsia="Inter" w:hAnsi="Inter"/>
+                <w:b/>
+                <w:bCs/>
+                <w:color w:val="FFFFFF"/>
+              </w:rPr>
+              <w:t xml:space="preserve">Certificateur</w:t>
+            </w:r>
+          </w:p>
+        </w:tc>
+        <w:tc>
+          <w:tcPr>
+            <w:tcW w:type="dxa" w:w="4438"/>
+            <w:shd w:fill="1B3A6B" w:color="auto" w:val="clear"/>
+            <w:tcMar>
+              <w:top w:type="dxa" w:w="60"/>
+              <w:left w:type="dxa" w:w="90"/>
+              <w:bottom w:type="dxa" w:w="60"/>
+              <w:right w:type="dxa" w:w="90"/>
+            </w:tcMar>
+          </w:tcPr>
+          <w:p>
+            <w:pPr>
+              <w:spacing w:after="40"/>
+            </w:pPr>
+            <w:r>
+              <w:rPr>
+                <w:rFonts w:ascii="Inter" w:cs="Inter" w:eastAsia="Inter" w:hAnsi="Inter"/>
+                <w:b/>
+                <w:bCs/>
+                <w:color w:val="FFFFFF"/>
+              </w:rPr>
+              <w:t xml:space="preserve">Organisation de la certification</w:t>
+            </w:r>
+          </w:p>
+        </w:tc>
+      </w:tr>
+      <w:tr>
+        <w:trPr>
+          <w:cantSplit w:val="false"/>
+        </w:trPr>
+        <w:tc>
+          <w:tcPr>
+            <w:tcW w:type="dxa" w:w="3200"/>
+            <w:tcMar>
+              <w:top w:type="dxa" w:w="60"/>
+              <w:left w:type="dxa" w:w="90"/>
+              <w:bottom w:type="dxa" w:w="60"/>
+              <w:right w:type="dxa" w:w="90"/>
+            </w:tcMar>
+          </w:tcPr>
+          <w:p>
+            <w:pPr>
+              <w:spacing w:after="40"/>
+            </w:pPr>
+            <w:r>
+              <w:rPr>
+                <w:rFonts w:ascii="Inter" w:cs="Inter" w:eastAsia="Inter" w:hAnsi="Inter"/>
+              </w:rPr>
+              <w:t xml:space="preserve">Titre professionnel Manager d’établissement marchand — RNCP 41853 (niveau 5)</w:t>
+            </w:r>
+          </w:p>
+        </w:tc>
+        <w:tc>
+          <w:tcPr>
+            <w:tcW w:type="dxa" w:w="2000"/>
+            <w:tcMar>
+              <w:top w:type="dxa" w:w="60"/>
+              <w:left w:type="dxa" w:w="90"/>
+              <w:bottom w:type="dxa" w:w="60"/>
+              <w:right w:type="dxa" w:w="90"/>
+            </w:tcMar>
+          </w:tcPr>
+          <w:p>
+            <w:pPr>
+              <w:spacing w:after="40"/>
+            </w:pPr>
+            <w:r>
+              <w:rPr>
+                <w:rFonts w:ascii="Inter" w:cs="Inter" w:eastAsia="Inter" w:hAnsi="Inter"/>
+              </w:rPr>
+              <w:t xml:space="preserve">Ministère du Travail</w:t>
+            </w:r>
+          </w:p>
+        </w:tc>
+        <w:tc>
+          <w:tcPr>
+            <w:tcW w:type="dxa" w:w="4438"/>
+            <w:tcMar>
+              <w:top w:type="dxa" w:w="60"/>
+              <w:left w:type="dxa" w:w="90"/>
+              <w:bottom w:type="dxa" w:w="60"/>
+              <w:right w:type="dxa" w:w="90"/>
+            </w:tcMar>
+          </w:tcPr>
+          <w:p>
+            <w:pPr>
+              <w:spacing w:after="40"/>
+            </w:pPr>
+            <w:r>
+              <w:rPr>
+                <w:rFonts w:ascii="Inter" w:cs="Inter" w:eastAsia="Inter" w:hAnsi="Inter"/>
+              </w:rPr>
+              <w:t xml:space="preserve">YEBA FORMATIONS demande à la DEETS La Réunion l’</w:t>
+            </w:r>
+            <w:r>
+              <w:rPr>
+                <w:rFonts w:ascii="Inter" w:cs="Inter" w:eastAsia="Inter" w:hAnsi="Inter"/>
+                <w:b/>
+                <w:bCs/>
+              </w:rPr>
+              <w:t xml:space="preserve">agrément</w:t>
+            </w:r>
+            <w:r>
+              <w:rPr>
+                <w:rFonts w:ascii="Inter" w:cs="Inter" w:eastAsia="Inter" w:hAnsi="Inter"/>
+              </w:rPr>
+              <w:t xml:space="preserve"> pour organiser la session de validation (dossier déposé au moins 6 mois avant la session). Épreuves selon le référentiel d’évaluation : mise en situation professionnelle, entretien technique, dossier professionnel et résultats des évaluations passées en cours de formation, entretien final avec le jury.</w:t>
+            </w:r>
+          </w:p>
+        </w:tc>
+      </w:tr>
+      <w:tr>
+        <w:trPr>
+          <w:cantSplit/>
+        </w:trPr>
+        <w:tc>
+          <w:tcPr>
+            <w:tcW w:type="dxa" w:w="3200"/>
+            <w:shd w:fill="EEF1F6" w:color="auto" w:val="clear"/>
+            <w:tcMar>
+              <w:top w:type="dxa" w:w="60"/>
+              <w:left w:type="dxa" w:w="90"/>
+              <w:bottom w:type="dxa" w:w="60"/>
+              <w:right w:type="dxa" w:w="90"/>
+            </w:tcMar>
+          </w:tcPr>
+          <w:p>
+            <w:pPr>
+              <w:spacing w:after="40"/>
+            </w:pPr>
+            <w:r>
+              <w:rPr>
+                <w:rFonts w:ascii="Inter" w:cs="Inter" w:eastAsia="Inter" w:hAnsi="Inter"/>
+              </w:rPr>
+              <w:t xml:space="preserve">Product Builder No-Code — RNCP 39108 (niveau 6)</w:t>
+            </w:r>
+          </w:p>
+        </w:tc>
+        <w:tc>
+          <w:tcPr>
+            <w:tcW w:type="dxa" w:w="2000"/>
+            <w:shd w:fill="EEF1F6" w:color="auto" w:val="clear"/>
+            <w:tcMar>
+              <w:top w:type="dxa" w:w="60"/>
+              <w:left w:type="dxa" w:w="90"/>
+              <w:bottom w:type="dxa" w:w="60"/>
+              <w:right w:type="dxa" w:w="90"/>
+            </w:tcMar>
+          </w:tcPr>
+          <w:p>
+            <w:pPr>
+              <w:spacing w:after="40"/>
+            </w:pPr>
+            <w:r>
+              <w:rPr>
+                <w:rFonts w:ascii="Inter" w:cs="Inter" w:eastAsia="Inter" w:hAnsi="Inter"/>
+              </w:rPr>
+              <w:t xml:space="preserve">L’École pour tous (École Cube)</w:t>
+            </w:r>
+          </w:p>
+        </w:tc>
+        <w:tc>
+          <w:tcPr>
+            <w:tcW w:type="dxa" w:w="4438"/>
+            <w:shd w:fill="EEF1F6" w:color="auto" w:val="clear"/>
+            <w:tcMar>
+              <w:top w:type="dxa" w:w="60"/>
+              <w:left w:type="dxa" w:w="90"/>
+              <w:bottom w:type="dxa" w:w="60"/>
+              <w:right w:type="dxa" w:w="90"/>
+            </w:tcMar>
+          </w:tcPr>
+          <w:p>
+            <w:pPr>
+              <w:spacing w:after="40"/>
+            </w:pPr>
+            <w:r>
+              <w:rPr>
+                <w:rFonts w:ascii="Inter" w:cs="Inter" w:eastAsia="Inter" w:hAnsi="Inter"/>
+              </w:rPr>
+              <w:t xml:space="preserve">Modalités d’évaluation fixées par le certificateur dans la </w:t>
+            </w:r>
+            <w:r>
+              <w:rPr>
+                <w:rFonts w:ascii="Inter" w:cs="Inter" w:eastAsia="Inter" w:hAnsi="Inter"/>
+                <w:b/>
+                <w:bCs/>
+              </w:rPr>
+              <w:t xml:space="preserve">convention de partenariat</w:t>
+            </w:r>
+            <w:r>
+              <w:rPr>
+                <w:rFonts w:ascii="Inter" w:cs="Inter" w:eastAsia="Inter" w:hAnsi="Inter"/>
+              </w:rPr>
+              <w:t xml:space="preserve"> </w:t>
+            </w:r>
+            <w:r>
+              <w:rPr>
+                <w:rFonts w:ascii="Inter" w:cs="Inter" w:eastAsia="Inter" w:hAnsi="Inter"/>
+                <w:b/>
+                <w:bCs/>
+                <w:highlight w:val="yellow"/>
+                <w:highlightCs w:val="yellow"/>
+              </w:rPr>
+              <w:t xml:space="preserve">[à signer et à joindre]</w:t>
+            </w:r>
+            <w:r>
+              <w:rPr>
+                <w:rFonts w:ascii="Inter" w:cs="Inter" w:eastAsia="Inter" w:hAnsi="Inter"/>
+              </w:rPr>
+              <w:t xml:space="preserve">.</w:t>
+            </w:r>
+          </w:p>
+        </w:tc>
+      </w:tr>
+      <w:tr>
+        <w:trPr>
+          <w:cantSplit/>
+        </w:trPr>
+        <w:tc>
+          <w:tcPr>
+            <w:tcW w:type="dxa" w:w="3200"/>
+            <w:tcMar>
+              <w:top w:type="dxa" w:w="60"/>
+              <w:left w:type="dxa" w:w="90"/>
+              <w:bottom w:type="dxa" w:w="60"/>
+              <w:right w:type="dxa" w:w="90"/>
+            </w:tcMar>
+          </w:tcPr>
+          <w:p>
+            <w:pPr>
+              <w:spacing w:after="40"/>
+            </w:pPr>
+            <w:r>
+              <w:rPr>
+                <w:rFonts w:ascii="Inter" w:cs="Inter" w:eastAsia="Inter" w:hAnsi="Inter"/>
+              </w:rPr>
+              <w:t xml:space="preserve">Responsable ressources humaines — RNCP 38442 (niveau 6)</w:t>
+            </w:r>
+          </w:p>
+        </w:tc>
+        <w:tc>
+          <w:tcPr>
+            <w:tcW w:type="dxa" w:w="2000"/>
+            <w:tcMar>
+              <w:top w:type="dxa" w:w="60"/>
+              <w:left w:type="dxa" w:w="90"/>
+              <w:bottom w:type="dxa" w:w="60"/>
+              <w:right w:type="dxa" w:w="90"/>
+            </w:tcMar>
+          </w:tcPr>
+          <w:p>
+            <w:pPr>
+              <w:spacing w:after="40"/>
+            </w:pPr>
+            <w:r>
+              <w:rPr>
+                <w:rFonts w:ascii="Inter" w:cs="Inter" w:eastAsia="Inter" w:hAnsi="Inter"/>
+              </w:rPr>
+              <w:t xml:space="preserve">Cnam</w:t>
+            </w:r>
+          </w:p>
+        </w:tc>
+        <w:tc>
+          <w:tcPr>
+            <w:tcW w:type="dxa" w:w="4438"/>
+            <w:tcMar>
+              <w:top w:type="dxa" w:w="60"/>
+              <w:left w:type="dxa" w:w="90"/>
+              <w:bottom w:type="dxa" w:w="60"/>
+              <w:right w:type="dxa" w:w="90"/>
+            </w:tcMar>
+          </w:tcPr>
+          <w:p>
+            <w:pPr>
+              <w:spacing w:after="40"/>
+            </w:pPr>
+            <w:r>
+              <w:rPr>
+                <w:rFonts w:ascii="Inter" w:cs="Inter" w:eastAsia="Inter" w:hAnsi="Inter"/>
+              </w:rPr>
+              <w:t xml:space="preserve">Modalités d’évaluation fixées par le Cnam dans la </w:t>
+            </w:r>
+            <w:r>
+              <w:rPr>
+                <w:rFonts w:ascii="Inter" w:cs="Inter" w:eastAsia="Inter" w:hAnsi="Inter"/>
+                <w:b/>
+                <w:bCs/>
+              </w:rPr>
+              <w:t xml:space="preserve">convention de partenariat</w:t>
+            </w:r>
+            <w:r>
+              <w:rPr>
+                <w:rFonts w:ascii="Inter" w:cs="Inter" w:eastAsia="Inter" w:hAnsi="Inter"/>
+              </w:rPr>
+              <w:t xml:space="preserve"> </w:t>
+            </w:r>
+            <w:r>
+              <w:rPr>
+                <w:rFonts w:ascii="Inter" w:cs="Inter" w:eastAsia="Inter" w:hAnsi="Inter"/>
+                <w:b/>
+                <w:bCs/>
+                <w:highlight w:val="yellow"/>
+                <w:highlightCs w:val="yellow"/>
+              </w:rPr>
+              <w:t xml:space="preserve">[à signer et à joindre]</w:t>
+            </w:r>
+            <w:r>
+              <w:rPr>
+                <w:rFonts w:ascii="Inter" w:cs="Inter" w:eastAsia="Inter" w:hAnsi="Inter"/>
+              </w:rPr>
+              <w:t xml:space="preserve">.</w:t>
+            </w:r>
+          </w:p>
+        </w:tc>
+      </w:tr>
+    </w:tbl>
     <w:p>
       <w:pPr>
-        <w:spacing w:after="120" w:line="288"/>
-        <w:jc w:val="both"/>
-      </w:pPr>
-      <w:r>
-        <w:rPr>
-          <w:rFonts w:ascii="Arial" w:cs="Arial" w:eastAsia="Arial" w:hAnsi="Arial"/>
-        </w:rPr>
-        <w:t xml:space="preserve">Les certifications préparées sont : </w:t>
-      </w:r>
-      <w:r>
-        <w:rPr>
-          <w:rFonts w:ascii="Arial" w:cs="Arial" w:eastAsia="Arial" w:hAnsi="Arial"/>
-          <w:b/>
-          <w:bCs/>
-          <w:highlight w:val="yellow"/>
-          <w:highlightCs w:val="yellow"/>
-        </w:rPr>
-        <w:t xml:space="preserve">[liste des titres ou diplômes, avec leur code RNCP et leur certificateur]</w:t>
-      </w:r>
-      <w:r>
-        <w:rPr>
-          <w:rFonts w:ascii="Arial" w:cs="Arial" w:eastAsia="Arial" w:hAnsi="Arial"/>
-        </w:rPr>
-        <w:t xml:space="preserve">. Selon le cas :</w:t>
-      </w:r>
-    </w:p>
-    <w:p>
-      <w:pPr>
-        <w:pStyle w:val="ListParagraph"/>
-        <w:numPr>
-          <w:ilvl w:val="0"/>
-          <w:numId w:val="2"/>
-        </w:numPr>
-        <w:spacing w:after="60" w:line="276"/>
-      </w:pPr>
-      <w:r>
-        <w:rPr>
-          <w:rFonts w:ascii="Arial" w:cs="Arial" w:eastAsia="Arial" w:hAnsi="Arial"/>
-        </w:rPr>
-        <w:t xml:space="preserve">pour un </w:t>
-      </w:r>
-      <w:r>
-        <w:rPr>
-          <w:rFonts w:ascii="Arial" w:cs="Arial" w:eastAsia="Arial" w:hAnsi="Arial"/>
-          <w:b/>
-          <w:bCs/>
-        </w:rPr>
-        <w:t xml:space="preserve">titre professionnel du ministère du Travail</w:t>
-      </w:r>
-      <w:r>
-        <w:rPr>
-          <w:rFonts w:ascii="Arial" w:cs="Arial" w:eastAsia="Arial" w:hAnsi="Arial"/>
-        </w:rPr>
-        <w:t xml:space="preserve">, YEBA FORMATIONS sollicitera l’</w:t>
-      </w:r>
-      <w:r>
-        <w:rPr>
-          <w:rFonts w:ascii="Arial" w:cs="Arial" w:eastAsia="Arial" w:hAnsi="Arial"/>
-          <w:b/>
-          <w:bCs/>
-        </w:rPr>
-        <w:t xml:space="preserve">agrément</w:t>
-      </w:r>
-      <w:r>
-        <w:rPr>
-          <w:rFonts w:ascii="Arial" w:cs="Arial" w:eastAsia="Arial" w:hAnsi="Arial"/>
-        </w:rPr>
-        <w:t xml:space="preserve"> permettant d’organiser les sessions de validation, ou s’appuiera sur un centre agréé (</w:t>
-      </w:r>
-      <w:r>
-        <w:rPr>
-          <w:rFonts w:ascii="Arial" w:cs="Arial" w:eastAsia="Arial" w:hAnsi="Arial"/>
-          <w:b/>
-          <w:bCs/>
-          <w:highlight w:val="yellow"/>
-          <w:highlightCs w:val="yellow"/>
-        </w:rPr>
-        <w:t xml:space="preserve">[à préciser]</w:t>
-      </w:r>
-      <w:r>
-        <w:rPr>
-          <w:rFonts w:ascii="Arial" w:cs="Arial" w:eastAsia="Arial" w:hAnsi="Arial"/>
-        </w:rPr>
-        <w:t xml:space="preserve">) ;</w:t>
-      </w:r>
-    </w:p>
-    <w:p>
-      <w:pPr>
-        <w:pStyle w:val="ListParagraph"/>
-        <w:numPr>
-          <w:ilvl w:val="0"/>
-          <w:numId w:val="2"/>
-        </w:numPr>
-        <w:spacing w:after="60" w:line="276"/>
-      </w:pPr>
-      <w:r>
-        <w:rPr>
-          <w:rFonts w:ascii="Arial" w:cs="Arial" w:eastAsia="Arial" w:hAnsi="Arial"/>
-        </w:rPr>
-        <w:t xml:space="preserve">pour une certification d’un autre organisme, une </w:t>
-      </w:r>
-      <w:r>
-        <w:rPr>
-          <w:rFonts w:ascii="Arial" w:cs="Arial" w:eastAsia="Arial" w:hAnsi="Arial"/>
-          <w:b/>
-          <w:bCs/>
-        </w:rPr>
-        <w:t xml:space="preserve">convention de partenariat</w:t>
-      </w:r>
-      <w:r>
-        <w:rPr>
-          <w:rFonts w:ascii="Arial" w:cs="Arial" w:eastAsia="Arial" w:hAnsi="Arial"/>
-        </w:rPr>
-        <w:t xml:space="preserve"> avec le certificateur précise les modalités d’évaluation (</w:t>
-      </w:r>
-      <w:r>
-        <w:rPr>
-          <w:rFonts w:ascii="Arial" w:cs="Arial" w:eastAsia="Arial" w:hAnsi="Arial"/>
-          <w:b/>
-          <w:bCs/>
-          <w:highlight w:val="yellow"/>
-          <w:highlightCs w:val="yellow"/>
-        </w:rPr>
-        <w:t xml:space="preserve">[à joindre]</w:t>
-      </w:r>
-      <w:r>
-        <w:rPr>
-          <w:rFonts w:ascii="Arial" w:cs="Arial" w:eastAsia="Arial" w:hAnsi="Arial"/>
-        </w:rPr>
-        <w:t xml:space="preserve">).</w:t>
-      </w:r>
+        <w:spacing w:after="80"/>
+      </w:pPr>
     </w:p>
     <w:tbl>
       <w:tblPr>
         <w:tblW w:type="dxa" w:w="9638"/>
         <w:tblBorders>
           <w:top w:val="none" w:color="FFFFFF" w:sz="0"/>
-          <w:left w:val="single" w:color="1F3A5F" w:sz="12"/>
+          <w:left w:val="single" w:color="1B3A6B" w:sz="12"/>
           <w:bottom w:val="none" w:color="FFFFFF" w:sz="0"/>
           <w:right w:val="none" w:color="FFFFFF" w:sz="0"/>
           <w:insideH w:val="none" w:color="FFFFFF" w:sz="0"/>
@@ -1926,7 +2241,7 @@
         <w:tc>
           <w:tcPr>
             <w:tcW w:type="dxa" w:w="9638"/>
-            <w:shd w:fill="EAF0F6" w:color="auto" w:val="clear"/>
+            <w:shd w:fill="EEF1F6" w:color="auto" w:val="clear"/>
             <w:tcMar>
               <w:top w:type="dxa" w:w="100"/>
               <w:left w:type="dxa" w:w="160"/>
@@ -1940,10 +2255,10 @@
             </w:pPr>
             <w:r>
               <w:rPr>
-                <w:rFonts w:ascii="Arial" w:cs="Arial" w:eastAsia="Arial" w:hAnsi="Arial"/>
+                <w:rFonts w:ascii="Montserrat" w:cs="Montserrat" w:eastAsia="Montserrat" w:hAnsi="Montserrat"/>
                 <w:b/>
                 <w:bCs/>
-                <w:color w:val="1F3A5F"/>
+                <w:color w:val="1B3A6B"/>
               </w:rPr>
               <w:t xml:space="preserve">Conformité RGPD / IA Act</w:t>
             </w:r>
@@ -1954,7 +2269,7 @@
             </w:pPr>
             <w:r>
               <w:rPr>
-                <w:rFonts w:ascii="Arial" w:cs="Arial" w:eastAsia="Arial" w:hAnsi="Arial"/>
+                <w:rFonts w:ascii="Inter" w:cs="Inter" w:eastAsia="Inter" w:hAnsi="Inter"/>
                 <w:b/>
                 <w:bCs/>
               </w:rPr>
@@ -1962,13 +2277,13 @@
             </w:r>
             <w:r>
               <w:rPr>
-                <w:rFonts w:ascii="Arial" w:cs="Arial" w:eastAsia="Arial" w:hAnsi="Arial"/>
+                <w:rFonts w:ascii="Inter" w:cs="Inter" w:eastAsia="Inter" w:hAnsi="Inter"/>
               </w:rPr>
               <w:t xml:space="preserve"> — Résultats et appréciations sont des données personnelles : accès limité à l’apprenti, à ses formateurs, à son employeur (pour ce qui le concerne) et, pour les mineurs, aux représentants légaux. Durée de conservation : </w:t>
             </w:r>
             <w:r>
               <w:rPr>
-                <w:rFonts w:ascii="Arial" w:cs="Arial" w:eastAsia="Arial" w:hAnsi="Arial"/>
+                <w:rFonts w:ascii="Inter" w:cs="Inter" w:eastAsia="Inter" w:hAnsi="Inter"/>
                 <w:b/>
                 <w:bCs/>
                 <w:highlight w:val="yellow"/>
@@ -1978,7 +2293,7 @@
             </w:r>
             <w:r>
               <w:rPr>
-                <w:rFonts w:ascii="Arial" w:cs="Arial" w:eastAsia="Arial" w:hAnsi="Arial"/>
+                <w:rFonts w:ascii="Inter" w:cs="Inter" w:eastAsia="Inter" w:hAnsi="Inter"/>
               </w:rPr>
               <w:t xml:space="preserve">.</w:t>
             </w:r>
@@ -1989,7 +2304,7 @@
             </w:pPr>
             <w:r>
               <w:rPr>
-                <w:rFonts w:ascii="Arial" w:cs="Arial" w:eastAsia="Arial" w:hAnsi="Arial"/>
+                <w:rFonts w:ascii="Inter" w:cs="Inter" w:eastAsia="Inter" w:hAnsi="Inter"/>
                 <w:b/>
                 <w:bCs/>
               </w:rPr>
@@ -1997,13 +2312,13 @@
             </w:r>
             <w:r>
               <w:rPr>
-                <w:rFonts w:ascii="Arial" w:cs="Arial" w:eastAsia="Arial" w:hAnsi="Arial"/>
+                <w:rFonts w:ascii="Inter" w:cs="Inter" w:eastAsia="Inter" w:hAnsi="Inter"/>
               </w:rPr>
               <w:t xml:space="preserve"> — Aucun système d’IA n’est utilisé pour noter ou évaluer les apprentis. Un système d’IA destiné à </w:t>
             </w:r>
             <w:r>
               <w:rPr>
-                <w:rFonts w:ascii="Arial" w:cs="Arial" w:eastAsia="Arial" w:hAnsi="Arial"/>
+                <w:rFonts w:ascii="Inter" w:cs="Inter" w:eastAsia="Inter" w:hAnsi="Inter"/>
                 <w:b/>
                 <w:bCs/>
               </w:rPr>
@@ -2011,13 +2326,13 @@
             </w:r>
             <w:r>
               <w:rPr>
-                <w:rFonts w:ascii="Arial" w:cs="Arial" w:eastAsia="Arial" w:hAnsi="Arial"/>
+                <w:rFonts w:ascii="Inter" w:cs="Inter" w:eastAsia="Inter" w:hAnsi="Inter"/>
               </w:rPr>
               <w:t xml:space="preserve"> relève des systèmes à </w:t>
             </w:r>
             <w:r>
               <w:rPr>
-                <w:rFonts w:ascii="Arial" w:cs="Arial" w:eastAsia="Arial" w:hAnsi="Arial"/>
+                <w:rFonts w:ascii="Inter" w:cs="Inter" w:eastAsia="Inter" w:hAnsi="Inter"/>
                 <w:b/>
                 <w:bCs/>
               </w:rPr>
@@ -2025,7 +2340,7 @@
             </w:r>
             <w:r>
               <w:rPr>
-                <w:rFonts w:ascii="Arial" w:cs="Arial" w:eastAsia="Arial" w:hAnsi="Arial"/>
+                <w:rFonts w:ascii="Inter" w:cs="Inter" w:eastAsia="Inter" w:hAnsi="Inter"/>
               </w:rPr>
               <w:t xml:space="preserve"> (annexe III, point 3, « éducation et formation professionnelle »). Si des quiz sont créés avec l’aide d’une IA, leur contenu est relu et validé par un formateur, et la notation reste humaine.</w:t>
             </w:r>
@@ -2050,41 +2365,39 @@
       </w:pPr>
       <w:r>
         <w:rPr>
-          <w:rFonts w:ascii="Arial" w:cs="Arial" w:eastAsia="Arial" w:hAnsi="Arial"/>
-        </w:rPr>
-        <w:t xml:space="preserve">Fait à </w:t>
-      </w:r>
-      <w:r>
-        <w:rPr>
-          <w:rFonts w:ascii="Arial" w:cs="Arial" w:eastAsia="Arial" w:hAnsi="Arial"/>
+          <w:rFonts w:ascii="Inter" w:cs="Inter" w:eastAsia="Inter" w:hAnsi="Inter"/>
+        </w:rPr>
+        <w:t xml:space="preserve">Fait à Saint-Denis, le </w:t>
+      </w:r>
+      <w:r>
+        <w:rPr>
+          <w:rFonts w:ascii="Inter" w:cs="Inter" w:eastAsia="Inter" w:hAnsi="Inter"/>
           <w:b/>
           <w:bCs/>
           <w:highlight w:val="yellow"/>
           <w:highlightCs w:val="yellow"/>
         </w:rPr>
-        <w:t xml:space="preserve">[commune]</w:t>
-      </w:r>
-      <w:r>
-        <w:rPr>
-          <w:rFonts w:ascii="Arial" w:cs="Arial" w:eastAsia="Arial" w:hAnsi="Arial"/>
-        </w:rPr>
-        <w:t xml:space="preserve">, le </w:t>
-      </w:r>
-      <w:r>
-        <w:rPr>
-          <w:rFonts w:ascii="Arial" w:cs="Arial" w:eastAsia="Arial" w:hAnsi="Arial"/>
+        <w:t xml:space="preserve">[date d’envoi]</w:t>
+      </w:r>
+      <w:r>
+        <w:rPr>
+          <w:rFonts w:ascii="Inter" w:cs="Inter" w:eastAsia="Inter" w:hAnsi="Inter"/>
+        </w:rPr>
+        <w:t xml:space="preserve">.</w:t>
+      </w:r>
+    </w:p>
+    <w:p>
+      <w:pPr>
+        <w:spacing w:after="120" w:line="288"/>
+        <w:jc w:val="left"/>
+      </w:pPr>
+      <w:r>
+        <w:rPr>
+          <w:rFonts w:ascii="Inter" w:cs="Inter" w:eastAsia="Inter" w:hAnsi="Inter"/>
           <w:b/>
           <w:bCs/>
-          <w:highlight w:val="yellow"/>
-          <w:highlightCs w:val="yellow"/>
-        </w:rPr>
-        <w:t xml:space="preserve">[date d’envoi]</w:t>
-      </w:r>
-      <w:r>
-        <w:rPr>
-          <w:rFonts w:ascii="Arial" w:cs="Arial" w:eastAsia="Arial" w:hAnsi="Arial"/>
-        </w:rPr>
-        <w:t xml:space="preserve">.</w:t>
+        </w:rPr>
+        <w:t xml:space="preserve">Aurélien LUMEKA, Directeur de YEBA FORMATIONS</w:t>
       </w:r>
     </w:p>
     <w:p>
@@ -2094,21 +2407,7 @@
       </w:pPr>
       <w:r>
         <w:rPr>
-          <w:rFonts w:ascii="Arial" w:cs="Arial" w:eastAsia="Arial" w:hAnsi="Arial"/>
-          <w:b/>
-          <w:bCs/>
-        </w:rPr>
-        <w:t xml:space="preserve">Aurélien LUMEKA, Directeur de YEBA FORMATIONS</w:t>
-      </w:r>
-    </w:p>
-    <w:p>
-      <w:pPr>
-        <w:spacing w:after="120" w:line="288"/>
-        <w:jc w:val="left"/>
-      </w:pPr>
-      <w:r>
-        <w:rPr>
-          <w:rFonts w:ascii="Arial" w:cs="Arial" w:eastAsia="Arial" w:hAnsi="Arial"/>
+          <w:rFonts w:ascii="Inter" w:cs="Inter" w:eastAsia="Inter" w:hAnsi="Inter"/>
         </w:rPr>
         <w:t xml:space="preserve">Signature et cachet :</w:t>
       </w:r>
@@ -2174,8 +2473,8 @@
     </w:pPr>
     <w:r>
       <w:rPr>
-        <w:rFonts w:ascii="Arial" w:cs="Arial" w:eastAsia="Arial" w:hAnsi="Arial"/>
-        <w:color w:val="595959"/>
+        <w:rFonts w:ascii="Inter" w:cs="Inter" w:eastAsia="Inter" w:hAnsi="Inter"/>
+        <w:color w:val="4D4D4D"/>
         <w:sz w:val="16"/>
         <w:szCs w:val="16"/>
       </w:rPr>
@@ -2183,8 +2482,8 @@
     </w:r>
     <w:r>
       <w:rPr>
-        <w:rFonts w:ascii="Arial" w:cs="Arial" w:eastAsia="Arial" w:hAnsi="Arial"/>
-        <w:color w:val="595959"/>
+        <w:rFonts w:ascii="Inter" w:cs="Inter" w:eastAsia="Inter" w:hAnsi="Inter"/>
+        <w:color w:val="4D4D4D"/>
         <w:sz w:val="16"/>
         <w:szCs w:val="16"/>
       </w:rPr>
@@ -2195,8 +2494,8 @@
     </w:r>
     <w:r>
       <w:rPr>
-        <w:rFonts w:ascii="Arial" w:cs="Arial" w:eastAsia="Arial" w:hAnsi="Arial"/>
-        <w:color w:val="595959"/>
+        <w:rFonts w:ascii="Inter" w:cs="Inter" w:eastAsia="Inter" w:hAnsi="Inter"/>
+        <w:color w:val="4D4D4D"/>
         <w:sz w:val="16"/>
         <w:szCs w:val="16"/>
       </w:rPr>
@@ -2204,8 +2503,8 @@
     </w:r>
     <w:r>
       <w:rPr>
-        <w:rFonts w:ascii="Arial" w:cs="Arial" w:eastAsia="Arial" w:hAnsi="Arial"/>
-        <w:color w:val="595959"/>
+        <w:rFonts w:ascii="Inter" w:cs="Inter" w:eastAsia="Inter" w:hAnsi="Inter"/>
+        <w:color w:val="4D4D4D"/>
         <w:sz w:val="16"/>
         <w:szCs w:val="16"/>
       </w:rPr>
@@ -2263,8 +2562,8 @@
     </w:pPr>
     <w:r>
       <w:rPr>
-        <w:rFonts w:ascii="Arial" w:cs="Arial" w:eastAsia="Arial" w:hAnsi="Arial"/>
-        <w:color w:val="595959"/>
+        <w:rFonts w:ascii="Inter" w:cs="Inter" w:eastAsia="Inter" w:hAnsi="Inter"/>
+        <w:color w:val="4D4D4D"/>
         <w:sz w:val="16"/>
         <w:szCs w:val="16"/>
       </w:rPr>
@@ -2401,7 +2700,8 @@
   <w:docDefaults>
     <w:rPrDefault>
       <w:rPr>
-        <w:rFonts w:ascii="Arial" w:cs="Arial" w:eastAsia="Arial" w:hAnsi="Arial"/>
+        <w:rFonts w:ascii="Inter" w:cs="Inter" w:eastAsia="Inter" w:hAnsi="Inter"/>
+        <w:color w:val="121212"/>
         <w:sz w:val="22"/>
         <w:szCs w:val="22"/>
       </w:rPr>
@@ -2585,13 +2885,16 @@
     <w:next w:val="Normal"/>
     <w:qFormat/>
     <w:pPr>
+      <w:pBdr>
+        <w:bottom w:val="single" w:color="C9AB4C" w:sz="8" w:space="4"/>
+      </w:pBdr>
       <w:outlineLvl w:val="0"/>
     </w:pPr>
     <w:rPr>
-      <w:rFonts w:ascii="Arial" w:cs="Arial" w:eastAsia="Arial" w:hAnsi="Arial"/>
+      <w:rFonts w:ascii="Montserrat" w:cs="Montserrat" w:eastAsia="Montserrat" w:hAnsi="Montserrat"/>
       <w:b/>
       <w:bCs/>
-      <w:color w:val="1F3A5F"/>
+      <w:color w:val="1B3A6B"/>
       <w:sz w:val="28"/>
       <w:szCs w:val="28"/>
     </w:rPr>
@@ -2605,10 +2908,10 @@
       <w:outlineLvl w:val="1"/>
     </w:pPr>
     <w:rPr>
-      <w:rFonts w:ascii="Arial" w:cs="Arial" w:eastAsia="Arial" w:hAnsi="Arial"/>
+      <w:rFonts w:ascii="Montserrat" w:cs="Montserrat" w:eastAsia="Montserrat" w:hAnsi="Montserrat"/>
       <w:b/>
       <w:bCs/>
-      <w:color w:val="C8691C"/>
+      <w:color w:val="1B3A6B"/>
       <w:sz w:val="24"/>
       <w:szCs w:val="24"/>
     </w:rPr>

--- a/dossier-deets-apprentissage/word/06_Notice_evaluation_des_competences.docx
+++ b/dossier-deets-apprentissage/word/06_Notice_evaluation_des_competences.docx
@@ -113,6 +113,7 @@
           <w:p>
             <w:pPr>
               <w:spacing w:after="40"/>
+              <w:jc w:val="left"/>
             </w:pPr>
             <w:r>
               <w:rPr>
@@ -139,6 +140,7 @@
           <w:p>
             <w:pPr>
               <w:spacing w:after="40"/>
+              <w:jc w:val="left"/>
             </w:pPr>
             <w:r>
               <w:rPr>
@@ -169,6 +171,7 @@
           <w:p>
             <w:pPr>
               <w:spacing w:after="40"/>
+              <w:jc w:val="left"/>
             </w:pPr>
             <w:r>
               <w:rPr>
@@ -191,6 +194,7 @@
           <w:p>
             <w:pPr>
               <w:spacing w:after="40"/>
+              <w:jc w:val="left"/>
             </w:pPr>
             <w:r>
               <w:rPr>
@@ -219,6 +223,7 @@
           <w:p>
             <w:pPr>
               <w:spacing w:after="40"/>
+              <w:jc w:val="left"/>
             </w:pPr>
             <w:r>
               <w:rPr>
@@ -242,6 +247,7 @@
           <w:p>
             <w:pPr>
               <w:spacing w:after="40"/>
+              <w:jc w:val="left"/>
             </w:pPr>
             <w:r>
               <w:rPr>
@@ -269,6 +275,7 @@
           <w:p>
             <w:pPr>
               <w:spacing w:after="40"/>
+              <w:jc w:val="left"/>
             </w:pPr>
             <w:r>
               <w:rPr>
@@ -291,12 +298,13 @@
           <w:p>
             <w:pPr>
               <w:spacing w:after="40"/>
-            </w:pPr>
-            <w:r>
-              <w:rPr>
-                <w:rFonts w:ascii="Inter" w:cs="Inter" w:eastAsia="Inter" w:hAnsi="Inter"/>
-              </w:rPr>
-              <w:t xml:space="preserve">Organisation de l’évaluation des compétences (positionnement, évaluations formatives, contrôle continu, évaluations certificatives) et calendrier.</w:t>
+              <w:jc w:val="both"/>
+            </w:pPr>
+            <w:r>
+              <w:rPr>
+                <w:rFonts w:ascii="Inter" w:cs="Inter" w:eastAsia="Inter" w:hAnsi="Inter"/>
+              </w:rPr>
+              <w:t xml:space="preserve">Organisation de l’évaluation des compétences des apprentis préparant le titre professionnel Manager d’établissement marchand (positionnement, évaluations formatives, évaluations passées en cours de formation, dossier professionnel, session de validation) et calendrier.</w:t>
             </w:r>
           </w:p>
         </w:tc>
@@ -319,6 +327,7 @@
           <w:p>
             <w:pPr>
               <w:spacing w:after="40"/>
+              <w:jc w:val="left"/>
             </w:pPr>
             <w:r>
               <w:rPr>
@@ -342,6 +351,7 @@
           <w:p>
             <w:pPr>
               <w:spacing w:after="40"/>
+              <w:jc w:val="left"/>
             </w:pPr>
             <w:r>
               <w:rPr>
@@ -369,6 +379,7 @@
           <w:p>
             <w:pPr>
               <w:spacing w:after="40"/>
+              <w:jc w:val="left"/>
             </w:pPr>
             <w:r>
               <w:rPr>
@@ -391,6 +402,7 @@
           <w:p>
             <w:pPr>
               <w:spacing w:after="40"/>
+              <w:jc w:val="left"/>
             </w:pPr>
             <w:r>
               <w:rPr>
@@ -419,6 +431,7 @@
           <w:p>
             <w:pPr>
               <w:spacing w:after="40"/>
+              <w:jc w:val="left"/>
             </w:pPr>
             <w:r>
               <w:rPr>
@@ -442,6 +455,7 @@
           <w:p>
             <w:pPr>
               <w:spacing w:after="40"/>
+              <w:jc w:val="both"/>
             </w:pPr>
             <w:r>
               <w:rPr>
@@ -469,6 +483,7 @@
           <w:p>
             <w:pPr>
               <w:spacing w:after="40"/>
+              <w:jc w:val="left"/>
             </w:pPr>
             <w:r>
               <w:rPr>
@@ -491,6 +506,7 @@
           <w:p>
             <w:pPr>
               <w:spacing w:after="40"/>
+              <w:jc w:val="left"/>
             </w:pPr>
             <w:r>
               <w:rPr>
@@ -519,6 +535,7 @@
           <w:p>
             <w:pPr>
               <w:spacing w:after="40"/>
+              <w:jc w:val="left"/>
             </w:pPr>
             <w:r>
               <w:rPr>
@@ -542,6 +559,7 @@
           <w:p>
             <w:pPr>
               <w:spacing w:after="40"/>
+              <w:jc w:val="left"/>
             </w:pPr>
             <w:r>
               <w:rPr>
@@ -588,13 +606,25 @@
           <w:b/>
           <w:bCs/>
         </w:rPr>
-        <w:t xml:space="preserve">dans le respect des règles définies par chaque organisme certificateur</w:t>
-      </w:r>
-      <w:r>
-        <w:rPr>
-          <w:rFonts w:ascii="Inter" w:cs="Inter" w:eastAsia="Inter" w:hAnsi="Inter"/>
-        </w:rPr>
-        <w:t xml:space="preserve">. YEBA FORMATIONS organise donc ses évaluations à partir du référentiel de chaque certification préparée (référentiel d’activités, de compétences et d’évaluation enregistré au RNCP).</w:t>
+        <w:t xml:space="preserve">dans le respect des règles définies par l’organisme certificateur</w:t>
+      </w:r>
+      <w:r>
+        <w:rPr>
+          <w:rFonts w:ascii="Inter" w:cs="Inter" w:eastAsia="Inter" w:hAnsi="Inter"/>
+        </w:rPr>
+        <w:t xml:space="preserve">. Le titre professionnel Manager d’établissement marchand (MEM, RNCP 41853, niveau 5) relève du ministère du Travail : YEBA FORMATIONS organise donc ses évaluations à partir du référentiel emploi, activités et compétences (REAC) et du référentiel d’évaluation (RE) du titre.</w:t>
+      </w:r>
+    </w:p>
+    <w:p>
+      <w:pPr>
+        <w:spacing w:after="120" w:line="288"/>
+        <w:jc w:val="both"/>
+      </w:pPr>
+      <w:r>
+        <w:rPr>
+          <w:rFonts w:ascii="Inter" w:cs="Inter" w:eastAsia="Inter" w:hAnsi="Inter"/>
+        </w:rPr>
+        <w:t xml:space="preserve">Le titre comprend trois activités types, chacune sanctionnée par un certificat de compétences professionnelles (CCP) :</w:t>
       </w:r>
     </w:p>
     <w:p>
@@ -605,6 +635,7 @@
           <w:numId w:val="2"/>
         </w:numPr>
         <w:spacing w:after="60" w:line="276"/>
+        <w:jc w:val="both"/>
       </w:pPr>
       <w:r>
         <w:rPr>
@@ -612,13 +643,13 @@
           <w:b/>
           <w:bCs/>
         </w:rPr>
-        <w:t xml:space="preserve">Évaluer pour faire progresser</w:t>
-      </w:r>
-      <w:r>
-        <w:rPr>
-          <w:rFonts w:ascii="Inter" w:cs="Inter" w:eastAsia="Inter" w:hAnsi="Inter"/>
-        </w:rPr>
-        <w:t xml:space="preserve"> : la majorité des évaluations est formative et donne lieu à un retour individuel.</w:t>
+        <w:t xml:space="preserve">CCP 1</w:t>
+      </w:r>
+      <w:r>
+        <w:rPr>
+          <w:rFonts w:ascii="Inter" w:cs="Inter" w:eastAsia="Inter" w:hAnsi="Inter"/>
+        </w:rPr>
+        <w:t xml:space="preserve"> — Manager l’équipe de son périmètre au sein de l’établissement marchand ;</w:t>
       </w:r>
     </w:p>
     <w:p>
@@ -629,6 +660,7 @@
           <w:numId w:val="2"/>
         </w:numPr>
         <w:spacing w:after="60" w:line="276"/>
+        <w:jc w:val="both"/>
       </w:pPr>
       <w:r>
         <w:rPr>
@@ -636,13 +668,13 @@
           <w:b/>
           <w:bCs/>
         </w:rPr>
-        <w:t xml:space="preserve">Évaluer en situation réelle</w:t>
-      </w:r>
-      <w:r>
-        <w:rPr>
-          <w:rFonts w:ascii="Inter" w:cs="Inter" w:eastAsia="Inter" w:hAnsi="Inter"/>
-        </w:rPr>
-        <w:t xml:space="preserve"> : les compétences sont observées au CFA (mises en situation) et en entreprise (avec le maître d’apprentissage).</w:t>
+        <w:t xml:space="preserve">CCP 2</w:t>
+      </w:r>
+      <w:r>
+        <w:rPr>
+          <w:rFonts w:ascii="Inter" w:cs="Inter" w:eastAsia="Inter" w:hAnsi="Inter"/>
+        </w:rPr>
+        <w:t xml:space="preserve"> — Développer la dynamique commerciale de son périmètre au sein de l’établissement marchand ;</w:t>
       </w:r>
     </w:p>
     <w:p>
@@ -653,6 +685,7 @@
           <w:numId w:val="2"/>
         </w:numPr>
         <w:spacing w:after="60" w:line="276"/>
+        <w:jc w:val="both"/>
       </w:pPr>
       <w:r>
         <w:rPr>
@@ -660,13 +693,67 @@
           <w:b/>
           <w:bCs/>
         </w:rPr>
-        <w:t xml:space="preserve">Évaluer de manière équitable</w:t>
-      </w:r>
-      <w:r>
-        <w:rPr>
-          <w:rFonts w:ascii="Inter" w:cs="Inter" w:eastAsia="Inter" w:hAnsi="Inter"/>
-        </w:rPr>
-        <w:t xml:space="preserve"> : grilles critériées communes, critères connus à l’avance, adaptations pour les apprentis en situation de handicap (pièce n° 10).</w:t>
+        <w:t xml:space="preserve">CCP 3</w:t>
+      </w:r>
+      <w:r>
+        <w:rPr>
+          <w:rFonts w:ascii="Inter" w:cs="Inter" w:eastAsia="Inter" w:hAnsi="Inter"/>
+        </w:rPr>
+        <w:t xml:space="preserve"> — Contribuer à la performance commerciale et à la rentabilité de son périmètre au sein de l’établissement marchand.</w:t>
+      </w:r>
+    </w:p>
+    <w:p>
+      <w:pPr>
+        <w:spacing w:after="120" w:line="288"/>
+        <w:jc w:val="both"/>
+      </w:pPr>
+      <w:r>
+        <w:rPr>
+          <w:rFonts w:ascii="Inter" w:cs="Inter" w:eastAsia="Inter" w:hAnsi="Inter"/>
+        </w:rPr>
+        <w:t xml:space="preserve">Trois règles guident nos pratiques : </w:t>
+      </w:r>
+      <w:r>
+        <w:rPr>
+          <w:rFonts w:ascii="Inter" w:cs="Inter" w:eastAsia="Inter" w:hAnsi="Inter"/>
+          <w:b/>
+          <w:bCs/>
+        </w:rPr>
+        <w:t xml:space="preserve">évaluer pour faire progresser</w:t>
+      </w:r>
+      <w:r>
+        <w:rPr>
+          <w:rFonts w:ascii="Inter" w:cs="Inter" w:eastAsia="Inter" w:hAnsi="Inter"/>
+        </w:rPr>
+        <w:t xml:space="preserve"> (la majorité des évaluations est formative et donne lieu à un retour individuel), </w:t>
+      </w:r>
+      <w:r>
+        <w:rPr>
+          <w:rFonts w:ascii="Inter" w:cs="Inter" w:eastAsia="Inter" w:hAnsi="Inter"/>
+          <w:b/>
+          <w:bCs/>
+        </w:rPr>
+        <w:t xml:space="preserve">évaluer en situation réelle</w:t>
+      </w:r>
+      <w:r>
+        <w:rPr>
+          <w:rFonts w:ascii="Inter" w:cs="Inter" w:eastAsia="Inter" w:hAnsi="Inter"/>
+        </w:rPr>
+        <w:t xml:space="preserve"> (au CFA par des mises en situation, en entreprise avec le maître d’apprentissage) et </w:t>
+      </w:r>
+      <w:r>
+        <w:rPr>
+          <w:rFonts w:ascii="Inter" w:cs="Inter" w:eastAsia="Inter" w:hAnsi="Inter"/>
+          <w:b/>
+          <w:bCs/>
+        </w:rPr>
+        <w:t xml:space="preserve">évaluer de manière équitable</w:t>
+      </w:r>
+      <w:r>
+        <w:rPr>
+          <w:rFonts w:ascii="Inter" w:cs="Inter" w:eastAsia="Inter" w:hAnsi="Inter"/>
+        </w:rPr>
+        <w:t xml:space="preserve"> (grilles critériées communes, critères connus à l’avance, aménagements pour les apprentis en situation de handicap, pièce n° 10).</w:t>
       </w:r>
     </w:p>
     <w:p>
@@ -679,7 +766,7 @@
         <w:rPr>
           <w:rFonts w:ascii="Montserrat" w:cs="Montserrat" w:eastAsia="Montserrat" w:hAnsi="Montserrat"/>
         </w:rPr>
-        <w:t xml:space="preserve">2. Les quatre temps de l’évaluation</w:t>
+        <w:t xml:space="preserve">2. Les cinq temps de l’évaluation</w:t>
       </w:r>
     </w:p>
     <w:tbl>
@@ -697,9 +784,9 @@
       </w:tblPr>
       <w:tblGrid>
         <w:gridCol w:w="2100"/>
-        <w:gridCol w:w="2700"/>
+        <w:gridCol w:w="2600"/>
         <w:gridCol w:w="3100"/>
-        <w:gridCol w:w="1738"/>
+        <w:gridCol w:w="1838"/>
       </w:tblGrid>
       <w:tr>
         <w:trPr>
@@ -719,6 +806,7 @@
           <w:p>
             <w:pPr>
               <w:spacing w:after="40"/>
+              <w:jc w:val="left"/>
             </w:pPr>
             <w:r>
               <w:rPr>
@@ -733,7 +821,7 @@
         </w:tc>
         <w:tc>
           <w:tcPr>
-            <w:tcW w:type="dxa" w:w="2700"/>
+            <w:tcW w:type="dxa" w:w="2600"/>
             <w:shd w:fill="1B3A6B" w:color="auto" w:val="clear"/>
             <w:tcMar>
               <w:top w:type="dxa" w:w="60"/>
@@ -745,6 +833,7 @@
           <w:p>
             <w:pPr>
               <w:spacing w:after="40"/>
+              <w:jc w:val="left"/>
             </w:pPr>
             <w:r>
               <w:rPr>
@@ -771,6 +860,7 @@
           <w:p>
             <w:pPr>
               <w:spacing w:after="40"/>
+              <w:jc w:val="left"/>
             </w:pPr>
             <w:r>
               <w:rPr>
@@ -785,7 +875,7 @@
         </w:tc>
         <w:tc>
           <w:tcPr>
-            <w:tcW w:type="dxa" w:w="1738"/>
+            <w:tcW w:type="dxa" w:w="1838"/>
             <w:shd w:fill="1B3A6B" w:color="auto" w:val="clear"/>
             <w:tcMar>
               <w:top w:type="dxa" w:w="60"/>
@@ -797,6 +887,7 @@
           <w:p>
             <w:pPr>
               <w:spacing w:after="40"/>
+              <w:jc w:val="left"/>
             </w:pPr>
             <w:r>
               <w:rPr>
@@ -827,6 +918,7 @@
           <w:p>
             <w:pPr>
               <w:spacing w:after="40"/>
+              <w:jc w:val="left"/>
             </w:pPr>
             <w:r>
               <w:rPr>
@@ -838,23 +930,24 @@
         </w:tc>
         <w:tc>
           <w:tcPr>
-            <w:tcW w:type="dxa" w:w="2700"/>
-            <w:tcMar>
-              <w:top w:type="dxa" w:w="60"/>
-              <w:left w:type="dxa" w:w="90"/>
-              <w:bottom w:type="dxa" w:w="60"/>
-              <w:right w:type="dxa" w:w="90"/>
-            </w:tcMar>
-          </w:tcPr>
-          <w:p>
-            <w:pPr>
-              <w:spacing w:after="40"/>
-            </w:pPr>
-            <w:r>
-              <w:rPr>
-                <w:rFonts w:ascii="Inter" w:cs="Inter" w:eastAsia="Inter" w:hAnsi="Inter"/>
-              </w:rPr>
-              <w:t xml:space="preserve">Mesurer les acquis à l’entrée, adapter le parcours et la durée si besoin</w:t>
+            <w:tcW w:type="dxa" w:w="2600"/>
+            <w:tcMar>
+              <w:top w:type="dxa" w:w="60"/>
+              <w:left w:type="dxa" w:w="90"/>
+              <w:bottom w:type="dxa" w:w="60"/>
+              <w:right w:type="dxa" w:w="90"/>
+            </w:tcMar>
+          </w:tcPr>
+          <w:p>
+            <w:pPr>
+              <w:spacing w:after="40"/>
+              <w:jc w:val="left"/>
+            </w:pPr>
+            <w:r>
+              <w:rPr>
+                <w:rFonts w:ascii="Inter" w:cs="Inter" w:eastAsia="Inter" w:hAnsi="Inter"/>
+              </w:rPr>
+              <w:t xml:space="preserve">Mesurer les acquis à l’entrée et individualiser le parcours</w:t>
             </w:r>
           </w:p>
         </w:tc>
@@ -871,34 +964,36 @@
           <w:p>
             <w:pPr>
               <w:spacing w:after="40"/>
-            </w:pPr>
-            <w:r>
-              <w:rPr>
-                <w:rFonts w:ascii="Inter" w:cs="Inter" w:eastAsia="Inter" w:hAnsi="Inter"/>
-              </w:rPr>
-              <w:t xml:space="preserve">Entretien, test de positionnement, questionnaire de besoins</w:t>
-            </w:r>
-          </w:p>
-        </w:tc>
-        <w:tc>
-          <w:tcPr>
-            <w:tcW w:type="dxa" w:w="1738"/>
-            <w:tcMar>
-              <w:top w:type="dxa" w:w="60"/>
-              <w:left w:type="dxa" w:w="90"/>
-              <w:bottom w:type="dxa" w:w="60"/>
-              <w:right w:type="dxa" w:w="90"/>
-            </w:tcMar>
-          </w:tcPr>
-          <w:p>
-            <w:pPr>
-              <w:spacing w:after="40"/>
-            </w:pPr>
-            <w:r>
-              <w:rPr>
-                <w:rFonts w:ascii="Inter" w:cs="Inter" w:eastAsia="Inter" w:hAnsi="Inter"/>
-              </w:rPr>
-              <w:t xml:space="preserve">À l’entrée en formation</w:t>
+              <w:jc w:val="left"/>
+            </w:pPr>
+            <w:r>
+              <w:rPr>
+                <w:rFonts w:ascii="Inter" w:cs="Inter" w:eastAsia="Inter" w:hAnsi="Inter"/>
+              </w:rPr>
+              <w:t xml:space="preserve">Entretien, test de positionnement sur les trois CCP, questionnaire de besoins</w:t>
+            </w:r>
+          </w:p>
+        </w:tc>
+        <w:tc>
+          <w:tcPr>
+            <w:tcW w:type="dxa" w:w="1838"/>
+            <w:tcMar>
+              <w:top w:type="dxa" w:w="60"/>
+              <w:left w:type="dxa" w:w="90"/>
+              <w:bottom w:type="dxa" w:w="60"/>
+              <w:right w:type="dxa" w:w="90"/>
+            </w:tcMar>
+          </w:tcPr>
+          <w:p>
+            <w:pPr>
+              <w:spacing w:after="40"/>
+              <w:jc w:val="left"/>
+            </w:pPr>
+            <w:r>
+              <w:rPr>
+                <w:rFonts w:ascii="Inter" w:cs="Inter" w:eastAsia="Inter" w:hAnsi="Inter"/>
+              </w:rPr>
+              <w:t xml:space="preserve">Première semaine au CFA (mars 2027)</w:t>
             </w:r>
           </w:p>
         </w:tc>
@@ -921,6 +1016,7 @@
           <w:p>
             <w:pPr>
               <w:spacing w:after="40"/>
+              <w:jc w:val="left"/>
             </w:pPr>
             <w:r>
               <w:rPr>
@@ -932,7 +1028,7 @@
         </w:tc>
         <w:tc>
           <w:tcPr>
-            <w:tcW w:type="dxa" w:w="2700"/>
+            <w:tcW w:type="dxa" w:w="2600"/>
             <w:shd w:fill="EEF1F6" w:color="auto" w:val="clear"/>
             <w:tcMar>
               <w:top w:type="dxa" w:w="60"/>
@@ -944,12 +1040,13 @@
           <w:p>
             <w:pPr>
               <w:spacing w:after="40"/>
-            </w:pPr>
-            <w:r>
-              <w:rPr>
-                <w:rFonts w:ascii="Inter" w:cs="Inter" w:eastAsia="Inter" w:hAnsi="Inter"/>
-              </w:rPr>
-              <w:t xml:space="preserve">Vérifier l’acquisition de chaque module et ajuster</w:t>
+              <w:jc w:val="left"/>
+            </w:pPr>
+            <w:r>
+              <w:rPr>
+                <w:rFonts w:ascii="Inter" w:cs="Inter" w:eastAsia="Inter" w:hAnsi="Inter"/>
+              </w:rPr>
+              <w:t xml:space="preserve">Vérifier l’acquisition de chaque séquence et ajuster</w:t>
             </w:r>
           </w:p>
         </w:tc>
@@ -967,18 +1064,19 @@
           <w:p>
             <w:pPr>
               <w:spacing w:after="40"/>
-            </w:pPr>
-            <w:r>
-              <w:rPr>
-                <w:rFonts w:ascii="Inter" w:cs="Inter" w:eastAsia="Inter" w:hAnsi="Inter"/>
-              </w:rPr>
-              <w:t xml:space="preserve">Quiz courts, études de cas, jeux de rôle filmés (vente, négociation, management), auto-évaluation</w:t>
-            </w:r>
-          </w:p>
-        </w:tc>
-        <w:tc>
-          <w:tcPr>
-            <w:tcW w:type="dxa" w:w="1738"/>
+              <w:jc w:val="left"/>
+            </w:pPr>
+            <w:r>
+              <w:rPr>
+                <w:rFonts w:ascii="Inter" w:cs="Inter" w:eastAsia="Inter" w:hAnsi="Inter"/>
+              </w:rPr>
+              <w:t xml:space="preserve">Quiz courts, études de cas de commerces réunionnais, jeux de rôle filmés (entretien individuel, brief d’équipe, conseil client), auto-évaluation</w:t>
+            </w:r>
+          </w:p>
+        </w:tc>
+        <w:tc>
+          <w:tcPr>
+            <w:tcW w:type="dxa" w:w="1838"/>
             <w:shd w:fill="EEF1F6" w:color="auto" w:val="clear"/>
             <w:tcMar>
               <w:top w:type="dxa" w:w="60"/>
@@ -990,12 +1088,13 @@
           <w:p>
             <w:pPr>
               <w:spacing w:after="40"/>
-            </w:pPr>
-            <w:r>
-              <w:rPr>
-                <w:rFonts w:ascii="Inter" w:cs="Inter" w:eastAsia="Inter" w:hAnsi="Inter"/>
-              </w:rPr>
-              <w:t xml:space="preserve">À la fin de chaque séquence de formation au CFA</w:t>
+              <w:jc w:val="left"/>
+            </w:pPr>
+            <w:r>
+              <w:rPr>
+                <w:rFonts w:ascii="Inter" w:cs="Inter" w:eastAsia="Inter" w:hAnsi="Inter"/>
+              </w:rPr>
+              <w:t xml:space="preserve">Chaque semaine au CFA</w:t>
             </w:r>
           </w:p>
         </w:tc>
@@ -1017,6 +1116,7 @@
           <w:p>
             <w:pPr>
               <w:spacing w:after="40"/>
+              <w:jc w:val="left"/>
             </w:pPr>
             <w:r>
               <w:rPr>
@@ -1028,23 +1128,24 @@
         </w:tc>
         <w:tc>
           <w:tcPr>
-            <w:tcW w:type="dxa" w:w="2700"/>
-            <w:tcMar>
-              <w:top w:type="dxa" w:w="60"/>
-              <w:left w:type="dxa" w:w="90"/>
-              <w:bottom w:type="dxa" w:w="60"/>
-              <w:right w:type="dxa" w:w="90"/>
-            </w:tcMar>
-          </w:tcPr>
-          <w:p>
-            <w:pPr>
-              <w:spacing w:after="40"/>
-            </w:pPr>
-            <w:r>
-              <w:rPr>
-                <w:rFonts w:ascii="Inter" w:cs="Inter" w:eastAsia="Inter" w:hAnsi="Inter"/>
-              </w:rPr>
-              <w:t xml:space="preserve">Vérifier le transfert en situation de travail</w:t>
+            <w:tcW w:type="dxa" w:w="2600"/>
+            <w:tcMar>
+              <w:top w:type="dxa" w:w="60"/>
+              <w:left w:type="dxa" w:w="90"/>
+              <w:bottom w:type="dxa" w:w="60"/>
+              <w:right w:type="dxa" w:w="90"/>
+            </w:tcMar>
+          </w:tcPr>
+          <w:p>
+            <w:pPr>
+              <w:spacing w:after="40"/>
+              <w:jc w:val="left"/>
+            </w:pPr>
+            <w:r>
+              <w:rPr>
+                <w:rFonts w:ascii="Inter" w:cs="Inter" w:eastAsia="Inter" w:hAnsi="Inter"/>
+              </w:rPr>
+              <w:t xml:space="preserve">Vérifier le transfert des compétences en situation de travail</w:t>
             </w:r>
           </w:p>
         </w:tc>
@@ -1061,6 +1162,7 @@
           <w:p>
             <w:pPr>
               <w:spacing w:after="40"/>
+              <w:jc w:val="left"/>
             </w:pPr>
             <w:r>
               <w:rPr>
@@ -1072,17 +1174,18 @@
         </w:tc>
         <w:tc>
           <w:tcPr>
-            <w:tcW w:type="dxa" w:w="1738"/>
-            <w:tcMar>
-              <w:top w:type="dxa" w:w="60"/>
-              <w:left w:type="dxa" w:w="90"/>
-              <w:bottom w:type="dxa" w:w="60"/>
-              <w:right w:type="dxa" w:w="90"/>
-            </w:tcMar>
-          </w:tcPr>
-          <w:p>
-            <w:pPr>
-              <w:spacing w:after="40"/>
+            <w:tcW w:type="dxa" w:w="1838"/>
+            <w:tcMar>
+              <w:top w:type="dxa" w:w="60"/>
+              <w:left w:type="dxa" w:w="90"/>
+              <w:bottom w:type="dxa" w:w="60"/>
+              <w:right w:type="dxa" w:w="90"/>
+            </w:tcMar>
+          </w:tcPr>
+          <w:p>
+            <w:pPr>
+              <w:spacing w:after="40"/>
+              <w:jc w:val="left"/>
             </w:pPr>
             <w:r>
               <w:rPr>
@@ -1111,18 +1214,19 @@
           <w:p>
             <w:pPr>
               <w:spacing w:after="40"/>
-            </w:pPr>
-            <w:r>
-              <w:rPr>
-                <w:rFonts w:ascii="Inter" w:cs="Inter" w:eastAsia="Inter" w:hAnsi="Inter"/>
-              </w:rPr>
-              <w:t xml:space="preserve">4. Évaluations certificatives</w:t>
-            </w:r>
-          </w:p>
-        </w:tc>
-        <w:tc>
-          <w:tcPr>
-            <w:tcW w:type="dxa" w:w="2700"/>
+              <w:jc w:val="left"/>
+            </w:pPr>
+            <w:r>
+              <w:rPr>
+                <w:rFonts w:ascii="Inter" w:cs="Inter" w:eastAsia="Inter" w:hAnsi="Inter"/>
+              </w:rPr>
+              <w:t xml:space="preserve">4. Évaluations passées en cours de formation (ECF)</w:t>
+            </w:r>
+          </w:p>
+        </w:tc>
+        <w:tc>
+          <w:tcPr>
+            <w:tcW w:type="dxa" w:w="2600"/>
             <w:shd w:fill="EEF1F6" w:color="auto" w:val="clear"/>
             <w:tcMar>
               <w:top w:type="dxa" w:w="60"/>
@@ -1134,12 +1238,13 @@
           <w:p>
             <w:pPr>
               <w:spacing w:after="40"/>
-            </w:pPr>
-            <w:r>
-              <w:rPr>
-                <w:rFonts w:ascii="Inter" w:cs="Inter" w:eastAsia="Inter" w:hAnsi="Inter"/>
-              </w:rPr>
-              <w:t xml:space="preserve">Préparer et passer les épreuves de la certification</w:t>
+              <w:jc w:val="left"/>
+            </w:pPr>
+            <w:r>
+              <w:rPr>
+                <w:rFonts w:ascii="Inter" w:cs="Inter" w:eastAsia="Inter" w:hAnsi="Inter"/>
+              </w:rPr>
+              <w:t xml:space="preserve">Évaluer chaque activité type dans les conditions prévues par le référentiel d’évaluation ; les résultats sont reportés dans le livret d’ECF remis au jury</w:t>
             </w:r>
           </w:p>
         </w:tc>
@@ -1157,18 +1262,19 @@
           <w:p>
             <w:pPr>
               <w:spacing w:after="40"/>
-            </w:pPr>
-            <w:r>
-              <w:rPr>
-                <w:rFonts w:ascii="Inter" w:cs="Inter" w:eastAsia="Inter" w:hAnsi="Inter"/>
-              </w:rPr>
-              <w:t xml:space="preserve">Selon le règlement du certificateur : évaluations en cours de formation, dossier professionnel, mise en situation professionnelle, entretien avec le jury, épreuves ponctuelles</w:t>
-            </w:r>
-          </w:p>
-        </w:tc>
-        <w:tc>
-          <w:tcPr>
-            <w:tcW w:type="dxa" w:w="1738"/>
+              <w:jc w:val="left"/>
+            </w:pPr>
+            <w:r>
+              <w:rPr>
+                <w:rFonts w:ascii="Inter" w:cs="Inter" w:eastAsia="Inter" w:hAnsi="Inter"/>
+              </w:rPr>
+              <w:t xml:space="preserve">Mise en situation, étude de cas, production écrite, selon le référentiel d’évaluation</w:t>
+            </w:r>
+          </w:p>
+        </w:tc>
+        <w:tc>
+          <w:tcPr>
+            <w:tcW w:type="dxa" w:w="1838"/>
             <w:shd w:fill="EEF1F6" w:color="auto" w:val="clear"/>
             <w:tcMar>
               <w:top w:type="dxa" w:w="60"/>
@@ -1180,12 +1286,142 @@
           <w:p>
             <w:pPr>
               <w:spacing w:after="40"/>
-            </w:pPr>
-            <w:r>
-              <w:rPr>
-                <w:rFonts w:ascii="Inter" w:cs="Inter" w:eastAsia="Inter" w:hAnsi="Inter"/>
-              </w:rPr>
-              <w:t xml:space="preserve">Selon le calendrier du certificateur ; examen blanc 1 à 2 mois avant</w:t>
+              <w:jc w:val="left"/>
+            </w:pPr>
+            <w:r>
+              <w:rPr>
+                <w:rFonts w:ascii="Inter" w:cs="Inter" w:eastAsia="Inter" w:hAnsi="Inter"/>
+              </w:rPr>
+              <w:t xml:space="preserve">Une ECF par CCP : juin 2027 (CCP 1), octobre 2027 (CCP 2), janvier 2028 (CCP 3)</w:t>
+            </w:r>
+          </w:p>
+        </w:tc>
+      </w:tr>
+      <w:tr>
+        <w:trPr>
+          <w:cantSplit/>
+        </w:trPr>
+        <w:tc>
+          <w:tcPr>
+            <w:tcW w:type="dxa" w:w="2100"/>
+            <w:tcMar>
+              <w:top w:type="dxa" w:w="60"/>
+              <w:left w:type="dxa" w:w="90"/>
+              <w:bottom w:type="dxa" w:w="60"/>
+              <w:right w:type="dxa" w:w="90"/>
+            </w:tcMar>
+          </w:tcPr>
+          <w:p>
+            <w:pPr>
+              <w:spacing w:after="40"/>
+              <w:jc w:val="left"/>
+            </w:pPr>
+            <w:r>
+              <w:rPr>
+                <w:rFonts w:ascii="Inter" w:cs="Inter" w:eastAsia="Inter" w:hAnsi="Inter"/>
+              </w:rPr>
+              <w:t xml:space="preserve">5. Session de validation du titre</w:t>
+            </w:r>
+          </w:p>
+        </w:tc>
+        <w:tc>
+          <w:tcPr>
+            <w:tcW w:type="dxa" w:w="2600"/>
+            <w:tcMar>
+              <w:top w:type="dxa" w:w="60"/>
+              <w:left w:type="dxa" w:w="90"/>
+              <w:bottom w:type="dxa" w:w="60"/>
+              <w:right w:type="dxa" w:w="90"/>
+            </w:tcMar>
+          </w:tcPr>
+          <w:p>
+            <w:pPr>
+              <w:spacing w:after="40"/>
+              <w:jc w:val="left"/>
+            </w:pPr>
+            <w:r>
+              <w:rPr>
+                <w:rFonts w:ascii="Inter" w:cs="Inter" w:eastAsia="Inter" w:hAnsi="Inter"/>
+              </w:rPr>
+              <w:t xml:space="preserve">Obtenir le titre ou un ou plusieurs CCP</w:t>
+            </w:r>
+          </w:p>
+        </w:tc>
+        <w:tc>
+          <w:tcPr>
+            <w:tcW w:type="dxa" w:w="3100"/>
+            <w:tcMar>
+              <w:top w:type="dxa" w:w="60"/>
+              <w:left w:type="dxa" w:w="90"/>
+              <w:bottom w:type="dxa" w:w="60"/>
+              <w:right w:type="dxa" w:w="90"/>
+            </w:tcMar>
+          </w:tcPr>
+          <w:p>
+            <w:pPr>
+              <w:spacing w:after="40"/>
+              <w:jc w:val="left"/>
+            </w:pPr>
+            <w:r>
+              <w:rPr>
+                <w:rFonts w:ascii="Inter" w:cs="Inter" w:eastAsia="Inter" w:hAnsi="Inter"/>
+              </w:rPr>
+              <w:t xml:space="preserve">Épreuves prévues par le référentiel de certification : </w:t>
+            </w:r>
+            <w:r>
+              <w:rPr>
+                <w:rFonts w:ascii="Inter" w:cs="Inter" w:eastAsia="Inter" w:hAnsi="Inter"/>
+                <w:b/>
+                <w:bCs/>
+                <w:highlight w:val="yellow"/>
+                <w:highlightCs w:val="yellow"/>
+              </w:rPr>
+              <w:t xml:space="preserve">[mise en situation professionnelle, entretien technique, entretien final — à confirmer sur le RC du titre]</w:t>
+            </w:r>
+            <w:r>
+              <w:rPr>
+                <w:rFonts w:ascii="Inter" w:cs="Inter" w:eastAsia="Inter" w:hAnsi="Inter"/>
+              </w:rPr>
+              <w:t xml:space="preserve"> ; examen du dossier professionnel et du livret d’ECF par le jury</w:t>
+            </w:r>
+          </w:p>
+        </w:tc>
+        <w:tc>
+          <w:tcPr>
+            <w:tcW w:type="dxa" w:w="1838"/>
+            <w:tcMar>
+              <w:top w:type="dxa" w:w="60"/>
+              <w:left w:type="dxa" w:w="90"/>
+              <w:bottom w:type="dxa" w:w="60"/>
+              <w:right w:type="dxa" w:w="90"/>
+            </w:tcMar>
+          </w:tcPr>
+          <w:p>
+            <w:pPr>
+              <w:spacing w:after="40"/>
+              <w:jc w:val="left"/>
+            </w:pPr>
+            <w:r>
+              <w:rPr>
+                <w:rFonts w:ascii="Inter" w:cs="Inter" w:eastAsia="Inter" w:hAnsi="Inter"/>
+              </w:rPr>
+              <w:t xml:space="preserve">Février 2028 </w:t>
+            </w:r>
+            <w:r>
+              <w:rPr>
+                <w:rFonts w:ascii="Inter" w:cs="Inter" w:eastAsia="Inter" w:hAnsi="Inter"/>
+                <w:b/>
+                <w:bCs/>
+                <w:highlight w:val="yellow"/>
+                <w:highlightCs w:val="yellow"/>
+              </w:rPr>
+              <w:t xml:space="preserve">[date fixée après agrément]</w:t>
+            </w:r>
+            <w:r>
+              <w:rPr>
+                <w:rFonts w:ascii="Inter" w:cs="Inter" w:eastAsia="Inter" w:hAnsi="Inter"/>
+              </w:rPr>
+              <w:t xml:space="preserve">, précédée d’un examen blanc en janvier 2028</w:t>
             </w:r>
           </w:p>
         </w:tc>
@@ -1206,7 +1442,19 @@
         <w:rPr>
           <w:rFonts w:ascii="Montserrat" w:cs="Montserrat" w:eastAsia="Montserrat" w:hAnsi="Montserrat"/>
         </w:rPr>
-        <w:t xml:space="preserve">3. Calendrier type (contrat de 12 mois)</w:t>
+        <w:t xml:space="preserve">3. Le dossier professionnel</w:t>
+      </w:r>
+    </w:p>
+    <w:p>
+      <w:pPr>
+        <w:spacing w:after="120" w:line="288"/>
+        <w:jc w:val="both"/>
+      </w:pPr>
+      <w:r>
+        <w:rPr>
+          <w:rFonts w:ascii="Inter" w:cs="Inter" w:eastAsia="Inter" w:hAnsi="Inter"/>
+        </w:rPr>
+        <w:t xml:space="preserve">Le dossier professionnel (DP) est le document dans lequel le candidat décrit des pratiques professionnelles réelles, rattachées à chaque activité type. Il est présenté au jury lors de la session. YEBA FORMATIONS en fait un fil rouge de l’année :</w:t>
       </w:r>
     </w:p>
     <w:tbl>
@@ -1223,8 +1471,8 @@
         <w:tblLayout w:type="fixed"/>
       </w:tblPr>
       <w:tblGrid>
-        <w:gridCol w:w="2000"/>
-        <w:gridCol w:w="4800"/>
+        <w:gridCol w:w="2400"/>
+        <w:gridCol w:w="4400"/>
         <w:gridCol w:w="2838"/>
       </w:tblGrid>
       <w:tr>
@@ -1233,7 +1481,7 @@
         </w:trPr>
         <w:tc>
           <w:tcPr>
-            <w:tcW w:type="dxa" w:w="2000"/>
+            <w:tcW w:type="dxa" w:w="2400"/>
             <w:shd w:fill="1B3A6B" w:color="auto" w:val="clear"/>
             <w:tcMar>
               <w:top w:type="dxa" w:w="60"/>
@@ -1245,6 +1493,7 @@
           <w:p>
             <w:pPr>
               <w:spacing w:after="40"/>
+              <w:jc w:val="left"/>
             </w:pPr>
             <w:r>
               <w:rPr>
@@ -1259,7 +1508,7 @@
         </w:tc>
         <w:tc>
           <w:tcPr>
-            <w:tcW w:type="dxa" w:w="4800"/>
+            <w:tcW w:type="dxa" w:w="4400"/>
             <w:shd w:fill="1B3A6B" w:color="auto" w:val="clear"/>
             <w:tcMar>
               <w:top w:type="dxa" w:w="60"/>
@@ -1271,6 +1520,7 @@
           <w:p>
             <w:pPr>
               <w:spacing w:after="40"/>
+              <w:jc w:val="left"/>
             </w:pPr>
             <w:r>
               <w:rPr>
@@ -1279,7 +1529,7 @@
                 <w:bCs/>
                 <w:color w:val="FFFFFF"/>
               </w:rPr>
-              <w:t xml:space="preserve">Évaluation</w:t>
+              <w:t xml:space="preserve">Étape</w:t>
             </w:r>
           </w:p>
         </w:tc>
@@ -1297,6 +1547,7 @@
           <w:p>
             <w:pPr>
               <w:spacing w:after="40"/>
+              <w:jc w:val="left"/>
             </w:pPr>
             <w:r>
               <w:rPr>
@@ -1305,7 +1556,7 @@
                 <w:bCs/>
                 <w:color w:val="FFFFFF"/>
               </w:rPr>
-              <w:t xml:space="preserve">Acteurs</w:t>
+              <w:t xml:space="preserve">Accompagnement</w:t>
             </w:r>
           </w:p>
         </w:tc>
@@ -1316,45 +1567,47 @@
         </w:trPr>
         <w:tc>
           <w:tcPr>
-            <w:tcW w:type="dxa" w:w="2000"/>
-            <w:tcMar>
-              <w:top w:type="dxa" w:w="60"/>
-              <w:left w:type="dxa" w:w="90"/>
-              <w:bottom w:type="dxa" w:w="60"/>
-              <w:right w:type="dxa" w:w="90"/>
-            </w:tcMar>
-          </w:tcPr>
-          <w:p>
-            <w:pPr>
-              <w:spacing w:after="40"/>
-            </w:pPr>
-            <w:r>
-              <w:rPr>
-                <w:rFonts w:ascii="Inter" w:cs="Inter" w:eastAsia="Inter" w:hAnsi="Inter"/>
-              </w:rPr>
-              <w:t xml:space="preserve">Mois 1</w:t>
-            </w:r>
-          </w:p>
-        </w:tc>
-        <w:tc>
-          <w:tcPr>
-            <w:tcW w:type="dxa" w:w="4800"/>
-            <w:tcMar>
-              <w:top w:type="dxa" w:w="60"/>
-              <w:left w:type="dxa" w:w="90"/>
-              <w:bottom w:type="dxa" w:w="60"/>
-              <w:right w:type="dxa" w:w="90"/>
-            </w:tcMar>
-          </w:tcPr>
-          <w:p>
-            <w:pPr>
-              <w:spacing w:after="40"/>
-            </w:pPr>
-            <w:r>
-              <w:rPr>
-                <w:rFonts w:ascii="Inter" w:cs="Inter" w:eastAsia="Inter" w:hAnsi="Inter"/>
-              </w:rPr>
-              <w:t xml:space="preserve">Positionnement ; entretien de fin de période des 45 jours</w:t>
+            <w:tcW w:type="dxa" w:w="2400"/>
+            <w:tcMar>
+              <w:top w:type="dxa" w:w="60"/>
+              <w:left w:type="dxa" w:w="90"/>
+              <w:bottom w:type="dxa" w:w="60"/>
+              <w:right w:type="dxa" w:w="90"/>
+            </w:tcMar>
+          </w:tcPr>
+          <w:p>
+            <w:pPr>
+              <w:spacing w:after="40"/>
+              <w:jc w:val="left"/>
+            </w:pPr>
+            <w:r>
+              <w:rPr>
+                <w:rFonts w:ascii="Inter" w:cs="Inter" w:eastAsia="Inter" w:hAnsi="Inter"/>
+              </w:rPr>
+              <w:t xml:space="preserve">Avril 2027</w:t>
+            </w:r>
+          </w:p>
+        </w:tc>
+        <w:tc>
+          <w:tcPr>
+            <w:tcW w:type="dxa" w:w="4400"/>
+            <w:tcMar>
+              <w:top w:type="dxa" w:w="60"/>
+              <w:left w:type="dxa" w:w="90"/>
+              <w:bottom w:type="dxa" w:w="60"/>
+              <w:right w:type="dxa" w:w="90"/>
+            </w:tcMar>
+          </w:tcPr>
+          <w:p>
+            <w:pPr>
+              <w:spacing w:after="40"/>
+              <w:jc w:val="left"/>
+            </w:pPr>
+            <w:r>
+              <w:rPr>
+                <w:rFonts w:ascii="Inter" w:cs="Inter" w:eastAsia="Inter" w:hAnsi="Inter"/>
+              </w:rPr>
+              <w:t xml:space="preserve">Présentation du DP et de ses attendus ; choix des premières situations vécues en entreprise</w:t>
             </w:r>
           </w:p>
         </w:tc>
@@ -1371,12 +1624,13 @@
           <w:p>
             <w:pPr>
               <w:spacing w:after="40"/>
-            </w:pPr>
-            <w:r>
-              <w:rPr>
-                <w:rFonts w:ascii="Inter" w:cs="Inter" w:eastAsia="Inter" w:hAnsi="Inter"/>
-              </w:rPr>
-              <w:t xml:space="preserve">Formateur référent, apprenti, maître d’apprentissage</w:t>
+              <w:jc w:val="left"/>
+            </w:pPr>
+            <w:r>
+              <w:rPr>
+                <w:rFonts w:ascii="Inter" w:cs="Inter" w:eastAsia="Inter" w:hAnsi="Inter"/>
+              </w:rPr>
+              <w:t xml:space="preserve">Atelier collectif de 2 heures</w:t>
             </w:r>
           </w:p>
         </w:tc>
@@ -1387,7 +1641,7 @@
         </w:trPr>
         <w:tc>
           <w:tcPr>
-            <w:tcW w:type="dxa" w:w="2000"/>
+            <w:tcW w:type="dxa" w:w="2400"/>
             <w:shd w:fill="EEF1F6" w:color="auto" w:val="clear"/>
             <w:tcMar>
               <w:top w:type="dxa" w:w="60"/>
@@ -1399,18 +1653,19 @@
           <w:p>
             <w:pPr>
               <w:spacing w:after="40"/>
-            </w:pPr>
-            <w:r>
-              <w:rPr>
-                <w:rFonts w:ascii="Inter" w:cs="Inter" w:eastAsia="Inter" w:hAnsi="Inter"/>
-              </w:rPr>
-              <w:t xml:space="preserve">Mois 2 à 11</w:t>
-            </w:r>
-          </w:p>
-        </w:tc>
-        <w:tc>
-          <w:tcPr>
-            <w:tcW w:type="dxa" w:w="4800"/>
+              <w:jc w:val="left"/>
+            </w:pPr>
+            <w:r>
+              <w:rPr>
+                <w:rFonts w:ascii="Inter" w:cs="Inter" w:eastAsia="Inter" w:hAnsi="Inter"/>
+              </w:rPr>
+              <w:t xml:space="preserve">Juin 2027</w:t>
+            </w:r>
+          </w:p>
+        </w:tc>
+        <w:tc>
+          <w:tcPr>
+            <w:tcW w:type="dxa" w:w="4400"/>
             <w:shd w:fill="EEF1F6" w:color="auto" w:val="clear"/>
             <w:tcMar>
               <w:top w:type="dxa" w:w="60"/>
@@ -1422,12 +1677,13 @@
           <w:p>
             <w:pPr>
               <w:spacing w:after="40"/>
-            </w:pPr>
-            <w:r>
-              <w:rPr>
-                <w:rFonts w:ascii="Inter" w:cs="Inter" w:eastAsia="Inter" w:hAnsi="Inter"/>
-              </w:rPr>
-              <w:t xml:space="preserve">Évaluations formatives à chaque séquence au CFA</w:t>
+              <w:jc w:val="left"/>
+            </w:pPr>
+            <w:r>
+              <w:rPr>
+                <w:rFonts w:ascii="Inter" w:cs="Inter" w:eastAsia="Inter" w:hAnsi="Inter"/>
+              </w:rPr>
+              <w:t xml:space="preserve">Rédaction des exemples de pratique de l’activité type 1</w:t>
             </w:r>
           </w:p>
         </w:tc>
@@ -1445,12 +1701,13 @@
           <w:p>
             <w:pPr>
               <w:spacing w:after="40"/>
-            </w:pPr>
-            <w:r>
-              <w:rPr>
-                <w:rFonts w:ascii="Inter" w:cs="Inter" w:eastAsia="Inter" w:hAnsi="Inter"/>
-              </w:rPr>
-              <w:t xml:space="preserve">Formateurs</w:t>
+              <w:jc w:val="left"/>
+            </w:pPr>
+            <w:r>
+              <w:rPr>
+                <w:rFonts w:ascii="Inter" w:cs="Inter" w:eastAsia="Inter" w:hAnsi="Inter"/>
+              </w:rPr>
+              <w:t xml:space="preserve">Relecture individuelle par le formateur</w:t>
             </w:r>
           </w:p>
         </w:tc>
@@ -1461,45 +1718,47 @@
         </w:trPr>
         <w:tc>
           <w:tcPr>
-            <w:tcW w:type="dxa" w:w="2000"/>
-            <w:tcMar>
-              <w:top w:type="dxa" w:w="60"/>
-              <w:left w:type="dxa" w:w="90"/>
-              <w:bottom w:type="dxa" w:w="60"/>
-              <w:right w:type="dxa" w:w="90"/>
-            </w:tcMar>
-          </w:tcPr>
-          <w:p>
-            <w:pPr>
-              <w:spacing w:after="40"/>
-            </w:pPr>
-            <w:r>
-              <w:rPr>
-                <w:rFonts w:ascii="Inter" w:cs="Inter" w:eastAsia="Inter" w:hAnsi="Inter"/>
-              </w:rPr>
-              <w:t xml:space="preserve">Mois 3, 6, 9</w:t>
-            </w:r>
-          </w:p>
-        </w:tc>
-        <w:tc>
-          <w:tcPr>
-            <w:tcW w:type="dxa" w:w="4800"/>
-            <w:tcMar>
-              <w:top w:type="dxa" w:w="60"/>
-              <w:left w:type="dxa" w:w="90"/>
-              <w:bottom w:type="dxa" w:w="60"/>
-              <w:right w:type="dxa" w:w="90"/>
-            </w:tcMar>
-          </w:tcPr>
-          <w:p>
-            <w:pPr>
-              <w:spacing w:after="40"/>
-            </w:pPr>
-            <w:r>
-              <w:rPr>
-                <w:rFonts w:ascii="Inter" w:cs="Inter" w:eastAsia="Inter" w:hAnsi="Inter"/>
-              </w:rPr>
-              <w:t xml:space="preserve">Bilan trimestriel des compétences (CFA + entreprise) et relevé de progression</w:t>
+            <w:tcW w:type="dxa" w:w="2400"/>
+            <w:tcMar>
+              <w:top w:type="dxa" w:w="60"/>
+              <w:left w:type="dxa" w:w="90"/>
+              <w:bottom w:type="dxa" w:w="60"/>
+              <w:right w:type="dxa" w:w="90"/>
+            </w:tcMar>
+          </w:tcPr>
+          <w:p>
+            <w:pPr>
+              <w:spacing w:after="40"/>
+              <w:jc w:val="left"/>
+            </w:pPr>
+            <w:r>
+              <w:rPr>
+                <w:rFonts w:ascii="Inter" w:cs="Inter" w:eastAsia="Inter" w:hAnsi="Inter"/>
+              </w:rPr>
+              <w:t xml:space="preserve">Octobre 2027</w:t>
+            </w:r>
+          </w:p>
+        </w:tc>
+        <w:tc>
+          <w:tcPr>
+            <w:tcW w:type="dxa" w:w="4400"/>
+            <w:tcMar>
+              <w:top w:type="dxa" w:w="60"/>
+              <w:left w:type="dxa" w:w="90"/>
+              <w:bottom w:type="dxa" w:w="60"/>
+              <w:right w:type="dxa" w:w="90"/>
+            </w:tcMar>
+          </w:tcPr>
+          <w:p>
+            <w:pPr>
+              <w:spacing w:after="40"/>
+              <w:jc w:val="left"/>
+            </w:pPr>
+            <w:r>
+              <w:rPr>
+                <w:rFonts w:ascii="Inter" w:cs="Inter" w:eastAsia="Inter" w:hAnsi="Inter"/>
+              </w:rPr>
+              <w:t xml:space="preserve">Rédaction des exemples de pratique de l’activité type 2</w:t>
             </w:r>
           </w:p>
         </w:tc>
@@ -1516,12 +1775,13 @@
           <w:p>
             <w:pPr>
               <w:spacing w:after="40"/>
-            </w:pPr>
-            <w:r>
-              <w:rPr>
-                <w:rFonts w:ascii="Inter" w:cs="Inter" w:eastAsia="Inter" w:hAnsi="Inter"/>
-              </w:rPr>
-              <w:t xml:space="preserve">Formateur référent, maître d’apprentissage</w:t>
+              <w:jc w:val="left"/>
+            </w:pPr>
+            <w:r>
+              <w:rPr>
+                <w:rFonts w:ascii="Inter" w:cs="Inter" w:eastAsia="Inter" w:hAnsi="Inter"/>
+              </w:rPr>
+              <w:t xml:space="preserve">Relecture individuelle ; validation des faits par le maître d’apprentissage</w:t>
             </w:r>
           </w:p>
         </w:tc>
@@ -1532,7 +1792,7 @@
         </w:trPr>
         <w:tc>
           <w:tcPr>
-            <w:tcW w:type="dxa" w:w="2000"/>
+            <w:tcW w:type="dxa" w:w="2400"/>
             <w:shd w:fill="EEF1F6" w:color="auto" w:val="clear"/>
             <w:tcMar>
               <w:top w:type="dxa" w:w="60"/>
@@ -1544,18 +1804,19 @@
           <w:p>
             <w:pPr>
               <w:spacing w:after="40"/>
-            </w:pPr>
-            <w:r>
-              <w:rPr>
-                <w:rFonts w:ascii="Inter" w:cs="Inter" w:eastAsia="Inter" w:hAnsi="Inter"/>
-              </w:rPr>
-              <w:t xml:space="preserve">Mois 6</w:t>
-            </w:r>
-          </w:p>
-        </w:tc>
-        <w:tc>
-          <w:tcPr>
-            <w:tcW w:type="dxa" w:w="4800"/>
+              <w:jc w:val="left"/>
+            </w:pPr>
+            <w:r>
+              <w:rPr>
+                <w:rFonts w:ascii="Inter" w:cs="Inter" w:eastAsia="Inter" w:hAnsi="Inter"/>
+              </w:rPr>
+              <w:t xml:space="preserve">Décembre 2027 – janvier 2028</w:t>
+            </w:r>
+          </w:p>
+        </w:tc>
+        <w:tc>
+          <w:tcPr>
+            <w:tcW w:type="dxa" w:w="4400"/>
             <w:shd w:fill="EEF1F6" w:color="auto" w:val="clear"/>
             <w:tcMar>
               <w:top w:type="dxa" w:w="60"/>
@@ -1567,12 +1828,13 @@
           <w:p>
             <w:pPr>
               <w:spacing w:after="40"/>
-            </w:pPr>
-            <w:r>
-              <w:rPr>
-                <w:rFonts w:ascii="Inter" w:cs="Inter" w:eastAsia="Inter" w:hAnsi="Inter"/>
-              </w:rPr>
-              <w:t xml:space="preserve">Bilan intermédiaire partagé avec l’employeur</w:t>
+              <w:jc w:val="left"/>
+            </w:pPr>
+            <w:r>
+              <w:rPr>
+                <w:rFonts w:ascii="Inter" w:cs="Inter" w:eastAsia="Inter" w:hAnsi="Inter"/>
+              </w:rPr>
+              <w:t xml:space="preserve">Rédaction des exemples de pratique de l’activité type 3 ; finalisation</w:t>
             </w:r>
           </w:p>
         </w:tc>
@@ -1590,12 +1852,13 @@
           <w:p>
             <w:pPr>
               <w:spacing w:after="40"/>
-            </w:pPr>
-            <w:r>
-              <w:rPr>
-                <w:rFonts w:ascii="Inter" w:cs="Inter" w:eastAsia="Inter" w:hAnsi="Inter"/>
-              </w:rPr>
-              <w:t xml:space="preserve">Formateur référent, apprenti, employeur</w:t>
+              <w:jc w:val="left"/>
+            </w:pPr>
+            <w:r>
+              <w:rPr>
+                <w:rFonts w:ascii="Inter" w:cs="Inter" w:eastAsia="Inter" w:hAnsi="Inter"/>
+              </w:rPr>
+              <w:t xml:space="preserve">Relecture complète ; préparation de la présentation orale</w:t>
             </w:r>
           </w:p>
         </w:tc>
@@ -1606,45 +1869,47 @@
         </w:trPr>
         <w:tc>
           <w:tcPr>
-            <w:tcW w:type="dxa" w:w="2000"/>
-            <w:tcMar>
-              <w:top w:type="dxa" w:w="60"/>
-              <w:left w:type="dxa" w:w="90"/>
-              <w:bottom w:type="dxa" w:w="60"/>
-              <w:right w:type="dxa" w:w="90"/>
-            </w:tcMar>
-          </w:tcPr>
-          <w:p>
-            <w:pPr>
-              <w:spacing w:after="40"/>
-            </w:pPr>
-            <w:r>
-              <w:rPr>
-                <w:rFonts w:ascii="Inter" w:cs="Inter" w:eastAsia="Inter" w:hAnsi="Inter"/>
-              </w:rPr>
-              <w:t xml:space="preserve">Mois 10</w:t>
-            </w:r>
-          </w:p>
-        </w:tc>
-        <w:tc>
-          <w:tcPr>
-            <w:tcW w:type="dxa" w:w="4800"/>
-            <w:tcMar>
-              <w:top w:type="dxa" w:w="60"/>
-              <w:left w:type="dxa" w:w="90"/>
-              <w:bottom w:type="dxa" w:w="60"/>
-              <w:right w:type="dxa" w:w="90"/>
-            </w:tcMar>
-          </w:tcPr>
-          <w:p>
-            <w:pPr>
-              <w:spacing w:after="40"/>
-            </w:pPr>
-            <w:r>
-              <w:rPr>
-                <w:rFonts w:ascii="Inter" w:cs="Inter" w:eastAsia="Inter" w:hAnsi="Inter"/>
-              </w:rPr>
-              <w:t xml:space="preserve">Examen blanc dans les conditions de l’épreuve</w:t>
+            <w:tcW w:type="dxa" w:w="2400"/>
+            <w:tcMar>
+              <w:top w:type="dxa" w:w="60"/>
+              <w:left w:type="dxa" w:w="90"/>
+              <w:bottom w:type="dxa" w:w="60"/>
+              <w:right w:type="dxa" w:w="90"/>
+            </w:tcMar>
+          </w:tcPr>
+          <w:p>
+            <w:pPr>
+              <w:spacing w:after="40"/>
+              <w:jc w:val="left"/>
+            </w:pPr>
+            <w:r>
+              <w:rPr>
+                <w:rFonts w:ascii="Inter" w:cs="Inter" w:eastAsia="Inter" w:hAnsi="Inter"/>
+              </w:rPr>
+              <w:t xml:space="preserve">Février 2028</w:t>
+            </w:r>
+          </w:p>
+        </w:tc>
+        <w:tc>
+          <w:tcPr>
+            <w:tcW w:type="dxa" w:w="4400"/>
+            <w:tcMar>
+              <w:top w:type="dxa" w:w="60"/>
+              <w:left w:type="dxa" w:w="90"/>
+              <w:bottom w:type="dxa" w:w="60"/>
+              <w:right w:type="dxa" w:w="90"/>
+            </w:tcMar>
+          </w:tcPr>
+          <w:p>
+            <w:pPr>
+              <w:spacing w:after="40"/>
+              <w:jc w:val="left"/>
+            </w:pPr>
+            <w:r>
+              <w:rPr>
+                <w:rFonts w:ascii="Inter" w:cs="Inter" w:eastAsia="Inter" w:hAnsi="Inter"/>
+              </w:rPr>
+              <w:t xml:space="preserve">Dépôt du DP complet avant la session</w:t>
             </w:r>
           </w:p>
         </w:tc>
@@ -1661,86 +1926,13 @@
           <w:p>
             <w:pPr>
               <w:spacing w:after="40"/>
-            </w:pPr>
-            <w:r>
-              <w:rPr>
-                <w:rFonts w:ascii="Inter" w:cs="Inter" w:eastAsia="Inter" w:hAnsi="Inter"/>
-              </w:rPr>
-              <w:t xml:space="preserve">Formateurs, professionnel extérieur si possible</w:t>
-            </w:r>
-          </w:p>
-        </w:tc>
-      </w:tr>
-      <w:tr>
-        <w:trPr>
-          <w:cantSplit/>
-        </w:trPr>
-        <w:tc>
-          <w:tcPr>
-            <w:tcW w:type="dxa" w:w="2000"/>
-            <w:shd w:fill="EEF1F6" w:color="auto" w:val="clear"/>
-            <w:tcMar>
-              <w:top w:type="dxa" w:w="60"/>
-              <w:left w:type="dxa" w:w="90"/>
-              <w:bottom w:type="dxa" w:w="60"/>
-              <w:right w:type="dxa" w:w="90"/>
-            </w:tcMar>
-          </w:tcPr>
-          <w:p>
-            <w:pPr>
-              <w:spacing w:after="40"/>
-            </w:pPr>
-            <w:r>
-              <w:rPr>
-                <w:rFonts w:ascii="Inter" w:cs="Inter" w:eastAsia="Inter" w:hAnsi="Inter"/>
-              </w:rPr>
-              <w:t xml:space="preserve">Mois 11 à 12</w:t>
-            </w:r>
-          </w:p>
-        </w:tc>
-        <w:tc>
-          <w:tcPr>
-            <w:tcW w:type="dxa" w:w="4800"/>
-            <w:shd w:fill="EEF1F6" w:color="auto" w:val="clear"/>
-            <w:tcMar>
-              <w:top w:type="dxa" w:w="60"/>
-              <w:left w:type="dxa" w:w="90"/>
-              <w:bottom w:type="dxa" w:w="60"/>
-              <w:right w:type="dxa" w:w="90"/>
-            </w:tcMar>
-          </w:tcPr>
-          <w:p>
-            <w:pPr>
-              <w:spacing w:after="40"/>
-            </w:pPr>
-            <w:r>
-              <w:rPr>
-                <w:rFonts w:ascii="Inter" w:cs="Inter" w:eastAsia="Inter" w:hAnsi="Inter"/>
-              </w:rPr>
-              <w:t xml:space="preserve">Épreuves de certification</w:t>
-            </w:r>
-          </w:p>
-        </w:tc>
-        <w:tc>
-          <w:tcPr>
-            <w:tcW w:type="dxa" w:w="2838"/>
-            <w:shd w:fill="EEF1F6" w:color="auto" w:val="clear"/>
-            <w:tcMar>
-              <w:top w:type="dxa" w:w="60"/>
-              <w:left w:type="dxa" w:w="90"/>
-              <w:bottom w:type="dxa" w:w="60"/>
-              <w:right w:type="dxa" w:w="90"/>
-            </w:tcMar>
-          </w:tcPr>
-          <w:p>
-            <w:pPr>
-              <w:spacing w:after="40"/>
-            </w:pPr>
-            <w:r>
-              <w:rPr>
-                <w:rFonts w:ascii="Inter" w:cs="Inter" w:eastAsia="Inter" w:hAnsi="Inter"/>
-              </w:rPr>
-              <w:t xml:space="preserve">Jury désigné selon les règles du certificateur</w:t>
+              <w:jc w:val="left"/>
+            </w:pPr>
+            <w:r>
+              <w:rPr>
+                <w:rFonts w:ascii="Inter" w:cs="Inter" w:eastAsia="Inter" w:hAnsi="Inter"/>
+              </w:rPr>
+              <w:t xml:space="preserve">Vérification de la conformité du dossier</w:t>
             </w:r>
           </w:p>
         </w:tc>
@@ -1761,68 +1953,7 @@
         <w:rPr>
           <w:rFonts w:ascii="Montserrat" w:cs="Montserrat" w:eastAsia="Montserrat" w:hAnsi="Montserrat"/>
         </w:rPr>
-        <w:t xml:space="preserve">4. Communication des résultats</w:t>
-      </w:r>
-    </w:p>
-    <w:p>
-      <w:pPr>
-        <w:pStyle w:val="ListParagraph"/>
-        <w:numPr>
-          <w:ilvl w:val="0"/>
-          <w:numId w:val="2"/>
-        </w:numPr>
-        <w:spacing w:after="60" w:line="276"/>
-      </w:pPr>
-      <w:r>
-        <w:rPr>
-          <w:rFonts w:ascii="Inter" w:cs="Inter" w:eastAsia="Inter" w:hAnsi="Inter"/>
-        </w:rPr>
-        <w:t xml:space="preserve">Retour individuel écrit après chaque évaluation formative significative.</w:t>
-      </w:r>
-    </w:p>
-    <w:p>
-      <w:pPr>
-        <w:pStyle w:val="ListParagraph"/>
-        <w:numPr>
-          <w:ilvl w:val="0"/>
-          <w:numId w:val="2"/>
-        </w:numPr>
-        <w:spacing w:after="60" w:line="276"/>
-      </w:pPr>
-      <w:r>
-        <w:rPr>
-          <w:rFonts w:ascii="Inter" w:cs="Inter" w:eastAsia="Inter" w:hAnsi="Inter"/>
-        </w:rPr>
-        <w:t xml:space="preserve">Relevé de progression trimestriel transmis à l’apprenti et à l’employeur (et aux représentants légaux pour les mineurs).</w:t>
-      </w:r>
-    </w:p>
-    <w:p>
-      <w:pPr>
-        <w:pStyle w:val="ListParagraph"/>
-        <w:numPr>
-          <w:ilvl w:val="0"/>
-          <w:numId w:val="2"/>
-        </w:numPr>
-        <w:spacing w:after="60" w:line="276"/>
-      </w:pPr>
-      <w:r>
-        <w:rPr>
-          <w:rFonts w:ascii="Inter" w:cs="Inter" w:eastAsia="Inter" w:hAnsi="Inter"/>
-        </w:rPr>
-        <w:t xml:space="preserve">Plan de remédiation individuel en cas de résultats insuffisants : soutien, exercices complémentaires, entretien avec le maître d’apprentissage.</w:t>
-      </w:r>
-    </w:p>
-    <w:p>
-      <w:pPr>
-        <w:pStyle w:val="Heading1"/>
-        <w:keepNext/>
-        <w:spacing w:after="140" w:before="300"/>
-      </w:pPr>
-      <w:r>
-        <w:rPr>
-          <w:rFonts w:ascii="Montserrat" w:cs="Montserrat" w:eastAsia="Montserrat" w:hAnsi="Montserrat"/>
-        </w:rPr>
-        <w:t xml:space="preserve">5. Organisation de la certification</w:t>
+        <w:t xml:space="preserve">4. Calendrier des évaluations</w:t>
       </w:r>
     </w:p>
     <w:tbl>
@@ -1839,9 +1970,9 @@
         <w:tblLayout w:type="fixed"/>
       </w:tblPr>
       <w:tblGrid>
-        <w:gridCol w:w="3200"/>
-        <w:gridCol w:w="2000"/>
-        <w:gridCol w:w="4438"/>
+        <w:gridCol w:w="2400"/>
+        <w:gridCol w:w="4400"/>
+        <w:gridCol w:w="2838"/>
       </w:tblGrid>
       <w:tr>
         <w:trPr>
@@ -1849,7 +1980,7 @@
         </w:trPr>
         <w:tc>
           <w:tcPr>
-            <w:tcW w:type="dxa" w:w="3200"/>
+            <w:tcW w:type="dxa" w:w="2400"/>
             <w:shd w:fill="1B3A6B" w:color="auto" w:val="clear"/>
             <w:tcMar>
               <w:top w:type="dxa" w:w="60"/>
@@ -1861,6 +1992,7 @@
           <w:p>
             <w:pPr>
               <w:spacing w:after="40"/>
+              <w:jc w:val="left"/>
             </w:pPr>
             <w:r>
               <w:rPr>
@@ -1869,13 +2001,13 @@
                 <w:bCs/>
                 <w:color w:val="FFFFFF"/>
               </w:rPr>
-              <w:t xml:space="preserve">Certification</w:t>
-            </w:r>
-          </w:p>
-        </w:tc>
-        <w:tc>
-          <w:tcPr>
-            <w:tcW w:type="dxa" w:w="2000"/>
+              <w:t xml:space="preserve">Période</w:t>
+            </w:r>
+          </w:p>
+        </w:tc>
+        <w:tc>
+          <w:tcPr>
+            <w:tcW w:type="dxa" w:w="4400"/>
             <w:shd w:fill="1B3A6B" w:color="auto" w:val="clear"/>
             <w:tcMar>
               <w:top w:type="dxa" w:w="60"/>
@@ -1887,6 +2019,7 @@
           <w:p>
             <w:pPr>
               <w:spacing w:after="40"/>
+              <w:jc w:val="left"/>
             </w:pPr>
             <w:r>
               <w:rPr>
@@ -1895,13 +2028,13 @@
                 <w:bCs/>
                 <w:color w:val="FFFFFF"/>
               </w:rPr>
-              <w:t xml:space="preserve">Certificateur</w:t>
-            </w:r>
-          </w:p>
-        </w:tc>
-        <w:tc>
-          <w:tcPr>
-            <w:tcW w:type="dxa" w:w="4438"/>
+              <w:t xml:space="preserve">Évaluation</w:t>
+            </w:r>
+          </w:p>
+        </w:tc>
+        <w:tc>
+          <w:tcPr>
+            <w:tcW w:type="dxa" w:w="2838"/>
             <w:shd w:fill="1B3A6B" w:color="auto" w:val="clear"/>
             <w:tcMar>
               <w:top w:type="dxa" w:w="60"/>
@@ -1913,6 +2046,7 @@
           <w:p>
             <w:pPr>
               <w:spacing w:after="40"/>
+              <w:jc w:val="left"/>
             </w:pPr>
             <w:r>
               <w:rPr>
@@ -1921,92 +2055,7 @@
                 <w:bCs/>
                 <w:color w:val="FFFFFF"/>
               </w:rPr>
-              <w:t xml:space="preserve">Organisation de la certification</w:t>
-            </w:r>
-          </w:p>
-        </w:tc>
-      </w:tr>
-      <w:tr>
-        <w:trPr>
-          <w:cantSplit w:val="false"/>
-        </w:trPr>
-        <w:tc>
-          <w:tcPr>
-            <w:tcW w:type="dxa" w:w="3200"/>
-            <w:tcMar>
-              <w:top w:type="dxa" w:w="60"/>
-              <w:left w:type="dxa" w:w="90"/>
-              <w:bottom w:type="dxa" w:w="60"/>
-              <w:right w:type="dxa" w:w="90"/>
-            </w:tcMar>
-          </w:tcPr>
-          <w:p>
-            <w:pPr>
-              <w:spacing w:after="40"/>
-            </w:pPr>
-            <w:r>
-              <w:rPr>
-                <w:rFonts w:ascii="Inter" w:cs="Inter" w:eastAsia="Inter" w:hAnsi="Inter"/>
-              </w:rPr>
-              <w:t xml:space="preserve">Titre professionnel Manager d’établissement marchand — RNCP 41853 (niveau 5)</w:t>
-            </w:r>
-          </w:p>
-        </w:tc>
-        <w:tc>
-          <w:tcPr>
-            <w:tcW w:type="dxa" w:w="2000"/>
-            <w:tcMar>
-              <w:top w:type="dxa" w:w="60"/>
-              <w:left w:type="dxa" w:w="90"/>
-              <w:bottom w:type="dxa" w:w="60"/>
-              <w:right w:type="dxa" w:w="90"/>
-            </w:tcMar>
-          </w:tcPr>
-          <w:p>
-            <w:pPr>
-              <w:spacing w:after="40"/>
-            </w:pPr>
-            <w:r>
-              <w:rPr>
-                <w:rFonts w:ascii="Inter" w:cs="Inter" w:eastAsia="Inter" w:hAnsi="Inter"/>
-              </w:rPr>
-              <w:t xml:space="preserve">Ministère du Travail</w:t>
-            </w:r>
-          </w:p>
-        </w:tc>
-        <w:tc>
-          <w:tcPr>
-            <w:tcW w:type="dxa" w:w="4438"/>
-            <w:tcMar>
-              <w:top w:type="dxa" w:w="60"/>
-              <w:left w:type="dxa" w:w="90"/>
-              <w:bottom w:type="dxa" w:w="60"/>
-              <w:right w:type="dxa" w:w="90"/>
-            </w:tcMar>
-          </w:tcPr>
-          <w:p>
-            <w:pPr>
-              <w:spacing w:after="40"/>
-            </w:pPr>
-            <w:r>
-              <w:rPr>
-                <w:rFonts w:ascii="Inter" w:cs="Inter" w:eastAsia="Inter" w:hAnsi="Inter"/>
-              </w:rPr>
-              <w:t xml:space="preserve">YEBA FORMATIONS demande à la DEETS La Réunion l’</w:t>
-            </w:r>
-            <w:r>
-              <w:rPr>
-                <w:rFonts w:ascii="Inter" w:cs="Inter" w:eastAsia="Inter" w:hAnsi="Inter"/>
-                <w:b/>
-                <w:bCs/>
-              </w:rPr>
-              <w:t xml:space="preserve">agrément</w:t>
-            </w:r>
-            <w:r>
-              <w:rPr>
-                <w:rFonts w:ascii="Inter" w:cs="Inter" w:eastAsia="Inter" w:hAnsi="Inter"/>
-              </w:rPr>
-              <w:t xml:space="preserve"> pour organiser la session de validation (dossier déposé au moins 6 mois avant la session). Épreuves selon le référentiel d’évaluation : mise en situation professionnelle, entretien technique, dossier professionnel et résultats des évaluations passées en cours de formation, entretien final avec le jury.</w:t>
+              <w:t xml:space="preserve">Acteurs</w:t>
             </w:r>
           </w:p>
         </w:tc>
@@ -2017,100 +2066,70 @@
         </w:trPr>
         <w:tc>
           <w:tcPr>
-            <w:tcW w:type="dxa" w:w="3200"/>
-            <w:shd w:fill="EEF1F6" w:color="auto" w:val="clear"/>
-            <w:tcMar>
-              <w:top w:type="dxa" w:w="60"/>
-              <w:left w:type="dxa" w:w="90"/>
-              <w:bottom w:type="dxa" w:w="60"/>
-              <w:right w:type="dxa" w:w="90"/>
-            </w:tcMar>
-          </w:tcPr>
-          <w:p>
-            <w:pPr>
-              <w:spacing w:after="40"/>
-            </w:pPr>
-            <w:r>
-              <w:rPr>
-                <w:rFonts w:ascii="Inter" w:cs="Inter" w:eastAsia="Inter" w:hAnsi="Inter"/>
-              </w:rPr>
-              <w:t xml:space="preserve">Product Builder No-Code — RNCP 39108 (niveau 6)</w:t>
-            </w:r>
-          </w:p>
-        </w:tc>
-        <w:tc>
-          <w:tcPr>
-            <w:tcW w:type="dxa" w:w="2000"/>
-            <w:shd w:fill="EEF1F6" w:color="auto" w:val="clear"/>
-            <w:tcMar>
-              <w:top w:type="dxa" w:w="60"/>
-              <w:left w:type="dxa" w:w="90"/>
-              <w:bottom w:type="dxa" w:w="60"/>
-              <w:right w:type="dxa" w:w="90"/>
-            </w:tcMar>
-          </w:tcPr>
-          <w:p>
-            <w:pPr>
-              <w:spacing w:after="40"/>
-            </w:pPr>
-            <w:r>
-              <w:rPr>
-                <w:rFonts w:ascii="Inter" w:cs="Inter" w:eastAsia="Inter" w:hAnsi="Inter"/>
-              </w:rPr>
-              <w:t xml:space="preserve">L’École pour tous (École Cube)</w:t>
-            </w:r>
-          </w:p>
-        </w:tc>
-        <w:tc>
-          <w:tcPr>
-            <w:tcW w:type="dxa" w:w="4438"/>
-            <w:shd w:fill="EEF1F6" w:color="auto" w:val="clear"/>
-            <w:tcMar>
-              <w:top w:type="dxa" w:w="60"/>
-              <w:left w:type="dxa" w:w="90"/>
-              <w:bottom w:type="dxa" w:w="60"/>
-              <w:right w:type="dxa" w:w="90"/>
-            </w:tcMar>
-          </w:tcPr>
-          <w:p>
-            <w:pPr>
-              <w:spacing w:after="40"/>
-            </w:pPr>
-            <w:r>
-              <w:rPr>
-                <w:rFonts w:ascii="Inter" w:cs="Inter" w:eastAsia="Inter" w:hAnsi="Inter"/>
-              </w:rPr>
-              <w:t xml:space="preserve">Modalités d’évaluation fixées par le certificateur dans la </w:t>
-            </w:r>
-            <w:r>
-              <w:rPr>
-                <w:rFonts w:ascii="Inter" w:cs="Inter" w:eastAsia="Inter" w:hAnsi="Inter"/>
-                <w:b/>
-                <w:bCs/>
-              </w:rPr>
-              <w:t xml:space="preserve">convention de partenariat</w:t>
-            </w:r>
-            <w:r>
-              <w:rPr>
-                <w:rFonts w:ascii="Inter" w:cs="Inter" w:eastAsia="Inter" w:hAnsi="Inter"/>
-              </w:rPr>
-              <w:t xml:space="preserve"> </w:t>
-            </w:r>
-            <w:r>
-              <w:rPr>
-                <w:rFonts w:ascii="Inter" w:cs="Inter" w:eastAsia="Inter" w:hAnsi="Inter"/>
-                <w:b/>
-                <w:bCs/>
-                <w:highlight w:val="yellow"/>
-                <w:highlightCs w:val="yellow"/>
-              </w:rPr>
-              <w:t xml:space="preserve">[à signer et à joindre]</w:t>
-            </w:r>
-            <w:r>
-              <w:rPr>
-                <w:rFonts w:ascii="Inter" w:cs="Inter" w:eastAsia="Inter" w:hAnsi="Inter"/>
-              </w:rPr>
-              <w:t xml:space="preserve">.</w:t>
+            <w:tcW w:type="dxa" w:w="2400"/>
+            <w:tcMar>
+              <w:top w:type="dxa" w:w="60"/>
+              <w:left w:type="dxa" w:w="90"/>
+              <w:bottom w:type="dxa" w:w="60"/>
+              <w:right w:type="dxa" w:w="90"/>
+            </w:tcMar>
+          </w:tcPr>
+          <w:p>
+            <w:pPr>
+              <w:spacing w:after="40"/>
+              <w:jc w:val="left"/>
+            </w:pPr>
+            <w:r>
+              <w:rPr>
+                <w:rFonts w:ascii="Inter" w:cs="Inter" w:eastAsia="Inter" w:hAnsi="Inter"/>
+              </w:rPr>
+              <w:t xml:space="preserve">Mars 2027</w:t>
+            </w:r>
+          </w:p>
+        </w:tc>
+        <w:tc>
+          <w:tcPr>
+            <w:tcW w:type="dxa" w:w="4400"/>
+            <w:tcMar>
+              <w:top w:type="dxa" w:w="60"/>
+              <w:left w:type="dxa" w:w="90"/>
+              <w:bottom w:type="dxa" w:w="60"/>
+              <w:right w:type="dxa" w:w="90"/>
+            </w:tcMar>
+          </w:tcPr>
+          <w:p>
+            <w:pPr>
+              <w:spacing w:after="40"/>
+              <w:jc w:val="left"/>
+            </w:pPr>
+            <w:r>
+              <w:rPr>
+                <w:rFonts w:ascii="Inter" w:cs="Inter" w:eastAsia="Inter" w:hAnsi="Inter"/>
+              </w:rPr>
+              <w:t xml:space="preserve">Positionnement initial</w:t>
+            </w:r>
+          </w:p>
+        </w:tc>
+        <w:tc>
+          <w:tcPr>
+            <w:tcW w:type="dxa" w:w="2838"/>
+            <w:tcMar>
+              <w:top w:type="dxa" w:w="60"/>
+              <w:left w:type="dxa" w:w="90"/>
+              <w:bottom w:type="dxa" w:w="60"/>
+              <w:right w:type="dxa" w:w="90"/>
+            </w:tcMar>
+          </w:tcPr>
+          <w:p>
+            <w:pPr>
+              <w:spacing w:after="40"/>
+              <w:jc w:val="left"/>
+            </w:pPr>
+            <w:r>
+              <w:rPr>
+                <w:rFonts w:ascii="Inter" w:cs="Inter" w:eastAsia="Inter" w:hAnsi="Inter"/>
+              </w:rPr>
+              <w:t xml:space="preserve">Formateur référent, apprenti</w:t>
             </w:r>
           </w:p>
         </w:tc>
@@ -2121,97 +2140,477 @@
         </w:trPr>
         <w:tc>
           <w:tcPr>
-            <w:tcW w:type="dxa" w:w="3200"/>
-            <w:tcMar>
-              <w:top w:type="dxa" w:w="60"/>
-              <w:left w:type="dxa" w:w="90"/>
-              <w:bottom w:type="dxa" w:w="60"/>
-              <w:right w:type="dxa" w:w="90"/>
-            </w:tcMar>
-          </w:tcPr>
-          <w:p>
-            <w:pPr>
-              <w:spacing w:after="40"/>
-            </w:pPr>
-            <w:r>
-              <w:rPr>
-                <w:rFonts w:ascii="Inter" w:cs="Inter" w:eastAsia="Inter" w:hAnsi="Inter"/>
-              </w:rPr>
-              <w:t xml:space="preserve">Responsable ressources humaines — RNCP 38442 (niveau 6)</w:t>
-            </w:r>
-          </w:p>
-        </w:tc>
-        <w:tc>
-          <w:tcPr>
-            <w:tcW w:type="dxa" w:w="2000"/>
-            <w:tcMar>
-              <w:top w:type="dxa" w:w="60"/>
-              <w:left w:type="dxa" w:w="90"/>
-              <w:bottom w:type="dxa" w:w="60"/>
-              <w:right w:type="dxa" w:w="90"/>
-            </w:tcMar>
-          </w:tcPr>
-          <w:p>
-            <w:pPr>
-              <w:spacing w:after="40"/>
-            </w:pPr>
-            <w:r>
-              <w:rPr>
-                <w:rFonts w:ascii="Inter" w:cs="Inter" w:eastAsia="Inter" w:hAnsi="Inter"/>
-              </w:rPr>
-              <w:t xml:space="preserve">Cnam</w:t>
-            </w:r>
-          </w:p>
-        </w:tc>
-        <w:tc>
-          <w:tcPr>
-            <w:tcW w:type="dxa" w:w="4438"/>
-            <w:tcMar>
-              <w:top w:type="dxa" w:w="60"/>
-              <w:left w:type="dxa" w:w="90"/>
-              <w:bottom w:type="dxa" w:w="60"/>
-              <w:right w:type="dxa" w:w="90"/>
-            </w:tcMar>
-          </w:tcPr>
-          <w:p>
-            <w:pPr>
-              <w:spacing w:after="40"/>
-            </w:pPr>
-            <w:r>
-              <w:rPr>
-                <w:rFonts w:ascii="Inter" w:cs="Inter" w:eastAsia="Inter" w:hAnsi="Inter"/>
-              </w:rPr>
-              <w:t xml:space="preserve">Modalités d’évaluation fixées par le Cnam dans la </w:t>
-            </w:r>
+            <w:tcW w:type="dxa" w:w="2400"/>
+            <w:shd w:fill="EEF1F6" w:color="auto" w:val="clear"/>
+            <w:tcMar>
+              <w:top w:type="dxa" w:w="60"/>
+              <w:left w:type="dxa" w:w="90"/>
+              <w:bottom w:type="dxa" w:w="60"/>
+              <w:right w:type="dxa" w:w="90"/>
+            </w:tcMar>
+          </w:tcPr>
+          <w:p>
+            <w:pPr>
+              <w:spacing w:after="40"/>
+              <w:jc w:val="left"/>
+            </w:pPr>
+            <w:r>
+              <w:rPr>
+                <w:rFonts w:ascii="Inter" w:cs="Inter" w:eastAsia="Inter" w:hAnsi="Inter"/>
+              </w:rPr>
+              <w:t xml:space="preserve">Avril 2027</w:t>
+            </w:r>
+          </w:p>
+        </w:tc>
+        <w:tc>
+          <w:tcPr>
+            <w:tcW w:type="dxa" w:w="4400"/>
+            <w:shd w:fill="EEF1F6" w:color="auto" w:val="clear"/>
+            <w:tcMar>
+              <w:top w:type="dxa" w:w="60"/>
+              <w:left w:type="dxa" w:w="90"/>
+              <w:bottom w:type="dxa" w:w="60"/>
+              <w:right w:type="dxa" w:w="90"/>
+            </w:tcMar>
+          </w:tcPr>
+          <w:p>
+            <w:pPr>
+              <w:spacing w:after="40"/>
+              <w:jc w:val="left"/>
+            </w:pPr>
+            <w:r>
+              <w:rPr>
+                <w:rFonts w:ascii="Inter" w:cs="Inter" w:eastAsia="Inter" w:hAnsi="Inter"/>
+              </w:rPr>
+              <w:t xml:space="preserve">Bilan de fin de période des 45 jours en entreprise</w:t>
+            </w:r>
+          </w:p>
+        </w:tc>
+        <w:tc>
+          <w:tcPr>
+            <w:tcW w:type="dxa" w:w="2838"/>
+            <w:shd w:fill="EEF1F6" w:color="auto" w:val="clear"/>
+            <w:tcMar>
+              <w:top w:type="dxa" w:w="60"/>
+              <w:left w:type="dxa" w:w="90"/>
+              <w:bottom w:type="dxa" w:w="60"/>
+              <w:right w:type="dxa" w:w="90"/>
+            </w:tcMar>
+          </w:tcPr>
+          <w:p>
+            <w:pPr>
+              <w:spacing w:after="40"/>
+              <w:jc w:val="left"/>
+            </w:pPr>
+            <w:r>
+              <w:rPr>
+                <w:rFonts w:ascii="Inter" w:cs="Inter" w:eastAsia="Inter" w:hAnsi="Inter"/>
+              </w:rPr>
+              <w:t xml:space="preserve">Formateur référent, apprenti, maître d’apprentissage</w:t>
+            </w:r>
+          </w:p>
+        </w:tc>
+      </w:tr>
+      <w:tr>
+        <w:trPr>
+          <w:cantSplit/>
+        </w:trPr>
+        <w:tc>
+          <w:tcPr>
+            <w:tcW w:type="dxa" w:w="2400"/>
+            <w:tcMar>
+              <w:top w:type="dxa" w:w="60"/>
+              <w:left w:type="dxa" w:w="90"/>
+              <w:bottom w:type="dxa" w:w="60"/>
+              <w:right w:type="dxa" w:w="90"/>
+            </w:tcMar>
+          </w:tcPr>
+          <w:p>
+            <w:pPr>
+              <w:spacing w:after="40"/>
+              <w:jc w:val="left"/>
+            </w:pPr>
+            <w:r>
+              <w:rPr>
+                <w:rFonts w:ascii="Inter" w:cs="Inter" w:eastAsia="Inter" w:hAnsi="Inter"/>
+              </w:rPr>
+              <w:t xml:space="preserve">Mai, août, novembre 2027, février 2028</w:t>
+            </w:r>
+          </w:p>
+        </w:tc>
+        <w:tc>
+          <w:tcPr>
+            <w:tcW w:type="dxa" w:w="4400"/>
+            <w:tcMar>
+              <w:top w:type="dxa" w:w="60"/>
+              <w:left w:type="dxa" w:w="90"/>
+              <w:bottom w:type="dxa" w:w="60"/>
+              <w:right w:type="dxa" w:w="90"/>
+            </w:tcMar>
+          </w:tcPr>
+          <w:p>
+            <w:pPr>
+              <w:spacing w:after="40"/>
+              <w:jc w:val="left"/>
+            </w:pPr>
+            <w:r>
+              <w:rPr>
+                <w:rFonts w:ascii="Inter" w:cs="Inter" w:eastAsia="Inter" w:hAnsi="Inter"/>
+              </w:rPr>
+              <w:t xml:space="preserve">Entretien trimestriel individuel : progression, livret, dossier professionnel, projet</w:t>
+            </w:r>
+          </w:p>
+        </w:tc>
+        <w:tc>
+          <w:tcPr>
+            <w:tcW w:type="dxa" w:w="2838"/>
+            <w:tcMar>
+              <w:top w:type="dxa" w:w="60"/>
+              <w:left w:type="dxa" w:w="90"/>
+              <w:bottom w:type="dxa" w:w="60"/>
+              <w:right w:type="dxa" w:w="90"/>
+            </w:tcMar>
+          </w:tcPr>
+          <w:p>
+            <w:pPr>
+              <w:spacing w:after="40"/>
+              <w:jc w:val="left"/>
+            </w:pPr>
+            <w:r>
+              <w:rPr>
+                <w:rFonts w:ascii="Inter" w:cs="Inter" w:eastAsia="Inter" w:hAnsi="Inter"/>
+              </w:rPr>
+              <w:t xml:space="preserve">Formateur référent, apprenti ; maître d’apprentissage associé</w:t>
+            </w:r>
+          </w:p>
+        </w:tc>
+      </w:tr>
+      <w:tr>
+        <w:trPr>
+          <w:cantSplit/>
+        </w:trPr>
+        <w:tc>
+          <w:tcPr>
+            <w:tcW w:type="dxa" w:w="2400"/>
+            <w:shd w:fill="EEF1F6" w:color="auto" w:val="clear"/>
+            <w:tcMar>
+              <w:top w:type="dxa" w:w="60"/>
+              <w:left w:type="dxa" w:w="90"/>
+              <w:bottom w:type="dxa" w:w="60"/>
+              <w:right w:type="dxa" w:w="90"/>
+            </w:tcMar>
+          </w:tcPr>
+          <w:p>
+            <w:pPr>
+              <w:spacing w:after="40"/>
+              <w:jc w:val="left"/>
+            </w:pPr>
+            <w:r>
+              <w:rPr>
+                <w:rFonts w:ascii="Inter" w:cs="Inter" w:eastAsia="Inter" w:hAnsi="Inter"/>
+              </w:rPr>
+              <w:t xml:space="preserve">Juin 2027</w:t>
+            </w:r>
+          </w:p>
+        </w:tc>
+        <w:tc>
+          <w:tcPr>
+            <w:tcW w:type="dxa" w:w="4400"/>
+            <w:shd w:fill="EEF1F6" w:color="auto" w:val="clear"/>
+            <w:tcMar>
+              <w:top w:type="dxa" w:w="60"/>
+              <w:left w:type="dxa" w:w="90"/>
+              <w:bottom w:type="dxa" w:w="60"/>
+              <w:right w:type="dxa" w:w="90"/>
+            </w:tcMar>
+          </w:tcPr>
+          <w:p>
+            <w:pPr>
+              <w:spacing w:after="40"/>
+              <w:jc w:val="left"/>
+            </w:pPr>
             <w:r>
               <w:rPr>
                 <w:rFonts w:ascii="Inter" w:cs="Inter" w:eastAsia="Inter" w:hAnsi="Inter"/>
                 <w:b/>
                 <w:bCs/>
               </w:rPr>
-              <w:t xml:space="preserve">convention de partenariat</w:t>
-            </w:r>
-            <w:r>
-              <w:rPr>
-                <w:rFonts w:ascii="Inter" w:cs="Inter" w:eastAsia="Inter" w:hAnsi="Inter"/>
-              </w:rPr>
-              <w:t xml:space="preserve"> </w:t>
-            </w:r>
+              <w:t xml:space="preserve">ECF du CCP 1</w:t>
+            </w:r>
+          </w:p>
+        </w:tc>
+        <w:tc>
+          <w:tcPr>
+            <w:tcW w:type="dxa" w:w="2838"/>
+            <w:shd w:fill="EEF1F6" w:color="auto" w:val="clear"/>
+            <w:tcMar>
+              <w:top w:type="dxa" w:w="60"/>
+              <w:left w:type="dxa" w:w="90"/>
+              <w:bottom w:type="dxa" w:w="60"/>
+              <w:right w:type="dxa" w:w="90"/>
+            </w:tcMar>
+          </w:tcPr>
+          <w:p>
+            <w:pPr>
+              <w:spacing w:after="40"/>
+              <w:jc w:val="left"/>
+            </w:pPr>
+            <w:r>
+              <w:rPr>
+                <w:rFonts w:ascii="Inter" w:cs="Inter" w:eastAsia="Inter" w:hAnsi="Inter"/>
+              </w:rPr>
+              <w:t xml:space="preserve">Formateur, professionnel extérieur si possible</w:t>
+            </w:r>
+          </w:p>
+        </w:tc>
+      </w:tr>
+      <w:tr>
+        <w:trPr>
+          <w:cantSplit/>
+        </w:trPr>
+        <w:tc>
+          <w:tcPr>
+            <w:tcW w:type="dxa" w:w="2400"/>
+            <w:tcMar>
+              <w:top w:type="dxa" w:w="60"/>
+              <w:left w:type="dxa" w:w="90"/>
+              <w:bottom w:type="dxa" w:w="60"/>
+              <w:right w:type="dxa" w:w="90"/>
+            </w:tcMar>
+          </w:tcPr>
+          <w:p>
+            <w:pPr>
+              <w:spacing w:after="40"/>
+              <w:jc w:val="left"/>
+            </w:pPr>
+            <w:r>
+              <w:rPr>
+                <w:rFonts w:ascii="Inter" w:cs="Inter" w:eastAsia="Inter" w:hAnsi="Inter"/>
+              </w:rPr>
+              <w:t xml:space="preserve">Octobre 2027</w:t>
+            </w:r>
+          </w:p>
+        </w:tc>
+        <w:tc>
+          <w:tcPr>
+            <w:tcW w:type="dxa" w:w="4400"/>
+            <w:tcMar>
+              <w:top w:type="dxa" w:w="60"/>
+              <w:left w:type="dxa" w:w="90"/>
+              <w:bottom w:type="dxa" w:w="60"/>
+              <w:right w:type="dxa" w:w="90"/>
+            </w:tcMar>
+          </w:tcPr>
+          <w:p>
+            <w:pPr>
+              <w:spacing w:after="40"/>
+              <w:jc w:val="left"/>
+            </w:pPr>
             <w:r>
               <w:rPr>
                 <w:rFonts w:ascii="Inter" w:cs="Inter" w:eastAsia="Inter" w:hAnsi="Inter"/>
                 <w:b/>
                 <w:bCs/>
-                <w:highlight w:val="yellow"/>
-                <w:highlightCs w:val="yellow"/>
-              </w:rPr>
-              <w:t xml:space="preserve">[à signer et à joindre]</w:t>
-            </w:r>
-            <w:r>
-              <w:rPr>
-                <w:rFonts w:ascii="Inter" w:cs="Inter" w:eastAsia="Inter" w:hAnsi="Inter"/>
-              </w:rPr>
-              <w:t xml:space="preserve">.</w:t>
+              </w:rPr>
+              <w:t xml:space="preserve">ECF du CCP 2</w:t>
+            </w:r>
+          </w:p>
+        </w:tc>
+        <w:tc>
+          <w:tcPr>
+            <w:tcW w:type="dxa" w:w="2838"/>
+            <w:tcMar>
+              <w:top w:type="dxa" w:w="60"/>
+              <w:left w:type="dxa" w:w="90"/>
+              <w:bottom w:type="dxa" w:w="60"/>
+              <w:right w:type="dxa" w:w="90"/>
+            </w:tcMar>
+          </w:tcPr>
+          <w:p>
+            <w:pPr>
+              <w:spacing w:after="40"/>
+              <w:jc w:val="left"/>
+            </w:pPr>
+            <w:r>
+              <w:rPr>
+                <w:rFonts w:ascii="Inter" w:cs="Inter" w:eastAsia="Inter" w:hAnsi="Inter"/>
+              </w:rPr>
+              <w:t xml:space="preserve">Formateur, professionnel extérieur si possible</w:t>
+            </w:r>
+          </w:p>
+        </w:tc>
+      </w:tr>
+      <w:tr>
+        <w:trPr>
+          <w:cantSplit/>
+        </w:trPr>
+        <w:tc>
+          <w:tcPr>
+            <w:tcW w:type="dxa" w:w="2400"/>
+            <w:shd w:fill="EEF1F6" w:color="auto" w:val="clear"/>
+            <w:tcMar>
+              <w:top w:type="dxa" w:w="60"/>
+              <w:left w:type="dxa" w:w="90"/>
+              <w:bottom w:type="dxa" w:w="60"/>
+              <w:right w:type="dxa" w:w="90"/>
+            </w:tcMar>
+          </w:tcPr>
+          <w:p>
+            <w:pPr>
+              <w:spacing w:after="40"/>
+              <w:jc w:val="left"/>
+            </w:pPr>
+            <w:r>
+              <w:rPr>
+                <w:rFonts w:ascii="Inter" w:cs="Inter" w:eastAsia="Inter" w:hAnsi="Inter"/>
+              </w:rPr>
+              <w:t xml:space="preserve">Janvier 2028</w:t>
+            </w:r>
+          </w:p>
+        </w:tc>
+        <w:tc>
+          <w:tcPr>
+            <w:tcW w:type="dxa" w:w="4400"/>
+            <w:shd w:fill="EEF1F6" w:color="auto" w:val="clear"/>
+            <w:tcMar>
+              <w:top w:type="dxa" w:w="60"/>
+              <w:left w:type="dxa" w:w="90"/>
+              <w:bottom w:type="dxa" w:w="60"/>
+              <w:right w:type="dxa" w:w="90"/>
+            </w:tcMar>
+          </w:tcPr>
+          <w:p>
+            <w:pPr>
+              <w:spacing w:after="40"/>
+              <w:jc w:val="left"/>
+            </w:pPr>
+            <w:r>
+              <w:rPr>
+                <w:rFonts w:ascii="Inter" w:cs="Inter" w:eastAsia="Inter" w:hAnsi="Inter"/>
+                <w:b/>
+                <w:bCs/>
+              </w:rPr>
+              <w:t xml:space="preserve">ECF du CCP 3</w:t>
+            </w:r>
+            <w:r>
+              <w:rPr>
+                <w:rFonts w:ascii="Inter" w:cs="Inter" w:eastAsia="Inter" w:hAnsi="Inter"/>
+              </w:rPr>
+              <w:t xml:space="preserve"> et </w:t>
+            </w:r>
+            <w:r>
+              <w:rPr>
+                <w:rFonts w:ascii="Inter" w:cs="Inter" w:eastAsia="Inter" w:hAnsi="Inter"/>
+                <w:b/>
+                <w:bCs/>
+              </w:rPr>
+              <w:t xml:space="preserve">examen blanc</w:t>
+            </w:r>
+            <w:r>
+              <w:rPr>
+                <w:rFonts w:ascii="Inter" w:cs="Inter" w:eastAsia="Inter" w:hAnsi="Inter"/>
+              </w:rPr>
+              <w:t xml:space="preserve"> dans les conditions de la session</w:t>
+            </w:r>
+          </w:p>
+        </w:tc>
+        <w:tc>
+          <w:tcPr>
+            <w:tcW w:type="dxa" w:w="2838"/>
+            <w:shd w:fill="EEF1F6" w:color="auto" w:val="clear"/>
+            <w:tcMar>
+              <w:top w:type="dxa" w:w="60"/>
+              <w:left w:type="dxa" w:w="90"/>
+              <w:bottom w:type="dxa" w:w="60"/>
+              <w:right w:type="dxa" w:w="90"/>
+            </w:tcMar>
+          </w:tcPr>
+          <w:p>
+            <w:pPr>
+              <w:spacing w:after="40"/>
+              <w:jc w:val="left"/>
+            </w:pPr>
+            <w:r>
+              <w:rPr>
+                <w:rFonts w:ascii="Inter" w:cs="Inter" w:eastAsia="Inter" w:hAnsi="Inter"/>
+              </w:rPr>
+              <w:t xml:space="preserve">Formateurs, professionnel extérieur</w:t>
+            </w:r>
+          </w:p>
+        </w:tc>
+      </w:tr>
+      <w:tr>
+        <w:trPr>
+          <w:cantSplit/>
+        </w:trPr>
+        <w:tc>
+          <w:tcPr>
+            <w:tcW w:type="dxa" w:w="2400"/>
+            <w:tcMar>
+              <w:top w:type="dxa" w:w="60"/>
+              <w:left w:type="dxa" w:w="90"/>
+              <w:bottom w:type="dxa" w:w="60"/>
+              <w:right w:type="dxa" w:w="90"/>
+            </w:tcMar>
+          </w:tcPr>
+          <w:p>
+            <w:pPr>
+              <w:spacing w:after="40"/>
+              <w:jc w:val="left"/>
+            </w:pPr>
+            <w:r>
+              <w:rPr>
+                <w:rFonts w:ascii="Inter" w:cs="Inter" w:eastAsia="Inter" w:hAnsi="Inter"/>
+              </w:rPr>
+              <w:t xml:space="preserve">Février 2028</w:t>
+            </w:r>
+          </w:p>
+        </w:tc>
+        <w:tc>
+          <w:tcPr>
+            <w:tcW w:type="dxa" w:w="4400"/>
+            <w:tcMar>
+              <w:top w:type="dxa" w:w="60"/>
+              <w:left w:type="dxa" w:w="90"/>
+              <w:bottom w:type="dxa" w:w="60"/>
+              <w:right w:type="dxa" w:w="90"/>
+            </w:tcMar>
+          </w:tcPr>
+          <w:p>
+            <w:pPr>
+              <w:spacing w:after="40"/>
+              <w:jc w:val="left"/>
+            </w:pPr>
+            <w:r>
+              <w:rPr>
+                <w:rFonts w:ascii="Inter" w:cs="Inter" w:eastAsia="Inter" w:hAnsi="Inter"/>
+                <w:b/>
+                <w:bCs/>
+              </w:rPr>
+              <w:t xml:space="preserve">Session de validation du titre</w:t>
+            </w:r>
+          </w:p>
+        </w:tc>
+        <w:tc>
+          <w:tcPr>
+            <w:tcW w:type="dxa" w:w="2838"/>
+            <w:tcMar>
+              <w:top w:type="dxa" w:w="60"/>
+              <w:left w:type="dxa" w:w="90"/>
+              <w:bottom w:type="dxa" w:w="60"/>
+              <w:right w:type="dxa" w:w="90"/>
+            </w:tcMar>
+          </w:tcPr>
+          <w:p>
+            <w:pPr>
+              <w:spacing w:after="40"/>
+              <w:jc w:val="left"/>
+            </w:pPr>
+            <w:r>
+              <w:rPr>
+                <w:rFonts w:ascii="Inter" w:cs="Inter" w:eastAsia="Inter" w:hAnsi="Inter"/>
+              </w:rPr>
+              <w:t xml:space="preserve">Jury de professionnels habilités, selon le règlement des sessions</w:t>
             </w:r>
           </w:p>
         </w:tc>
@@ -2221,6 +2620,170 @@
       <w:pPr>
         <w:spacing w:after="80"/>
       </w:pPr>
+    </w:p>
+    <w:p>
+      <w:pPr>
+        <w:pStyle w:val="Heading1"/>
+        <w:keepNext/>
+        <w:spacing w:after="140" w:before="300"/>
+      </w:pPr>
+      <w:r>
+        <w:rPr>
+          <w:rFonts w:ascii="Montserrat" w:cs="Montserrat" w:eastAsia="Montserrat" w:hAnsi="Montserrat"/>
+        </w:rPr>
+        <w:t xml:space="preserve">5. Communication des résultats et remédiation</w:t>
+      </w:r>
+    </w:p>
+    <w:p>
+      <w:pPr>
+        <w:pStyle w:val="ListParagraph"/>
+        <w:numPr>
+          <w:ilvl w:val="0"/>
+          <w:numId w:val="2"/>
+        </w:numPr>
+        <w:spacing w:after="60" w:line="276"/>
+        <w:jc w:val="both"/>
+      </w:pPr>
+      <w:r>
+        <w:rPr>
+          <w:rFonts w:ascii="Inter" w:cs="Inter" w:eastAsia="Inter" w:hAnsi="Inter"/>
+        </w:rPr>
+        <w:t xml:space="preserve">Retour individuel écrit après chaque évaluation formative significative et après chaque ECF.</w:t>
+      </w:r>
+    </w:p>
+    <w:p>
+      <w:pPr>
+        <w:pStyle w:val="ListParagraph"/>
+        <w:numPr>
+          <w:ilvl w:val="0"/>
+          <w:numId w:val="2"/>
+        </w:numPr>
+        <w:spacing w:after="60" w:line="276"/>
+        <w:jc w:val="both"/>
+      </w:pPr>
+      <w:r>
+        <w:rPr>
+          <w:rFonts w:ascii="Inter" w:cs="Inter" w:eastAsia="Inter" w:hAnsi="Inter"/>
+        </w:rPr>
+        <w:t xml:space="preserve">Relevé de progression trimestriel transmis à l’apprenti et à l’employeur (et aux représentants légaux pour les mineurs).</w:t>
+      </w:r>
+    </w:p>
+    <w:p>
+      <w:pPr>
+        <w:pStyle w:val="ListParagraph"/>
+        <w:numPr>
+          <w:ilvl w:val="0"/>
+          <w:numId w:val="2"/>
+        </w:numPr>
+        <w:spacing w:after="60" w:line="276"/>
+        <w:jc w:val="both"/>
+      </w:pPr>
+      <w:r>
+        <w:rPr>
+          <w:rFonts w:ascii="Inter" w:cs="Inter" w:eastAsia="Inter" w:hAnsi="Inter"/>
+        </w:rPr>
+        <w:t xml:space="preserve">Plan de remédiation individuel en cas de résultats insuffisants : soutien pendant les heures d’accompagnement individualisé, exercices complémentaires, missions ciblées en entreprise définies avec le maître d’apprentissage.</w:t>
+      </w:r>
+    </w:p>
+    <w:p>
+      <w:pPr>
+        <w:pStyle w:val="ListParagraph"/>
+        <w:numPr>
+          <w:ilvl w:val="0"/>
+          <w:numId w:val="2"/>
+        </w:numPr>
+        <w:spacing w:after="60" w:line="276"/>
+        <w:jc w:val="both"/>
+      </w:pPr>
+      <w:r>
+        <w:rPr>
+          <w:rFonts w:ascii="Inter" w:cs="Inter" w:eastAsia="Inter" w:hAnsi="Inter"/>
+        </w:rPr>
+        <w:t xml:space="preserve">Un apprenti qui n’obtient pas une ECF la repasse avant la session, dans les conditions prévues par le référentiel d’évaluation.</w:t>
+      </w:r>
+    </w:p>
+    <w:p>
+      <w:pPr>
+        <w:pStyle w:val="Heading1"/>
+        <w:keepNext/>
+        <w:spacing w:after="140" w:before="300"/>
+      </w:pPr>
+      <w:r>
+        <w:rPr>
+          <w:rFonts w:ascii="Montserrat" w:cs="Montserrat" w:eastAsia="Montserrat" w:hAnsi="Montserrat"/>
+        </w:rPr>
+        <w:t xml:space="preserve">6. Organisation de la session de validation</w:t>
+      </w:r>
+    </w:p>
+    <w:p>
+      <w:pPr>
+        <w:spacing w:after="120" w:line="288"/>
+        <w:jc w:val="both"/>
+      </w:pPr>
+      <w:r>
+        <w:rPr>
+          <w:rFonts w:ascii="Inter" w:cs="Inter" w:eastAsia="Inter" w:hAnsi="Inter"/>
+        </w:rPr>
+        <w:t xml:space="preserve">YEBA FORMATIONS demande à la DEETS La Réunion l’</w:t>
+      </w:r>
+      <w:r>
+        <w:rPr>
+          <w:rFonts w:ascii="Inter" w:cs="Inter" w:eastAsia="Inter" w:hAnsi="Inter"/>
+          <w:b/>
+          <w:bCs/>
+        </w:rPr>
+        <w:t xml:space="preserve">agrément</w:t>
+      </w:r>
+      <w:r>
+        <w:rPr>
+          <w:rFonts w:ascii="Inter" w:cs="Inter" w:eastAsia="Inter" w:hAnsi="Inter"/>
+        </w:rPr>
+        <w:t xml:space="preserve"> pour organiser la session de validation du titre MEM dans ses locaux. Le dossier est déposé au plus tard 6 mois avant la session, soit </w:t>
+      </w:r>
+      <w:r>
+        <w:rPr>
+          <w:rFonts w:ascii="Inter" w:cs="Inter" w:eastAsia="Inter" w:hAnsi="Inter"/>
+          <w:b/>
+          <w:bCs/>
+        </w:rPr>
+        <w:t xml:space="preserve">avant fin août 2027</w:t>
+      </w:r>
+      <w:r>
+        <w:rPr>
+          <w:rFonts w:ascii="Inter" w:cs="Inter" w:eastAsia="Inter" w:hAnsi="Inter"/>
+        </w:rPr>
+        <w:t xml:space="preserve"> ; YEBA FORMATIONS prévoit de le déposer </w:t>
+      </w:r>
+      <w:r>
+        <w:rPr>
+          <w:rFonts w:ascii="Inter" w:cs="Inter" w:eastAsia="Inter" w:hAnsi="Inter"/>
+          <w:b/>
+          <w:bCs/>
+        </w:rPr>
+        <w:t xml:space="preserve">dès le premier trimestre 2027</w:t>
+      </w:r>
+      <w:r>
+        <w:rPr>
+          <w:rFonts w:ascii="Inter" w:cs="Inter" w:eastAsia="Inter" w:hAnsi="Inter"/>
+        </w:rPr>
+        <w:t xml:space="preserve">. Si l’agrément n’est pas obtenu à temps, les apprentis seront présentés à une session organisée par un centre déjà agréé à La Réunion </w:t>
+      </w:r>
+      <w:r>
+        <w:rPr>
+          <w:rFonts w:ascii="Inter" w:cs="Inter" w:eastAsia="Inter" w:hAnsi="Inter"/>
+          <w:b/>
+          <w:bCs/>
+          <w:highlight w:val="yellow"/>
+          <w:highlightCs w:val="yellow"/>
+        </w:rPr>
+        <w:t xml:space="preserve">[centre à identifier]</w:t>
+      </w:r>
+      <w:r>
+        <w:rPr>
+          <w:rFonts w:ascii="Inter" w:cs="Inter" w:eastAsia="Inter" w:hAnsi="Inter"/>
+        </w:rPr>
+        <w:t xml:space="preserve">.</w:t>
+      </w:r>
     </w:p>
     <w:tbl>
       <w:tblPr>
@@ -2266,6 +2829,7 @@
           <w:p>
             <w:pPr>
               <w:spacing w:after="50"/>
+              <w:jc w:val="both"/>
             </w:pPr>
             <w:r>
               <w:rPr>
@@ -2289,7 +2853,7 @@
                 <w:highlight w:val="yellow"/>
                 <w:highlightCs w:val="yellow"/>
               </w:rPr>
-              <w:t xml:space="preserve">[à fixer selon les exigences du certificateur]</w:t>
+              <w:t xml:space="preserve">[à fixer selon les règles applicables aux sessions de validation]</w:t>
             </w:r>
             <w:r>
               <w:rPr>
@@ -2301,6 +2865,7 @@
           <w:p>
             <w:pPr>
               <w:spacing w:after="50"/>
+              <w:jc w:val="both"/>
             </w:pPr>
             <w:r>
               <w:rPr>

--- a/dossier-deets-apprentissage/word/06_Notice_evaluation_des_competences.docx
+++ b/dossier-deets-apprentissage/word/06_Notice_evaluation_des_competences.docx
@@ -4,29 +4,47 @@
   <w:body>
     <w:p>
       <w:pPr>
-        <w:spacing w:after="40"/>
-      </w:pPr>
-      <w:r>
-        <w:rPr>
-          <w:rFonts w:ascii="Montserrat" w:cs="Montserrat" w:eastAsia="Montserrat" w:hAnsi="Montserrat"/>
-          <w:b/>
-          <w:bCs/>
-          <w:color w:val="1B3A6B"/>
-          <w:sz w:val="40"/>
-          <w:szCs w:val="40"/>
-        </w:rPr>
-        <w:t xml:space="preserve">YEBA</w:t>
-      </w:r>
-      <w:r>
-        <w:rPr>
-          <w:rFonts w:ascii="Montserrat" w:cs="Montserrat" w:eastAsia="Montserrat" w:hAnsi="Montserrat"/>
-          <w:b/>
-          <w:bCs/>
-          <w:color w:val="C9AB4C"/>
-          <w:sz w:val="40"/>
-          <w:szCs w:val="40"/>
-        </w:rPr>
-        <w:t xml:space="preserve">  FORMATIONS</w:t>
+        <w:spacing w:after="80"/>
+      </w:pPr>
+      <w:r>
+        <w:drawing>
+          <wp:inline distT="0" distB="0" distL="0" distR="0">
+            <wp:extent cx="1143000" cy="971550"/>
+            <wp:effectExtent t="0" r="0" b="0" l="0"/>
+            <wp:docPr id="1" name="logo" descr="Logo YEBA FORMATIONS" title="Logo YEBA FORMATIONS"/>
+            <wp:cNvGraphicFramePr>
+              <a:graphicFrameLocks xmlns:a="http://schemas.openxmlformats.org/drawingml/2006/main" noChangeAspect="1"/>
+            </wp:cNvGraphicFramePr>
+            <a:graphic xmlns:a="http://schemas.openxmlformats.org/drawingml/2006/main">
+              <a:graphicData uri="http://schemas.openxmlformats.org/drawingml/2006/picture">
+                <pic:pic xmlns:pic="http://schemas.openxmlformats.org/drawingml/2006/picture">
+                  <pic:nvPicPr>
+                    <pic:cNvPr id="0" name="" descr=""/>
+                    <pic:cNvPicPr>
+                      <a:picLocks noChangeAspect="1" noChangeArrowheads="1"/>
+                    </pic:cNvPicPr>
+                  </pic:nvPicPr>
+                  <pic:blipFill>
+                    <a:blip r:embed="rId9" cstate="none"/>
+                    <a:srcRect/>
+                    <a:stretch>
+                      <a:fillRect/>
+                    </a:stretch>
+                  </pic:blipFill>
+                  <pic:spPr bwMode="auto">
+                    <a:xfrm>
+                      <a:off x="0" y="0"/>
+                      <a:ext cx="1143000" cy="971550"/>
+                    </a:xfrm>
+                    <a:prstGeom prst="rect">
+                      <a:avLst/>
+                    </a:prstGeom>
+                  </pic:spPr>
+                </pic:pic>
+              </a:graphicData>
+            </a:graphic>
+          </wp:inline>
+        </w:drawing>
       </w:r>
     </w:p>
     <w:p>
@@ -512,7 +530,7 @@
               <w:rPr>
                 <w:rFonts w:ascii="Inter" w:cs="Inter" w:eastAsia="Inter" w:hAnsi="Inter"/>
               </w:rPr>
-              <w:t xml:space="preserve">Aurélien LUMEKA, Directeur</w:t>
+              <w:t xml:space="preserve">Aurélien LUMEKA, Directeur — +262 693 32 24 45 — yebaformations@gmail.com</w:t>
             </w:r>
           </w:p>
         </w:tc>
@@ -565,7 +583,7 @@
               <w:rPr>
                 <w:rFonts w:ascii="Inter" w:cs="Inter" w:eastAsia="Inter" w:hAnsi="Inter"/>
               </w:rPr>
-              <w:t xml:space="preserve">Version 2 du 28/10/2026</w:t>
+              <w:t xml:space="preserve">Version 3 du 30/10/2026</w:t>
             </w:r>
           </w:p>
         </w:tc>

--- a/dossier-deets-apprentissage/word/06_Notice_evaluation_des_competences.docx
+++ b/dossier-deets-apprentissage/word/06_Notice_evaluation_des_competences.docx
@@ -455,7 +455,7 @@
               <w:rPr>
                 <w:rFonts w:ascii="Inter" w:cs="Inter" w:eastAsia="Inter" w:hAnsi="Inter"/>
               </w:rPr>
-              <w:t xml:space="preserve">Certification Qualiopi</w:t>
+              <w:t xml:space="preserve">Adresse administrative (courrier)</w:t>
             </w:r>
           </w:p>
         </w:tc>
@@ -473,13 +473,13 @@
           <w:p>
             <w:pPr>
               <w:spacing w:after="40"/>
-              <w:jc w:val="both"/>
-            </w:pPr>
-            <w:r>
-              <w:rPr>
-                <w:rFonts w:ascii="Inter" w:cs="Inter" w:eastAsia="Inter" w:hAnsi="Inter"/>
-              </w:rPr>
-              <w:t xml:space="preserve">n° 25FOR02027.1 (actions de formation). Extension à la catégorie « actions de formation par apprentissage » engagée : l’audit d’extension sera réalisé dès l’entrée en formation du premier apprenti (courriel de l’organisme certificateur du 14/10/2026).</w:t>
+              <w:jc w:val="left"/>
+            </w:pPr>
+            <w:r>
+              <w:rPr>
+                <w:rFonts w:ascii="Inter" w:cs="Inter" w:eastAsia="Inter" w:hAnsi="Inter"/>
+              </w:rPr>
+              <w:t xml:space="preserve">9 rue Françoise Châtelain, Bâtiment A, Entrée 1, Porte 0042, 97490 Saint-Denis</w:t>
             </w:r>
           </w:p>
         </w:tc>
@@ -507,7 +507,7 @@
               <w:rPr>
                 <w:rFonts w:ascii="Inter" w:cs="Inter" w:eastAsia="Inter" w:hAnsi="Inter"/>
               </w:rPr>
-              <w:t xml:space="preserve">Responsable</w:t>
+              <w:t xml:space="preserve">Certification Qualiopi</w:t>
             </w:r>
           </w:p>
         </w:tc>
@@ -524,13 +524,27 @@
           <w:p>
             <w:pPr>
               <w:spacing w:after="40"/>
-              <w:jc w:val="left"/>
-            </w:pPr>
-            <w:r>
-              <w:rPr>
-                <w:rFonts w:ascii="Inter" w:cs="Inter" w:eastAsia="Inter" w:hAnsi="Inter"/>
-              </w:rPr>
-              <w:t xml:space="preserve">Aurélien LUMEKA, Directeur — +262 693 32 24 45 — yebaformations@gmail.com</w:t>
+              <w:jc w:val="both"/>
+            </w:pPr>
+            <w:r>
+              <w:rPr>
+                <w:rFonts w:ascii="Inter" w:cs="Inter" w:eastAsia="Inter" w:hAnsi="Inter"/>
+              </w:rPr>
+              <w:t xml:space="preserve">n° 25FOR02027.1, délivrée par QUALITIA Certification, valable du 17/02/2026 au 16/02/2029. Catégories certifiées (art. L.6313-1 du Code du travail) : actions de formation, bilans de compétences, actions de validation des acquis de l’expérience et </w:t>
+            </w:r>
+            <w:r>
+              <w:rPr>
+                <w:rFonts w:ascii="Inter" w:cs="Inter" w:eastAsia="Inter" w:hAnsi="Inter"/>
+                <w:b/>
+                <w:bCs/>
+              </w:rPr>
+              <w:t xml:space="preserve">actions de formation par apprentissage</w:t>
+            </w:r>
+            <w:r>
+              <w:rPr>
+                <w:rFonts w:ascii="Inter" w:cs="Inter" w:eastAsia="Inter" w:hAnsi="Inter"/>
+              </w:rPr>
+              <w:t xml:space="preserve">.</w:t>
             </w:r>
           </w:p>
         </w:tc>
@@ -559,7 +573,7 @@
               <w:rPr>
                 <w:rFonts w:ascii="Inter" w:cs="Inter" w:eastAsia="Inter" w:hAnsi="Inter"/>
               </w:rPr>
-              <w:t xml:space="preserve">Version</w:t>
+              <w:t xml:space="preserve">Responsable</w:t>
             </w:r>
           </w:p>
         </w:tc>
@@ -583,7 +597,58 @@
               <w:rPr>
                 <w:rFonts w:ascii="Inter" w:cs="Inter" w:eastAsia="Inter" w:hAnsi="Inter"/>
               </w:rPr>
-              <w:t xml:space="preserve">Version 3 du 30/10/2026</w:t>
+              <w:t xml:space="preserve">Aurélien LUMEKA, Directeur — +262 693 32 24 45 — yebaformations@gmail.com</w:t>
+            </w:r>
+          </w:p>
+        </w:tc>
+      </w:tr>
+      <w:tr>
+        <w:trPr>
+          <w:cantSplit/>
+        </w:trPr>
+        <w:tc>
+          <w:tcPr>
+            <w:tcW w:type="dxa" w:w="2600"/>
+            <w:tcMar>
+              <w:top w:type="dxa" w:w="60"/>
+              <w:left w:type="dxa" w:w="90"/>
+              <w:bottom w:type="dxa" w:w="60"/>
+              <w:right w:type="dxa" w:w="90"/>
+            </w:tcMar>
+          </w:tcPr>
+          <w:p>
+            <w:pPr>
+              <w:spacing w:after="40"/>
+              <w:jc w:val="left"/>
+            </w:pPr>
+            <w:r>
+              <w:rPr>
+                <w:rFonts w:ascii="Inter" w:cs="Inter" w:eastAsia="Inter" w:hAnsi="Inter"/>
+              </w:rPr>
+              <w:t xml:space="preserve">Version</w:t>
+            </w:r>
+          </w:p>
+        </w:tc>
+        <w:tc>
+          <w:tcPr>
+            <w:tcW w:type="dxa" w:w="7038"/>
+            <w:tcMar>
+              <w:top w:type="dxa" w:w="60"/>
+              <w:left w:type="dxa" w:w="90"/>
+              <w:bottom w:type="dxa" w:w="60"/>
+              <w:right w:type="dxa" w:w="90"/>
+            </w:tcMar>
+          </w:tcPr>
+          <w:p>
+            <w:pPr>
+              <w:spacing w:after="40"/>
+              <w:jc w:val="left"/>
+            </w:pPr>
+            <w:r>
+              <w:rPr>
+                <w:rFonts w:ascii="Inter" w:cs="Inter" w:eastAsia="Inter" w:hAnsi="Inter"/>
+              </w:rPr>
+              <w:t xml:space="preserve">Version 4 du 30/10/2026</w:t>
             </w:r>
           </w:p>
         </w:tc>
@@ -1011,7 +1076,7 @@
               <w:rPr>
                 <w:rFonts w:ascii="Inter" w:cs="Inter" w:eastAsia="Inter" w:hAnsi="Inter"/>
               </w:rPr>
-              <w:t xml:space="preserve">Première semaine au CFA (mars 2027)</w:t>
+              <w:t xml:space="preserve">Premiers mardis de formation (2 et 9 mars 2027)</w:t>
             </w:r>
           </w:p>
         </w:tc>
@@ -1112,7 +1177,7 @@
               <w:rPr>
                 <w:rFonts w:ascii="Inter" w:cs="Inter" w:eastAsia="Inter" w:hAnsi="Inter"/>
               </w:rPr>
-              <w:t xml:space="preserve">Chaque semaine au CFA</w:t>
+              <w:t xml:space="preserve">Chaque mardi de cours</w:t>
             </w:r>
           </w:p>
         </w:tc>
@@ -1216,7 +1281,7 @@
       </w:tr>
       <w:tr>
         <w:trPr>
-          <w:cantSplit/>
+          <w:cantSplit w:val="false"/>
         </w:trPr>
         <w:tc>
           <w:tcPr>
@@ -1310,14 +1375,14 @@
               <w:rPr>
                 <w:rFonts w:ascii="Inter" w:cs="Inter" w:eastAsia="Inter" w:hAnsi="Inter"/>
               </w:rPr>
-              <w:t xml:space="preserve">Une ECF par CCP : juin 2027 (CCP 1), octobre 2027 (CCP 2), janvier 2028 (CCP 3)</w:t>
+              <w:t xml:space="preserve">Une ECF par CCP : mardi 29 juin 2027 (CCP 1), mardi 26 octobre 2027 (CCP 2), jeudi 27 janvier 2028 (CCP 3)</w:t>
             </w:r>
           </w:p>
         </w:tc>
       </w:tr>
       <w:tr>
         <w:trPr>
-          <w:cantSplit/>
+          <w:cantSplit w:val="false"/>
         </w:trPr>
         <w:tc>
           <w:tcPr>
@@ -1423,7 +1488,7 @@
               <w:rPr>
                 <w:rFonts w:ascii="Inter" w:cs="Inter" w:eastAsia="Inter" w:hAnsi="Inter"/>
               </w:rPr>
-              <w:t xml:space="preserve">Février 2028 </w:t>
+              <w:t xml:space="preserve">Semaine du 21 février 2028 </w:t>
             </w:r>
             <w:r>
               <w:rPr>
@@ -1439,7 +1504,7 @@
               <w:rPr>
                 <w:rFonts w:ascii="Inter" w:cs="Inter" w:eastAsia="Inter" w:hAnsi="Inter"/>
               </w:rPr>
-              <w:t xml:space="preserve">, précédée d’un examen blanc en janvier 2028</w:t>
+              <w:t xml:space="preserve">, précédée d’un examen blanc le vendredi 28 janvier 2028</w:t>
             </w:r>
           </w:p>
         </w:tc>
@@ -1927,7 +1992,7 @@
               <w:rPr>
                 <w:rFonts w:ascii="Inter" w:cs="Inter" w:eastAsia="Inter" w:hAnsi="Inter"/>
               </w:rPr>
-              <w:t xml:space="preserve">Dépôt du DP complet avant la session</w:t>
+              <w:t xml:space="preserve">Remise du DP complet le vendredi 11 février, pendant la semaine intensive n° 2</w:t>
             </w:r>
           </w:p>
         </w:tc>
@@ -1950,7 +2015,7 @@
               <w:rPr>
                 <w:rFonts w:ascii="Inter" w:cs="Inter" w:eastAsia="Inter" w:hAnsi="Inter"/>
               </w:rPr>
-              <w:t xml:space="preserve">Vérification de la conformité du dossier</w:t>
+              <w:t xml:space="preserve">Vérification de la conformité du dossier ; oraux blancs</w:t>
             </w:r>
           </w:p>
         </w:tc>
@@ -2101,7 +2166,7 @@
               <w:rPr>
                 <w:rFonts w:ascii="Inter" w:cs="Inter" w:eastAsia="Inter" w:hAnsi="Inter"/>
               </w:rPr>
-              <w:t xml:space="preserve">Mars 2027</w:t>
+              <w:t xml:space="preserve">Mardis 2 et 9 mars 2027</w:t>
             </w:r>
           </w:p>
         </w:tc>
@@ -2327,7 +2392,7 @@
               <w:rPr>
                 <w:rFonts w:ascii="Inter" w:cs="Inter" w:eastAsia="Inter" w:hAnsi="Inter"/>
               </w:rPr>
-              <w:t xml:space="preserve">Juin 2027</w:t>
+              <w:t xml:space="preserve">Mardi 29 juin 2027</w:t>
             </w:r>
           </w:p>
         </w:tc>
@@ -2405,7 +2470,7 @@
               <w:rPr>
                 <w:rFonts w:ascii="Inter" w:cs="Inter" w:eastAsia="Inter" w:hAnsi="Inter"/>
               </w:rPr>
-              <w:t xml:space="preserve">Octobre 2027</w:t>
+              <w:t xml:space="preserve">Mardi 26 octobre 2027</w:t>
             </w:r>
           </w:p>
         </w:tc>
@@ -2482,7 +2547,7 @@
               <w:rPr>
                 <w:rFonts w:ascii="Inter" w:cs="Inter" w:eastAsia="Inter" w:hAnsi="Inter"/>
               </w:rPr>
-              <w:t xml:space="preserve">Janvier 2028</w:t>
+              <w:t xml:space="preserve">Jeudi 27 et vendredi 28 janvier 2028 (semaine intensive n° 1)</w:t>
             </w:r>
           </w:p>
         </w:tc>
@@ -2580,7 +2645,7 @@
               <w:rPr>
                 <w:rFonts w:ascii="Inter" w:cs="Inter" w:eastAsia="Inter" w:hAnsi="Inter"/>
               </w:rPr>
-              <w:t xml:space="preserve">Février 2028</w:t>
+              <w:t xml:space="preserve">Semaine du 21 février 2028</w:t>
             </w:r>
           </w:p>
         </w:tc>
